--- a/docs/HUDANG_Spesifikasi_Teknis.docx
+++ b/docs/HUDANG_Spesifikasi_Teknis.docx
@@ -6820,6 +6820,981 @@
                 <w:sz w:val="17"/>
               </w:rPr>
               <w:t>Permintaan HTTP yang memuat konten berbahaya otomatis dialihkan ke antrean karantina dengan status respons kode 422 Unprocessable Entity, mencatat alamat IP klien dan User Agent ke log audit.</w:t>
+            </w:r>
+          </w:p>
+        </w:tc>
+      </w:tr>
+      <w:tr>
+        <w:tc>
+          <w:tcPr>
+            <w:tcW w:type="dxa" w:w="2268"/>
+            <w:shd w:fill="FFFFFF"/>
+            <w:tcMar>
+              <w:top w:w="70" w:type="dxa"/>
+              <w:bottom w:w="70" w:type="dxa"/>
+              <w:left w:w="100" w:type="dxa"/>
+              <w:right w:w="100" w:type="dxa"/>
+            </w:tcMar>
+          </w:tcPr>
+          <w:p>
+            <w:pPr>
+              <w:spacing w:before="0" w:after="80" w:line="276" w:lineRule="auto"/>
+              <w:jc w:val="center"/>
+            </w:pPr>
+            <w:r>
+              <w:rPr>
+                <w:rFonts w:ascii="Arial" w:hAnsi="Arial"/>
+                <w:color w:val="000000"/>
+                <w:sz w:val="17"/>
+              </w:rPr>
+              <w:t>FR-17</w:t>
+            </w:r>
+          </w:p>
+        </w:tc>
+        <w:tc>
+          <w:tcPr>
+            <w:tcW w:type="dxa" w:w="2268"/>
+            <w:shd w:fill="FFFFFF"/>
+            <w:tcMar>
+              <w:top w:w="70" w:type="dxa"/>
+              <w:bottom w:w="70" w:type="dxa"/>
+              <w:left w:w="100" w:type="dxa"/>
+              <w:right w:w="100" w:type="dxa"/>
+            </w:tcMar>
+          </w:tcPr>
+          <w:p>
+            <w:pPr>
+              <w:spacing w:before="0" w:after="80" w:line="276" w:lineRule="auto"/>
+              <w:jc w:val="left"/>
+            </w:pPr>
+            <w:r>
+              <w:rPr>
+                <w:rFonts w:ascii="Arial" w:hAnsi="Arial"/>
+                <w:color w:val="000000"/>
+                <w:sz w:val="17"/>
+              </w:rPr>
+              <w:t>Ingestion E-Aspirasi Terpadu &amp; Multi-Format Media Vault</w:t>
+            </w:r>
+          </w:p>
+        </w:tc>
+        <w:tc>
+          <w:tcPr>
+            <w:tcW w:type="dxa" w:w="2268"/>
+            <w:shd w:fill="FFFFFF"/>
+            <w:tcMar>
+              <w:top w:w="70" w:type="dxa"/>
+              <w:bottom w:w="70" w:type="dxa"/>
+              <w:left w:w="100" w:type="dxa"/>
+              <w:right w:w="100" w:type="dxa"/>
+            </w:tcMar>
+          </w:tcPr>
+          <w:p>
+            <w:pPr>
+              <w:spacing w:before="0" w:after="80" w:line="276" w:lineRule="auto"/>
+              <w:jc w:val="left"/>
+            </w:pPr>
+            <w:r>
+              <w:rPr>
+                <w:rFonts w:ascii="Arial" w:hAnsi="Arial"/>
+                <w:color w:val="000000"/>
+                <w:sz w:val="17"/>
+              </w:rPr>
+              <w:t>Memproses pengajuan usulan aspirasi masyarakat (Mandiri/Kelompok) berbasis NIK 16 digit, pemetaan wilayah dapil (I–XV), lokus kabupaten/kota, kecamatan, dan alamat fisik, serta mendukung pengunggahan berkas materi pendukung dokumen PDF dan video rekaman faktual (MP4/WebM/MOV) hingga 50 MB dengan deteksi tipe MIME aman.</w:t>
+            </w:r>
+          </w:p>
+        </w:tc>
+        <w:tc>
+          <w:tcPr>
+            <w:tcW w:type="dxa" w:w="2268"/>
+            <w:shd w:fill="FFFFFF"/>
+            <w:tcMar>
+              <w:top w:w="70" w:type="dxa"/>
+              <w:bottom w:w="70" w:type="dxa"/>
+              <w:left w:w="100" w:type="dxa"/>
+              <w:right w:w="100" w:type="dxa"/>
+            </w:tcMar>
+          </w:tcPr>
+          <w:p>
+            <w:pPr>
+              <w:spacing w:before="0" w:after="80" w:line="276" w:lineRule="auto"/>
+              <w:jc w:val="left"/>
+            </w:pPr>
+            <w:r>
+              <w:rPr>
+                <w:rFonts w:ascii="Arial" w:hAnsi="Arial"/>
+                <w:color w:val="000000"/>
+                <w:sz w:val="17"/>
+              </w:rPr>
+              <w:t xml:space="preserve">Mengembalikan kode status 201 Created dengan nomor registrasi tiket </w:t>
+            </w:r>
+            <w:r>
+              <w:rPr>
+                <w:rFonts w:ascii="Consolas" w:hAnsi="Consolas"/>
+                <w:color w:val="000000"/>
+                <w:sz w:val="16"/>
+              </w:rPr>
+              <w:t>ASP-YYYYMM-XXXXX</w:t>
+            </w:r>
+            <w:r>
+              <w:rPr>
+                <w:rFonts w:ascii="Arial" w:hAnsi="Arial"/>
+                <w:color w:val="000000"/>
+                <w:sz w:val="17"/>
+              </w:rPr>
+              <w:t xml:space="preserve">, menyimpan metadata berkas pada kolom </w:t>
+            </w:r>
+            <w:r>
+              <w:rPr>
+                <w:rFonts w:ascii="Consolas" w:hAnsi="Consolas"/>
+                <w:color w:val="000000"/>
+                <w:sz w:val="16"/>
+              </w:rPr>
+              <w:t>materiUrl</w:t>
+            </w:r>
+            <w:r>
+              <w:rPr>
+                <w:rFonts w:ascii="Arial" w:hAnsi="Arial"/>
+                <w:color w:val="000000"/>
+                <w:sz w:val="17"/>
+              </w:rPr>
+              <w:t xml:space="preserve">, </w:t>
+            </w:r>
+            <w:r>
+              <w:rPr>
+                <w:rFonts w:ascii="Consolas" w:hAnsi="Consolas"/>
+                <w:color w:val="000000"/>
+                <w:sz w:val="16"/>
+              </w:rPr>
+              <w:t>materiType</w:t>
+            </w:r>
+            <w:r>
+              <w:rPr>
+                <w:rFonts w:ascii="Arial" w:hAnsi="Arial"/>
+                <w:color w:val="000000"/>
+                <w:sz w:val="17"/>
+              </w:rPr>
+              <w:t xml:space="preserve">, </w:t>
+            </w:r>
+            <w:r>
+              <w:rPr>
+                <w:rFonts w:ascii="Consolas" w:hAnsi="Consolas"/>
+                <w:color w:val="000000"/>
+                <w:sz w:val="16"/>
+              </w:rPr>
+              <w:t>materiFileName</w:t>
+            </w:r>
+            <w:r>
+              <w:rPr>
+                <w:rFonts w:ascii="Arial" w:hAnsi="Arial"/>
+                <w:color w:val="000000"/>
+                <w:sz w:val="17"/>
+              </w:rPr>
+              <w:t xml:space="preserve">, dan </w:t>
+            </w:r>
+            <w:r>
+              <w:rPr>
+                <w:rFonts w:ascii="Consolas" w:hAnsi="Consolas"/>
+                <w:color w:val="000000"/>
+                <w:sz w:val="16"/>
+              </w:rPr>
+              <w:t>materiSize</w:t>
+            </w:r>
+            <w:r>
+              <w:rPr>
+                <w:rFonts w:ascii="Arial" w:hAnsi="Arial"/>
+                <w:color w:val="000000"/>
+                <w:sz w:val="17"/>
+              </w:rPr>
+              <w:t xml:space="preserve"> secara transaksional dalam waktu di bawah 300 milidetik.</w:t>
+            </w:r>
+          </w:p>
+        </w:tc>
+      </w:tr>
+      <w:tr>
+        <w:tc>
+          <w:tcPr>
+            <w:tcW w:type="dxa" w:w="2268"/>
+            <w:shd w:fill="F8FAFC"/>
+            <w:tcMar>
+              <w:top w:w="70" w:type="dxa"/>
+              <w:bottom w:w="70" w:type="dxa"/>
+              <w:left w:w="100" w:type="dxa"/>
+              <w:right w:w="100" w:type="dxa"/>
+            </w:tcMar>
+          </w:tcPr>
+          <w:p>
+            <w:pPr>
+              <w:spacing w:before="0" w:after="80" w:line="276" w:lineRule="auto"/>
+              <w:jc w:val="center"/>
+            </w:pPr>
+            <w:r>
+              <w:rPr>
+                <w:rFonts w:ascii="Arial" w:hAnsi="Arial"/>
+                <w:color w:val="000000"/>
+                <w:sz w:val="17"/>
+              </w:rPr>
+              <w:t>FR-18</w:t>
+            </w:r>
+          </w:p>
+        </w:tc>
+        <w:tc>
+          <w:tcPr>
+            <w:tcW w:type="dxa" w:w="2268"/>
+            <w:shd w:fill="F8FAFC"/>
+            <w:tcMar>
+              <w:top w:w="70" w:type="dxa"/>
+              <w:bottom w:w="70" w:type="dxa"/>
+              <w:left w:w="100" w:type="dxa"/>
+              <w:right w:w="100" w:type="dxa"/>
+            </w:tcMar>
+          </w:tcPr>
+          <w:p>
+            <w:pPr>
+              <w:spacing w:before="0" w:after="80" w:line="276" w:lineRule="auto"/>
+              <w:jc w:val="left"/>
+            </w:pPr>
+            <w:r>
+              <w:rPr>
+                <w:rFonts w:ascii="Arial" w:hAnsi="Arial"/>
+                <w:color w:val="000000"/>
+                <w:sz w:val="17"/>
+              </w:rPr>
+              <w:t>Generator Tanda Bukti E-Aspirasi &amp; QR Code Publik</w:t>
+            </w:r>
+          </w:p>
+        </w:tc>
+        <w:tc>
+          <w:tcPr>
+            <w:tcW w:type="dxa" w:w="2268"/>
+            <w:shd w:fill="F8FAFC"/>
+            <w:tcMar>
+              <w:top w:w="70" w:type="dxa"/>
+              <w:bottom w:w="70" w:type="dxa"/>
+              <w:left w:w="100" w:type="dxa"/>
+              <w:right w:w="100" w:type="dxa"/>
+            </w:tcMar>
+          </w:tcPr>
+          <w:p>
+            <w:pPr>
+              <w:spacing w:before="0" w:after="80" w:line="276" w:lineRule="auto"/>
+              <w:jc w:val="left"/>
+            </w:pPr>
+            <w:r>
+              <w:rPr>
+                <w:rFonts w:ascii="Arial" w:hAnsi="Arial"/>
+                <w:color w:val="000000"/>
+                <w:sz w:val="17"/>
+              </w:rPr>
+              <w:t>Menerbitkan dokumen tanda terima digital resmi berkepala surat Sekretariat DPRD Provinsi Jawa Barat yang memuat rincian identitas pemohon, nomor tiket registrasi resmi, stempel digital verifikasi kedinasan, dan QR Code publik beresolusi tinggi (vektor SVG/PNG) untuk pelacakan langsung.</w:t>
+            </w:r>
+          </w:p>
+        </w:tc>
+        <w:tc>
+          <w:tcPr>
+            <w:tcW w:type="dxa" w:w="2268"/>
+            <w:shd w:fill="F8FAFC"/>
+            <w:tcMar>
+              <w:top w:w="70" w:type="dxa"/>
+              <w:bottom w:w="70" w:type="dxa"/>
+              <w:left w:w="100" w:type="dxa"/>
+              <w:right w:w="100" w:type="dxa"/>
+            </w:tcMar>
+          </w:tcPr>
+          <w:p>
+            <w:pPr>
+              <w:spacing w:before="0" w:after="80" w:line="276" w:lineRule="auto"/>
+              <w:jc w:val="left"/>
+            </w:pPr>
+            <w:r>
+              <w:rPr>
+                <w:rFonts w:ascii="Arial" w:hAnsi="Arial"/>
+                <w:color w:val="000000"/>
+                <w:sz w:val="17"/>
+              </w:rPr>
+              <w:t xml:space="preserve">Dokumen tanda bukti dapat diunduh/dicetak instan dalam format standar A4, dan QR Code terverifikasi mengarahkan peramban secara presisi ke rute publik </w:t>
+            </w:r>
+            <w:r>
+              <w:rPr>
+                <w:rFonts w:ascii="Consolas" w:hAnsi="Consolas"/>
+                <w:color w:val="000000"/>
+                <w:sz w:val="16"/>
+              </w:rPr>
+              <w:t>/aspirasi/track/:ticketNumber</w:t>
+            </w:r>
+            <w:r>
+              <w:rPr>
+                <w:rFonts w:ascii="Arial" w:hAnsi="Arial"/>
+                <w:color w:val="000000"/>
+                <w:sz w:val="17"/>
+              </w:rPr>
+              <w:t xml:space="preserve"> dengan latensi pembuatan kode di bawah 50 milidetik.</w:t>
+            </w:r>
+          </w:p>
+        </w:tc>
+      </w:tr>
+      <w:tr>
+        <w:tc>
+          <w:tcPr>
+            <w:tcW w:type="dxa" w:w="2268"/>
+            <w:shd w:fill="FFFFFF"/>
+            <w:tcMar>
+              <w:top w:w="70" w:type="dxa"/>
+              <w:bottom w:w="70" w:type="dxa"/>
+              <w:left w:w="100" w:type="dxa"/>
+              <w:right w:w="100" w:type="dxa"/>
+            </w:tcMar>
+          </w:tcPr>
+          <w:p>
+            <w:pPr>
+              <w:spacing w:before="0" w:after="80" w:line="276" w:lineRule="auto"/>
+              <w:jc w:val="center"/>
+            </w:pPr>
+            <w:r>
+              <w:rPr>
+                <w:rFonts w:ascii="Arial" w:hAnsi="Arial"/>
+                <w:color w:val="000000"/>
+                <w:sz w:val="17"/>
+              </w:rPr>
+              <w:t>FR-19</w:t>
+            </w:r>
+          </w:p>
+        </w:tc>
+        <w:tc>
+          <w:tcPr>
+            <w:tcW w:type="dxa" w:w="2268"/>
+            <w:shd w:fill="FFFFFF"/>
+            <w:tcMar>
+              <w:top w:w="70" w:type="dxa"/>
+              <w:bottom w:w="70" w:type="dxa"/>
+              <w:left w:w="100" w:type="dxa"/>
+              <w:right w:w="100" w:type="dxa"/>
+            </w:tcMar>
+          </w:tcPr>
+          <w:p>
+            <w:pPr>
+              <w:spacing w:before="0" w:after="80" w:line="276" w:lineRule="auto"/>
+              <w:jc w:val="left"/>
+            </w:pPr>
+            <w:r>
+              <w:rPr>
+                <w:rFonts w:ascii="Arial" w:hAnsi="Arial"/>
+                <w:color w:val="000000"/>
+                <w:sz w:val="17"/>
+              </w:rPr>
+              <w:t>Public Open Tracking Engine 5 Tahapan Definitif</w:t>
+            </w:r>
+          </w:p>
+        </w:tc>
+        <w:tc>
+          <w:tcPr>
+            <w:tcW w:type="dxa" w:w="2268"/>
+            <w:shd w:fill="FFFFFF"/>
+            <w:tcMar>
+              <w:top w:w="70" w:type="dxa"/>
+              <w:bottom w:w="70" w:type="dxa"/>
+              <w:left w:w="100" w:type="dxa"/>
+              <w:right w:w="100" w:type="dxa"/>
+            </w:tcMar>
+          </w:tcPr>
+          <w:p>
+            <w:pPr>
+              <w:spacing w:before="0" w:after="80" w:line="276" w:lineRule="auto"/>
+              <w:jc w:val="left"/>
+            </w:pPr>
+            <w:r>
+              <w:rPr>
+                <w:rFonts w:ascii="Arial" w:hAnsi="Arial"/>
+                <w:color w:val="000000"/>
+                <w:sz w:val="17"/>
+              </w:rPr>
+              <w:t>Menyediakan rute pelacakan publik terbuka tanpa kewajiban autentikasi bagi warga, media, dan pemangku kepentingan untuk memantau siklus penanganan 5 tahapan definitif (</w:t>
+            </w:r>
+            <w:r>
+              <w:rPr>
+                <w:rFonts w:ascii="Arial" w:hAnsi="Arial"/>
+                <w:i/>
+                <w:color w:val="000000"/>
+                <w:sz w:val="17"/>
+              </w:rPr>
+              <w:t>Diajukan</w:t>
+            </w:r>
+            <w:r>
+              <w:rPr>
+                <w:rFonts w:ascii="Arial" w:hAnsi="Arial"/>
+                <w:color w:val="000000"/>
+                <w:sz w:val="17"/>
+              </w:rPr>
+              <w:t xml:space="preserve">, </w:t>
+            </w:r>
+            <w:r>
+              <w:rPr>
+                <w:rFonts w:ascii="Arial" w:hAnsi="Arial"/>
+                <w:i/>
+                <w:color w:val="000000"/>
+                <w:sz w:val="17"/>
+              </w:rPr>
+              <w:t>Verifikasi Administrasi</w:t>
+            </w:r>
+            <w:r>
+              <w:rPr>
+                <w:rFonts w:ascii="Arial" w:hAnsi="Arial"/>
+                <w:color w:val="000000"/>
+                <w:sz w:val="17"/>
+              </w:rPr>
+              <w:t xml:space="preserve">, </w:t>
+            </w:r>
+            <w:r>
+              <w:rPr>
+                <w:rFonts w:ascii="Arial" w:hAnsi="Arial"/>
+                <w:i/>
+                <w:color w:val="000000"/>
+                <w:sz w:val="17"/>
+              </w:rPr>
+              <w:t>Diteruskan ke Komisi/Fraksi</w:t>
+            </w:r>
+            <w:r>
+              <w:rPr>
+                <w:rFonts w:ascii="Arial" w:hAnsi="Arial"/>
+                <w:color w:val="000000"/>
+                <w:sz w:val="17"/>
+              </w:rPr>
+              <w:t xml:space="preserve">, </w:t>
+            </w:r>
+            <w:r>
+              <w:rPr>
+                <w:rFonts w:ascii="Arial" w:hAnsi="Arial"/>
+                <w:i/>
+                <w:color w:val="000000"/>
+                <w:sz w:val="17"/>
+              </w:rPr>
+              <w:t>Tindak Lanjut Lapangan/OPD</w:t>
+            </w:r>
+            <w:r>
+              <w:rPr>
+                <w:rFonts w:ascii="Arial" w:hAnsi="Arial"/>
+                <w:color w:val="000000"/>
+                <w:sz w:val="17"/>
+              </w:rPr>
+              <w:t xml:space="preserve">, </w:t>
+            </w:r>
+            <w:r>
+              <w:rPr>
+                <w:rFonts w:ascii="Arial" w:hAnsi="Arial"/>
+                <w:i/>
+                <w:color w:val="000000"/>
+                <w:sz w:val="17"/>
+              </w:rPr>
+              <w:t>Selesai</w:t>
+            </w:r>
+            <w:r>
+              <w:rPr>
+                <w:rFonts w:ascii="Arial" w:hAnsi="Arial"/>
+                <w:color w:val="000000"/>
+                <w:sz w:val="17"/>
+              </w:rPr>
+              <w:t xml:space="preserve"> / </w:t>
+            </w:r>
+            <w:r>
+              <w:rPr>
+                <w:rFonts w:ascii="Arial" w:hAnsi="Arial"/>
+                <w:i/>
+                <w:color w:val="000000"/>
+                <w:sz w:val="17"/>
+              </w:rPr>
+              <w:t>Ditolak</w:t>
+            </w:r>
+            <w:r>
+              <w:rPr>
+                <w:rFonts w:ascii="Arial" w:hAnsi="Arial"/>
+                <w:color w:val="000000"/>
+                <w:sz w:val="17"/>
+              </w:rPr>
+              <w:t>).</w:t>
+            </w:r>
+          </w:p>
+        </w:tc>
+        <w:tc>
+          <w:tcPr>
+            <w:tcW w:type="dxa" w:w="2268"/>
+            <w:shd w:fill="FFFFFF"/>
+            <w:tcMar>
+              <w:top w:w="70" w:type="dxa"/>
+              <w:bottom w:w="70" w:type="dxa"/>
+              <w:left w:w="100" w:type="dxa"/>
+              <w:right w:w="100" w:type="dxa"/>
+            </w:tcMar>
+          </w:tcPr>
+          <w:p>
+            <w:pPr>
+              <w:spacing w:before="0" w:after="80" w:line="276" w:lineRule="auto"/>
+              <w:jc w:val="left"/>
+            </w:pPr>
+            <w:r>
+              <w:rPr>
+                <w:rFonts w:ascii="Arial" w:hAnsi="Arial"/>
+                <w:color w:val="000000"/>
+                <w:sz w:val="17"/>
+              </w:rPr>
+              <w:t xml:space="preserve">Endpoint </w:t>
+            </w:r>
+            <w:r>
+              <w:rPr>
+                <w:rFonts w:ascii="Consolas" w:hAnsi="Consolas"/>
+                <w:color w:val="000000"/>
+                <w:sz w:val="16"/>
+              </w:rPr>
+              <w:t>/api/aspirasi/track/:ticketNumber</w:t>
+            </w:r>
+            <w:r>
+              <w:rPr>
+                <w:rFonts w:ascii="Arial" w:hAnsi="Arial"/>
+                <w:color w:val="000000"/>
+                <w:sz w:val="17"/>
+              </w:rPr>
+              <w:t xml:space="preserve"> mengembalikan payload publik dengan penyensoran data pribadi sesuai mandat UU PDP No. 27/2022, menyajikan stepper tahapan interaktif, penampil dokumen PDF, pemutar video, dan tanggapan dewan dalam waktu di bawah 150 milidetik.</w:t>
+            </w:r>
+          </w:p>
+        </w:tc>
+      </w:tr>
+      <w:tr>
+        <w:tc>
+          <w:tcPr>
+            <w:tcW w:type="dxa" w:w="2268"/>
+            <w:shd w:fill="F8FAFC"/>
+            <w:tcMar>
+              <w:top w:w="70" w:type="dxa"/>
+              <w:bottom w:w="70" w:type="dxa"/>
+              <w:left w:w="100" w:type="dxa"/>
+              <w:right w:w="100" w:type="dxa"/>
+            </w:tcMar>
+          </w:tcPr>
+          <w:p>
+            <w:pPr>
+              <w:spacing w:before="0" w:after="80" w:line="276" w:lineRule="auto"/>
+              <w:jc w:val="center"/>
+            </w:pPr>
+            <w:r>
+              <w:rPr>
+                <w:rFonts w:ascii="Arial" w:hAnsi="Arial"/>
+                <w:color w:val="000000"/>
+                <w:sz w:val="17"/>
+              </w:rPr>
+              <w:t>FR-20</w:t>
+            </w:r>
+          </w:p>
+        </w:tc>
+        <w:tc>
+          <w:tcPr>
+            <w:tcW w:type="dxa" w:w="2268"/>
+            <w:shd w:fill="F8FAFC"/>
+            <w:tcMar>
+              <w:top w:w="70" w:type="dxa"/>
+              <w:bottom w:w="70" w:type="dxa"/>
+              <w:left w:w="100" w:type="dxa"/>
+              <w:right w:w="100" w:type="dxa"/>
+            </w:tcMar>
+          </w:tcPr>
+          <w:p>
+            <w:pPr>
+              <w:spacing w:before="0" w:after="80" w:line="276" w:lineRule="auto"/>
+              <w:jc w:val="left"/>
+            </w:pPr>
+            <w:r>
+              <w:rPr>
+                <w:rFonts w:ascii="Arial" w:hAnsi="Arial"/>
+                <w:color w:val="000000"/>
+                <w:sz w:val="17"/>
+              </w:rPr>
+              <w:t>Pipeline Telaah Cerdas Tenaga Ahli (AI HUDANG Gemini)</w:t>
+            </w:r>
+          </w:p>
+        </w:tc>
+        <w:tc>
+          <w:tcPr>
+            <w:tcW w:type="dxa" w:w="2268"/>
+            <w:shd w:fill="F8FAFC"/>
+            <w:tcMar>
+              <w:top w:w="70" w:type="dxa"/>
+              <w:bottom w:w="70" w:type="dxa"/>
+              <w:left w:w="100" w:type="dxa"/>
+              <w:right w:w="100" w:type="dxa"/>
+            </w:tcMar>
+          </w:tcPr>
+          <w:p>
+            <w:pPr>
+              <w:spacing w:before="0" w:after="80" w:line="276" w:lineRule="auto"/>
+              <w:jc w:val="left"/>
+            </w:pPr>
+            <w:r>
+              <w:rPr>
+                <w:rFonts w:ascii="Arial" w:hAnsi="Arial"/>
+                <w:color w:val="000000"/>
+                <w:sz w:val="17"/>
+              </w:rPr>
+              <w:t>Menjalankan model inferensi kecerdasan buatan Gemini 2.5 Flash yang menelaah usulan secara multi-pilar (</w:t>
+            </w:r>
+            <w:r>
+              <w:rPr>
+                <w:rFonts w:ascii="Arial" w:hAnsi="Arial"/>
+                <w:i/>
+                <w:color w:val="000000"/>
+                <w:sz w:val="17"/>
+              </w:rPr>
+              <w:t>Identifikasi Proposal</w:t>
+            </w:r>
+            <w:r>
+              <w:rPr>
+                <w:rFonts w:ascii="Arial" w:hAnsi="Arial"/>
+                <w:color w:val="000000"/>
+                <w:sz w:val="17"/>
+              </w:rPr>
+              <w:t xml:space="preserve">, </w:t>
+            </w:r>
+            <w:r>
+              <w:rPr>
+                <w:rFonts w:ascii="Arial" w:hAnsi="Arial"/>
+                <w:i/>
+                <w:color w:val="000000"/>
+                <w:sz w:val="17"/>
+              </w:rPr>
+              <w:t>Telaah Administratif</w:t>
+            </w:r>
+            <w:r>
+              <w:rPr>
+                <w:rFonts w:ascii="Arial" w:hAnsi="Arial"/>
+                <w:color w:val="000000"/>
+                <w:sz w:val="17"/>
+              </w:rPr>
+              <w:t xml:space="preserve">, </w:t>
+            </w:r>
+            <w:r>
+              <w:rPr>
+                <w:rFonts w:ascii="Arial" w:hAnsi="Arial"/>
+                <w:i/>
+                <w:color w:val="000000"/>
+                <w:sz w:val="17"/>
+              </w:rPr>
+              <w:t>Telaah Substansi &amp; Urgensi Wilayah</w:t>
+            </w:r>
+            <w:r>
+              <w:rPr>
+                <w:rFonts w:ascii="Arial" w:hAnsi="Arial"/>
+                <w:color w:val="000000"/>
+                <w:sz w:val="17"/>
+              </w:rPr>
+              <w:t xml:space="preserve">, </w:t>
+            </w:r>
+            <w:r>
+              <w:rPr>
+                <w:rFonts w:ascii="Arial" w:hAnsi="Arial"/>
+                <w:i/>
+                <w:color w:val="000000"/>
+                <w:sz w:val="17"/>
+              </w:rPr>
+              <w:t>Catatan Klarifikasi</w:t>
+            </w:r>
+            <w:r>
+              <w:rPr>
+                <w:rFonts w:ascii="Arial" w:hAnsi="Arial"/>
+                <w:color w:val="000000"/>
+                <w:sz w:val="17"/>
+              </w:rPr>
+              <w:t xml:space="preserve">, dan </w:t>
+            </w:r>
+            <w:r>
+              <w:rPr>
+                <w:rFonts w:ascii="Arial" w:hAnsi="Arial"/>
+                <w:i/>
+                <w:color w:val="000000"/>
+                <w:sz w:val="17"/>
+              </w:rPr>
+              <w:t>Rekomendasi Disposisi Kedewanan</w:t>
+            </w:r>
+            <w:r>
+              <w:rPr>
+                <w:rFonts w:ascii="Arial" w:hAnsi="Arial"/>
+                <w:color w:val="000000"/>
+                <w:sz w:val="17"/>
+              </w:rPr>
+              <w:t>) serta memformat keluaran ke dalam komponen antarmuka responsif (</w:t>
+            </w:r>
+            <w:r>
+              <w:rPr>
+                <w:rFonts w:ascii="Consolas" w:hAnsi="Consolas"/>
+                <w:color w:val="000000"/>
+                <w:sz w:val="16"/>
+              </w:rPr>
+              <w:t>FormattedAiAnalysis</w:t>
+            </w:r>
+            <w:r>
+              <w:rPr>
+                <w:rFonts w:ascii="Arial" w:hAnsi="Arial"/>
+                <w:color w:val="000000"/>
+                <w:sz w:val="17"/>
+              </w:rPr>
+              <w:t>).</w:t>
+            </w:r>
+          </w:p>
+        </w:tc>
+        <w:tc>
+          <w:tcPr>
+            <w:tcW w:type="dxa" w:w="2268"/>
+            <w:shd w:fill="F8FAFC"/>
+            <w:tcMar>
+              <w:top w:w="70" w:type="dxa"/>
+              <w:bottom w:w="70" w:type="dxa"/>
+              <w:left w:w="100" w:type="dxa"/>
+              <w:right w:w="100" w:type="dxa"/>
+            </w:tcMar>
+          </w:tcPr>
+          <w:p>
+            <w:pPr>
+              <w:spacing w:before="0" w:after="80" w:line="276" w:lineRule="auto"/>
+              <w:jc w:val="left"/>
+            </w:pPr>
+            <w:r>
+              <w:rPr>
+                <w:rFonts w:ascii="Arial" w:hAnsi="Arial"/>
+                <w:color w:val="000000"/>
+                <w:sz w:val="17"/>
+              </w:rPr>
+              <w:t xml:space="preserve">Inferensi AI selesai dalam waktu di bawah 15 detik, menyimpan naskah telaah pada kolom </w:t>
+            </w:r>
+            <w:r>
+              <w:rPr>
+                <w:rFonts w:ascii="Consolas" w:hAnsi="Consolas"/>
+                <w:color w:val="000000"/>
+                <w:sz w:val="16"/>
+              </w:rPr>
+              <w:t>aiAnalysis</w:t>
+            </w:r>
+            <w:r>
+              <w:rPr>
+                <w:rFonts w:ascii="Arial" w:hAnsi="Arial"/>
+                <w:color w:val="000000"/>
+                <w:sz w:val="17"/>
+              </w:rPr>
+              <w:t xml:space="preserve">, menetapkan ringkasan rekomendasi pada </w:t>
+            </w:r>
+            <w:r>
+              <w:rPr>
+                <w:rFonts w:ascii="Consolas" w:hAnsi="Consolas"/>
+                <w:color w:val="000000"/>
+                <w:sz w:val="16"/>
+              </w:rPr>
+              <w:t>aiRecommendation</w:t>
+            </w:r>
+            <w:r>
+              <w:rPr>
+                <w:rFonts w:ascii="Arial" w:hAnsi="Arial"/>
+                <w:color w:val="000000"/>
+                <w:sz w:val="17"/>
+              </w:rPr>
+              <w:t>, dan menampilkan card tematik berwarna dinamis serta pill badges pada portal administrasi dan pelacakan publik.</w:t>
+            </w:r>
+          </w:p>
+        </w:tc>
+      </w:tr>
+      <w:tr>
+        <w:tc>
+          <w:tcPr>
+            <w:tcW w:type="dxa" w:w="2268"/>
+            <w:shd w:fill="FFFFFF"/>
+            <w:tcMar>
+              <w:top w:w="70" w:type="dxa"/>
+              <w:bottom w:w="70" w:type="dxa"/>
+              <w:left w:w="100" w:type="dxa"/>
+              <w:right w:w="100" w:type="dxa"/>
+            </w:tcMar>
+          </w:tcPr>
+          <w:p>
+            <w:pPr>
+              <w:spacing w:before="0" w:after="80" w:line="276" w:lineRule="auto"/>
+              <w:jc w:val="center"/>
+            </w:pPr>
+            <w:r>
+              <w:rPr>
+                <w:rFonts w:ascii="Arial" w:hAnsi="Arial"/>
+                <w:color w:val="000000"/>
+                <w:sz w:val="17"/>
+              </w:rPr>
+              <w:t>FR-21</w:t>
+            </w:r>
+          </w:p>
+        </w:tc>
+        <w:tc>
+          <w:tcPr>
+            <w:tcW w:type="dxa" w:w="2268"/>
+            <w:shd w:fill="FFFFFF"/>
+            <w:tcMar>
+              <w:top w:w="70" w:type="dxa"/>
+              <w:bottom w:w="70" w:type="dxa"/>
+              <w:left w:w="100" w:type="dxa"/>
+              <w:right w:w="100" w:type="dxa"/>
+            </w:tcMar>
+          </w:tcPr>
+          <w:p>
+            <w:pPr>
+              <w:spacing w:before="0" w:after="80" w:line="276" w:lineRule="auto"/>
+              <w:jc w:val="left"/>
+            </w:pPr>
+            <w:r>
+              <w:rPr>
+                <w:rFonts w:ascii="Arial" w:hAnsi="Arial"/>
+                <w:color w:val="000000"/>
+                <w:sz w:val="17"/>
+              </w:rPr>
+              <w:t>Modul Tanggapan Kedewanan &amp; Disposisi Komisi</w:t>
+            </w:r>
+          </w:p>
+        </w:tc>
+        <w:tc>
+          <w:tcPr>
+            <w:tcW w:type="dxa" w:w="2268"/>
+            <w:shd w:fill="FFFFFF"/>
+            <w:tcMar>
+              <w:top w:w="70" w:type="dxa"/>
+              <w:bottom w:w="70" w:type="dxa"/>
+              <w:left w:w="100" w:type="dxa"/>
+              <w:right w:w="100" w:type="dxa"/>
+            </w:tcMar>
+          </w:tcPr>
+          <w:p>
+            <w:pPr>
+              <w:spacing w:before="0" w:after="80" w:line="276" w:lineRule="auto"/>
+              <w:jc w:val="left"/>
+            </w:pPr>
+            <w:r>
+              <w:rPr>
+                <w:rFonts w:ascii="Arial" w:hAnsi="Arial"/>
+                <w:color w:val="000000"/>
+                <w:sz w:val="17"/>
+              </w:rPr>
+              <w:t>Memfasilitasi pimpinan/anggota DPRD serta staf komisi untuk meninjau materi berkas dan hasil telaah AI, memberikan catatan tanggapan resmi kedewanan berstempel digital, serta mengunggah surat balasan/disposisi resmi komisi untuk diunduh pemohon.</w:t>
+            </w:r>
+          </w:p>
+        </w:tc>
+        <w:tc>
+          <w:tcPr>
+            <w:tcW w:type="dxa" w:w="2268"/>
+            <w:shd w:fill="FFFFFF"/>
+            <w:tcMar>
+              <w:top w:w="70" w:type="dxa"/>
+              <w:bottom w:w="70" w:type="dxa"/>
+              <w:left w:w="100" w:type="dxa"/>
+              <w:right w:w="100" w:type="dxa"/>
+            </w:tcMar>
+          </w:tcPr>
+          <w:p>
+            <w:pPr>
+              <w:spacing w:before="0" w:after="80" w:line="276" w:lineRule="auto"/>
+              <w:jc w:val="left"/>
+            </w:pPr>
+            <w:r>
+              <w:rPr>
+                <w:rFonts w:ascii="Arial" w:hAnsi="Arial"/>
+                <w:color w:val="000000"/>
+                <w:sz w:val="17"/>
+              </w:rPr>
+              <w:t xml:space="preserve">Payload tanggapan memutakhirkan kolom </w:t>
+            </w:r>
+            <w:r>
+              <w:rPr>
+                <w:rFonts w:ascii="Consolas" w:hAnsi="Consolas"/>
+                <w:color w:val="000000"/>
+                <w:sz w:val="16"/>
+              </w:rPr>
+              <w:t>tanggapanDewan</w:t>
+            </w:r>
+            <w:r>
+              <w:rPr>
+                <w:rFonts w:ascii="Arial" w:hAnsi="Arial"/>
+                <w:color w:val="000000"/>
+                <w:sz w:val="17"/>
+              </w:rPr>
+              <w:t xml:space="preserve">, </w:t>
+            </w:r>
+            <w:r>
+              <w:rPr>
+                <w:rFonts w:ascii="Consolas" w:hAnsi="Consolas"/>
+                <w:color w:val="000000"/>
+                <w:sz w:val="16"/>
+              </w:rPr>
+              <w:t>tanggapanOleh</w:t>
+            </w:r>
+            <w:r>
+              <w:rPr>
+                <w:rFonts w:ascii="Arial" w:hAnsi="Arial"/>
+                <w:color w:val="000000"/>
+                <w:sz w:val="17"/>
+              </w:rPr>
+              <w:t xml:space="preserve">, </w:t>
+            </w:r>
+            <w:r>
+              <w:rPr>
+                <w:rFonts w:ascii="Consolas" w:hAnsi="Consolas"/>
+                <w:color w:val="000000"/>
+                <w:sz w:val="16"/>
+              </w:rPr>
+              <w:t>tanggapanAt</w:t>
+            </w:r>
+            <w:r>
+              <w:rPr>
+                <w:rFonts w:ascii="Arial" w:hAnsi="Arial"/>
+                <w:color w:val="000000"/>
+                <w:sz w:val="17"/>
+              </w:rPr>
+              <w:t xml:space="preserve">, dan </w:t>
+            </w:r>
+            <w:r>
+              <w:rPr>
+                <w:rFonts w:ascii="Consolas" w:hAnsi="Consolas"/>
+                <w:color w:val="000000"/>
+                <w:sz w:val="16"/>
+              </w:rPr>
+              <w:t>suratTanggapanUrl</w:t>
+            </w:r>
+            <w:r>
+              <w:rPr>
+                <w:rFonts w:ascii="Arial" w:hAnsi="Arial"/>
+                <w:color w:val="000000"/>
+                <w:sz w:val="17"/>
+              </w:rPr>
+              <w:t xml:space="preserve">, memicu pembaruan status ke </w:t>
+            </w:r>
+            <w:r>
+              <w:rPr>
+                <w:rFonts w:ascii="Arial" w:hAnsi="Arial"/>
+                <w:i/>
+                <w:color w:val="000000"/>
+                <w:sz w:val="17"/>
+              </w:rPr>
+              <w:t>Diteruskan ke Komisi/Fraksi</w:t>
+            </w:r>
+            <w:r>
+              <w:rPr>
+                <w:rFonts w:ascii="Arial" w:hAnsi="Arial"/>
+                <w:color w:val="000000"/>
+                <w:sz w:val="17"/>
+              </w:rPr>
+              <w:t xml:space="preserve"> atau </w:t>
+            </w:r>
+            <w:r>
+              <w:rPr>
+                <w:rFonts w:ascii="Arial" w:hAnsi="Arial"/>
+                <w:i/>
+                <w:color w:val="000000"/>
+                <w:sz w:val="17"/>
+              </w:rPr>
+              <w:t>Selesai</w:t>
+            </w:r>
+            <w:r>
+              <w:rPr>
+                <w:rFonts w:ascii="Arial" w:hAnsi="Arial"/>
+                <w:color w:val="000000"/>
+                <w:sz w:val="17"/>
+              </w:rPr>
+              <w:t>, serta dapat langsung diakses publik pada stepper rekam jejak.</w:t>
             </w:r>
           </w:p>
         </w:tc>
@@ -11823,14 +12798,17 @@
         </w:tblBorders>
       </w:tblPr>
       <w:tblGrid>
-        <w:gridCol w:w="1134"/>
-        <w:gridCol w:w="1134"/>
-        <w:gridCol w:w="1134"/>
-        <w:gridCol w:w="1134"/>
-        <w:gridCol w:w="1134"/>
-        <w:gridCol w:w="1134"/>
-        <w:gridCol w:w="1134"/>
-        <w:gridCol w:w="1134"/>
+        <w:gridCol w:w="825"/>
+        <w:gridCol w:w="825"/>
+        <w:gridCol w:w="825"/>
+        <w:gridCol w:w="825"/>
+        <w:gridCol w:w="825"/>
+        <w:gridCol w:w="825"/>
+        <w:gridCol w:w="825"/>
+        <w:gridCol w:w="825"/>
+        <w:gridCol w:w="825"/>
+        <w:gridCol w:w="825"/>
+        <w:gridCol w:w="825"/>
       </w:tblGrid>
       <w:tr>
         <w:trPr>
@@ -11865,7 +12843,7 @@
         </w:tc>
         <w:tc>
           <w:tcPr>
-            <w:tcW w:type="dxa" w:w="1173"/>
+            <w:tcW w:type="dxa" w:w="821"/>
             <w:shd w:fill="1E3A8A"/>
             <w:tcMar>
               <w:top w:w="100" w:type="dxa"/>
@@ -11892,7 +12870,7 @@
         </w:tc>
         <w:tc>
           <w:tcPr>
-            <w:tcW w:type="dxa" w:w="1173"/>
+            <w:tcW w:type="dxa" w:w="821"/>
             <w:shd w:fill="1E3A8A"/>
             <w:tcMar>
               <w:top w:w="100" w:type="dxa"/>
@@ -11919,7 +12897,7 @@
         </w:tc>
         <w:tc>
           <w:tcPr>
-            <w:tcW w:type="dxa" w:w="1173"/>
+            <w:tcW w:type="dxa" w:w="821"/>
             <w:shd w:fill="1E3A8A"/>
             <w:tcMar>
               <w:top w:w="100" w:type="dxa"/>
@@ -11946,7 +12924,7 @@
         </w:tc>
         <w:tc>
           <w:tcPr>
-            <w:tcW w:type="dxa" w:w="1173"/>
+            <w:tcW w:type="dxa" w:w="821"/>
             <w:shd w:fill="1E3A8A"/>
             <w:tcMar>
               <w:top w:w="100" w:type="dxa"/>
@@ -11973,7 +12951,7 @@
         </w:tc>
         <w:tc>
           <w:tcPr>
-            <w:tcW w:type="dxa" w:w="1173"/>
+            <w:tcW w:type="dxa" w:w="821"/>
             <w:shd w:fill="1E3A8A"/>
             <w:tcMar>
               <w:top w:w="100" w:type="dxa"/>
@@ -12000,7 +12978,7 @@
         </w:tc>
         <w:tc>
           <w:tcPr>
-            <w:tcW w:type="dxa" w:w="1173"/>
+            <w:tcW w:type="dxa" w:w="821"/>
             <w:shd w:fill="1E3A8A"/>
             <w:tcMar>
               <w:top w:w="100" w:type="dxa"/>
@@ -12026,7 +13004,7 @@
         </w:tc>
         <w:tc>
           <w:tcPr>
-            <w:tcW w:type="dxa" w:w="1173"/>
+            <w:tcW w:type="dxa" w:w="821"/>
             <w:shd w:fill="1E3A8A"/>
             <w:tcMar>
               <w:top w:w="100" w:type="dxa"/>
@@ -12050,6 +13028,84 @@
             </w:r>
           </w:p>
         </w:tc>
+        <w:tc>
+          <w:tcPr>
+            <w:tcW w:type="dxa" w:w="821"/>
+            <w:shd w:fill="1E3A8A"/>
+            <w:tcMar>
+              <w:top w:w="100" w:type="dxa"/>
+              <w:bottom w:w="100" w:type="dxa"/>
+              <w:left w:w="120" w:type="dxa"/>
+              <w:right w:w="120" w:type="dxa"/>
+            </w:tcMar>
+          </w:tcPr>
+          <w:p>
+            <w:pPr>
+              <w:spacing w:before="0" w:after="0" w:line="269" w:lineRule="auto"/>
+              <w:jc w:val="center"/>
+            </w:pPr>
+            <w:r>
+              <w:rPr>
+                <w:rFonts w:ascii="Arial" w:hAnsi="Arial"/>
+                <w:b/>
+                <w:color w:val="FFFFFF"/>
+                <w:sz w:val="17"/>
+              </w:rPr>
+            </w:r>
+          </w:p>
+        </w:tc>
+        <w:tc>
+          <w:tcPr>
+            <w:tcW w:type="dxa" w:w="821"/>
+            <w:shd w:fill="1E3A8A"/>
+            <w:tcMar>
+              <w:top w:w="100" w:type="dxa"/>
+              <w:bottom w:w="100" w:type="dxa"/>
+              <w:left w:w="120" w:type="dxa"/>
+              <w:right w:w="120" w:type="dxa"/>
+            </w:tcMar>
+          </w:tcPr>
+          <w:p>
+            <w:pPr>
+              <w:spacing w:before="0" w:after="0" w:line="269" w:lineRule="auto"/>
+              <w:jc w:val="center"/>
+            </w:pPr>
+            <w:r>
+              <w:rPr>
+                <w:rFonts w:ascii="Arial" w:hAnsi="Arial"/>
+                <w:b/>
+                <w:color w:val="FFFFFF"/>
+                <w:sz w:val="17"/>
+              </w:rPr>
+            </w:r>
+          </w:p>
+        </w:tc>
+        <w:tc>
+          <w:tcPr>
+            <w:tcW w:type="dxa" w:w="821"/>
+            <w:shd w:fill="1E3A8A"/>
+            <w:tcMar>
+              <w:top w:w="100" w:type="dxa"/>
+              <w:bottom w:w="100" w:type="dxa"/>
+              <w:left w:w="120" w:type="dxa"/>
+              <w:right w:w="120" w:type="dxa"/>
+            </w:tcMar>
+          </w:tcPr>
+          <w:p>
+            <w:pPr>
+              <w:spacing w:before="0" w:after="0" w:line="269" w:lineRule="auto"/>
+              <w:jc w:val="center"/>
+            </w:pPr>
+            <w:r>
+              <w:rPr>
+                <w:rFonts w:ascii="Arial" w:hAnsi="Arial"/>
+                <w:b/>
+                <w:color w:val="FFFFFF"/>
+                <w:sz w:val="17"/>
+              </w:rPr>
+            </w:r>
+          </w:p>
+        </w:tc>
       </w:tr>
       <w:tr>
         <w:tc>
@@ -12080,7 +13136,7 @@
         </w:tc>
         <w:tc>
           <w:tcPr>
-            <w:tcW w:type="dxa" w:w="1173"/>
+            <w:tcW w:type="dxa" w:w="821"/>
             <w:shd w:fill="FFFFFF"/>
             <w:tcMar>
               <w:top w:w="70" w:type="dxa"/>
@@ -12106,7 +13162,7 @@
         </w:tc>
         <w:tc>
           <w:tcPr>
-            <w:tcW w:type="dxa" w:w="1173"/>
+            <w:tcW w:type="dxa" w:w="821"/>
             <w:shd w:fill="FFFFFF"/>
             <w:tcMar>
               <w:top w:w="70" w:type="dxa"/>
@@ -12132,7 +13188,7 @@
         </w:tc>
         <w:tc>
           <w:tcPr>
-            <w:tcW w:type="dxa" w:w="1173"/>
+            <w:tcW w:type="dxa" w:w="821"/>
             <w:shd w:fill="FFFFFF"/>
             <w:tcMar>
               <w:top w:w="70" w:type="dxa"/>
@@ -12158,7 +13214,7 @@
         </w:tc>
         <w:tc>
           <w:tcPr>
-            <w:tcW w:type="dxa" w:w="1173"/>
+            <w:tcW w:type="dxa" w:w="821"/>
             <w:shd w:fill="FFFFFF"/>
             <w:tcMar>
               <w:top w:w="70" w:type="dxa"/>
@@ -12184,7 +13240,7 @@
         </w:tc>
         <w:tc>
           <w:tcPr>
-            <w:tcW w:type="dxa" w:w="1173"/>
+            <w:tcW w:type="dxa" w:w="821"/>
             <w:shd w:fill="FFFFFF"/>
             <w:tcMar>
               <w:top w:w="70" w:type="dxa"/>
@@ -12210,7 +13266,7 @@
         </w:tc>
         <w:tc>
           <w:tcPr>
-            <w:tcW w:type="dxa" w:w="1173"/>
+            <w:tcW w:type="dxa" w:w="821"/>
             <w:shd w:fill="FFFFFF"/>
             <w:tcMar>
               <w:top w:w="70" w:type="dxa"/>
@@ -12228,7 +13284,61 @@
         </w:tc>
         <w:tc>
           <w:tcPr>
-            <w:tcW w:type="dxa" w:w="1173"/>
+            <w:tcW w:type="dxa" w:w="821"/>
+            <w:shd w:fill="FFFFFF"/>
+            <w:tcMar>
+              <w:top w:w="70" w:type="dxa"/>
+              <w:bottom w:w="70" w:type="dxa"/>
+              <w:left w:w="100" w:type="dxa"/>
+              <w:right w:w="100" w:type="dxa"/>
+            </w:tcMar>
+          </w:tcPr>
+          <w:p>
+            <w:pPr>
+              <w:spacing w:before="0" w:after="80" w:line="276" w:lineRule="auto"/>
+              <w:jc w:val="left"/>
+            </w:pPr>
+          </w:p>
+        </w:tc>
+        <w:tc>
+          <w:tcPr>
+            <w:tcW w:type="dxa" w:w="821"/>
+            <w:shd w:fill="FFFFFF"/>
+            <w:tcMar>
+              <w:top w:w="70" w:type="dxa"/>
+              <w:bottom w:w="70" w:type="dxa"/>
+              <w:left w:w="100" w:type="dxa"/>
+              <w:right w:w="100" w:type="dxa"/>
+            </w:tcMar>
+          </w:tcPr>
+          <w:p>
+            <w:pPr>
+              <w:spacing w:before="0" w:after="80" w:line="276" w:lineRule="auto"/>
+              <w:jc w:val="left"/>
+            </w:pPr>
+          </w:p>
+        </w:tc>
+        <w:tc>
+          <w:tcPr>
+            <w:tcW w:type="dxa" w:w="821"/>
+            <w:shd w:fill="FFFFFF"/>
+            <w:tcMar>
+              <w:top w:w="70" w:type="dxa"/>
+              <w:bottom w:w="70" w:type="dxa"/>
+              <w:left w:w="100" w:type="dxa"/>
+              <w:right w:w="100" w:type="dxa"/>
+            </w:tcMar>
+          </w:tcPr>
+          <w:p>
+            <w:pPr>
+              <w:spacing w:before="0" w:after="80" w:line="276" w:lineRule="auto"/>
+              <w:jc w:val="left"/>
+            </w:pPr>
+          </w:p>
+        </w:tc>
+        <w:tc>
+          <w:tcPr>
+            <w:tcW w:type="dxa" w:w="821"/>
             <w:shd w:fill="FFFFFF"/>
             <w:tcMar>
               <w:top w:w="70" w:type="dxa"/>
@@ -12274,7 +13384,7 @@
         </w:tc>
         <w:tc>
           <w:tcPr>
-            <w:tcW w:type="dxa" w:w="1173"/>
+            <w:tcW w:type="dxa" w:w="821"/>
             <w:shd w:fill="F8FAFC"/>
             <w:tcMar>
               <w:top w:w="70" w:type="dxa"/>
@@ -12300,7 +13410,7 @@
         </w:tc>
         <w:tc>
           <w:tcPr>
-            <w:tcW w:type="dxa" w:w="1173"/>
+            <w:tcW w:type="dxa" w:w="821"/>
             <w:shd w:fill="F8FAFC"/>
             <w:tcMar>
               <w:top w:w="70" w:type="dxa"/>
@@ -12326,7 +13436,7 @@
         </w:tc>
         <w:tc>
           <w:tcPr>
-            <w:tcW w:type="dxa" w:w="1173"/>
+            <w:tcW w:type="dxa" w:w="821"/>
             <w:shd w:fill="F8FAFC"/>
             <w:tcMar>
               <w:top w:w="70" w:type="dxa"/>
@@ -12352,7 +13462,7 @@
         </w:tc>
         <w:tc>
           <w:tcPr>
-            <w:tcW w:type="dxa" w:w="1173"/>
+            <w:tcW w:type="dxa" w:w="821"/>
             <w:shd w:fill="F8FAFC"/>
             <w:tcMar>
               <w:top w:w="70" w:type="dxa"/>
@@ -12378,7 +13488,7 @@
         </w:tc>
         <w:tc>
           <w:tcPr>
-            <w:tcW w:type="dxa" w:w="1173"/>
+            <w:tcW w:type="dxa" w:w="821"/>
             <w:shd w:fill="F8FAFC"/>
             <w:tcMar>
               <w:top w:w="70" w:type="dxa"/>
@@ -12404,7 +13514,7 @@
         </w:tc>
         <w:tc>
           <w:tcPr>
-            <w:tcW w:type="dxa" w:w="1173"/>
+            <w:tcW w:type="dxa" w:w="821"/>
             <w:shd w:fill="F8FAFC"/>
             <w:tcMar>
               <w:top w:w="70" w:type="dxa"/>
@@ -12422,7 +13532,61 @@
         </w:tc>
         <w:tc>
           <w:tcPr>
-            <w:tcW w:type="dxa" w:w="1173"/>
+            <w:tcW w:type="dxa" w:w="821"/>
+            <w:shd w:fill="F8FAFC"/>
+            <w:tcMar>
+              <w:top w:w="70" w:type="dxa"/>
+              <w:bottom w:w="70" w:type="dxa"/>
+              <w:left w:w="100" w:type="dxa"/>
+              <w:right w:w="100" w:type="dxa"/>
+            </w:tcMar>
+          </w:tcPr>
+          <w:p>
+            <w:pPr>
+              <w:spacing w:before="0" w:after="80" w:line="276" w:lineRule="auto"/>
+              <w:jc w:val="left"/>
+            </w:pPr>
+          </w:p>
+        </w:tc>
+        <w:tc>
+          <w:tcPr>
+            <w:tcW w:type="dxa" w:w="821"/>
+            <w:shd w:fill="F8FAFC"/>
+            <w:tcMar>
+              <w:top w:w="70" w:type="dxa"/>
+              <w:bottom w:w="70" w:type="dxa"/>
+              <w:left w:w="100" w:type="dxa"/>
+              <w:right w:w="100" w:type="dxa"/>
+            </w:tcMar>
+          </w:tcPr>
+          <w:p>
+            <w:pPr>
+              <w:spacing w:before="0" w:after="80" w:line="276" w:lineRule="auto"/>
+              <w:jc w:val="left"/>
+            </w:pPr>
+          </w:p>
+        </w:tc>
+        <w:tc>
+          <w:tcPr>
+            <w:tcW w:type="dxa" w:w="821"/>
+            <w:shd w:fill="F8FAFC"/>
+            <w:tcMar>
+              <w:top w:w="70" w:type="dxa"/>
+              <w:bottom w:w="70" w:type="dxa"/>
+              <w:left w:w="100" w:type="dxa"/>
+              <w:right w:w="100" w:type="dxa"/>
+            </w:tcMar>
+          </w:tcPr>
+          <w:p>
+            <w:pPr>
+              <w:spacing w:before="0" w:after="80" w:line="276" w:lineRule="auto"/>
+              <w:jc w:val="left"/>
+            </w:pPr>
+          </w:p>
+        </w:tc>
+        <w:tc>
+          <w:tcPr>
+            <w:tcW w:type="dxa" w:w="821"/>
             <w:shd w:fill="F8FAFC"/>
             <w:tcMar>
               <w:top w:w="70" w:type="dxa"/>
@@ -12468,7 +13632,7 @@
         </w:tc>
         <w:tc>
           <w:tcPr>
-            <w:tcW w:type="dxa" w:w="1173"/>
+            <w:tcW w:type="dxa" w:w="821"/>
             <w:shd w:fill="FFFFFF"/>
             <w:tcMar>
               <w:top w:w="70" w:type="dxa"/>
@@ -12494,7 +13658,7 @@
         </w:tc>
         <w:tc>
           <w:tcPr>
-            <w:tcW w:type="dxa" w:w="1173"/>
+            <w:tcW w:type="dxa" w:w="821"/>
             <w:shd w:fill="FFFFFF"/>
             <w:tcMar>
               <w:top w:w="70" w:type="dxa"/>
@@ -12520,7 +13684,7 @@
         </w:tc>
         <w:tc>
           <w:tcPr>
-            <w:tcW w:type="dxa" w:w="1173"/>
+            <w:tcW w:type="dxa" w:w="821"/>
             <w:shd w:fill="FFFFFF"/>
             <w:tcMar>
               <w:top w:w="70" w:type="dxa"/>
@@ -12546,7 +13710,7 @@
         </w:tc>
         <w:tc>
           <w:tcPr>
-            <w:tcW w:type="dxa" w:w="1173"/>
+            <w:tcW w:type="dxa" w:w="821"/>
             <w:shd w:fill="FFFFFF"/>
             <w:tcMar>
               <w:top w:w="70" w:type="dxa"/>
@@ -12572,7 +13736,7 @@
         </w:tc>
         <w:tc>
           <w:tcPr>
-            <w:tcW w:type="dxa" w:w="1173"/>
+            <w:tcW w:type="dxa" w:w="821"/>
             <w:shd w:fill="FFFFFF"/>
             <w:tcMar>
               <w:top w:w="70" w:type="dxa"/>
@@ -12598,7 +13762,7 @@
         </w:tc>
         <w:tc>
           <w:tcPr>
-            <w:tcW w:type="dxa" w:w="1173"/>
+            <w:tcW w:type="dxa" w:w="821"/>
             <w:shd w:fill="FFFFFF"/>
             <w:tcMar>
               <w:top w:w="70" w:type="dxa"/>
@@ -12616,7 +13780,61 @@
         </w:tc>
         <w:tc>
           <w:tcPr>
-            <w:tcW w:type="dxa" w:w="1173"/>
+            <w:tcW w:type="dxa" w:w="821"/>
+            <w:shd w:fill="FFFFFF"/>
+            <w:tcMar>
+              <w:top w:w="70" w:type="dxa"/>
+              <w:bottom w:w="70" w:type="dxa"/>
+              <w:left w:w="100" w:type="dxa"/>
+              <w:right w:w="100" w:type="dxa"/>
+            </w:tcMar>
+          </w:tcPr>
+          <w:p>
+            <w:pPr>
+              <w:spacing w:before="0" w:after="80" w:line="276" w:lineRule="auto"/>
+              <w:jc w:val="left"/>
+            </w:pPr>
+          </w:p>
+        </w:tc>
+        <w:tc>
+          <w:tcPr>
+            <w:tcW w:type="dxa" w:w="821"/>
+            <w:shd w:fill="FFFFFF"/>
+            <w:tcMar>
+              <w:top w:w="70" w:type="dxa"/>
+              <w:bottom w:w="70" w:type="dxa"/>
+              <w:left w:w="100" w:type="dxa"/>
+              <w:right w:w="100" w:type="dxa"/>
+            </w:tcMar>
+          </w:tcPr>
+          <w:p>
+            <w:pPr>
+              <w:spacing w:before="0" w:after="80" w:line="276" w:lineRule="auto"/>
+              <w:jc w:val="left"/>
+            </w:pPr>
+          </w:p>
+        </w:tc>
+        <w:tc>
+          <w:tcPr>
+            <w:tcW w:type="dxa" w:w="821"/>
+            <w:shd w:fill="FFFFFF"/>
+            <w:tcMar>
+              <w:top w:w="70" w:type="dxa"/>
+              <w:bottom w:w="70" w:type="dxa"/>
+              <w:left w:w="100" w:type="dxa"/>
+              <w:right w:w="100" w:type="dxa"/>
+            </w:tcMar>
+          </w:tcPr>
+          <w:p>
+            <w:pPr>
+              <w:spacing w:before="0" w:after="80" w:line="276" w:lineRule="auto"/>
+              <w:jc w:val="left"/>
+            </w:pPr>
+          </w:p>
+        </w:tc>
+        <w:tc>
+          <w:tcPr>
+            <w:tcW w:type="dxa" w:w="821"/>
             <w:shd w:fill="FFFFFF"/>
             <w:tcMar>
               <w:top w:w="70" w:type="dxa"/>
@@ -12662,7 +13880,7 @@
         </w:tc>
         <w:tc>
           <w:tcPr>
-            <w:tcW w:type="dxa" w:w="1173"/>
+            <w:tcW w:type="dxa" w:w="821"/>
             <w:shd w:fill="F8FAFC"/>
             <w:tcMar>
               <w:top w:w="70" w:type="dxa"/>
@@ -12688,7 +13906,7 @@
         </w:tc>
         <w:tc>
           <w:tcPr>
-            <w:tcW w:type="dxa" w:w="1173"/>
+            <w:tcW w:type="dxa" w:w="821"/>
             <w:shd w:fill="F8FAFC"/>
             <w:tcMar>
               <w:top w:w="70" w:type="dxa"/>
@@ -12714,7 +13932,7 @@
         </w:tc>
         <w:tc>
           <w:tcPr>
-            <w:tcW w:type="dxa" w:w="1173"/>
+            <w:tcW w:type="dxa" w:w="821"/>
             <w:shd w:fill="F8FAFC"/>
             <w:tcMar>
               <w:top w:w="70" w:type="dxa"/>
@@ -12740,7 +13958,7 @@
         </w:tc>
         <w:tc>
           <w:tcPr>
-            <w:tcW w:type="dxa" w:w="1173"/>
+            <w:tcW w:type="dxa" w:w="821"/>
             <w:shd w:fill="F8FAFC"/>
             <w:tcMar>
               <w:top w:w="70" w:type="dxa"/>
@@ -12766,7 +13984,7 @@
         </w:tc>
         <w:tc>
           <w:tcPr>
-            <w:tcW w:type="dxa" w:w="1173"/>
+            <w:tcW w:type="dxa" w:w="821"/>
             <w:shd w:fill="F8FAFC"/>
             <w:tcMar>
               <w:top w:w="70" w:type="dxa"/>
@@ -12792,7 +14010,7 @@
         </w:tc>
         <w:tc>
           <w:tcPr>
-            <w:tcW w:type="dxa" w:w="1173"/>
+            <w:tcW w:type="dxa" w:w="821"/>
             <w:shd w:fill="F8FAFC"/>
             <w:tcMar>
               <w:top w:w="70" w:type="dxa"/>
@@ -12810,7 +14028,61 @@
         </w:tc>
         <w:tc>
           <w:tcPr>
-            <w:tcW w:type="dxa" w:w="1173"/>
+            <w:tcW w:type="dxa" w:w="821"/>
+            <w:shd w:fill="F8FAFC"/>
+            <w:tcMar>
+              <w:top w:w="70" w:type="dxa"/>
+              <w:bottom w:w="70" w:type="dxa"/>
+              <w:left w:w="100" w:type="dxa"/>
+              <w:right w:w="100" w:type="dxa"/>
+            </w:tcMar>
+          </w:tcPr>
+          <w:p>
+            <w:pPr>
+              <w:spacing w:before="0" w:after="80" w:line="276" w:lineRule="auto"/>
+              <w:jc w:val="left"/>
+            </w:pPr>
+          </w:p>
+        </w:tc>
+        <w:tc>
+          <w:tcPr>
+            <w:tcW w:type="dxa" w:w="821"/>
+            <w:shd w:fill="F8FAFC"/>
+            <w:tcMar>
+              <w:top w:w="70" w:type="dxa"/>
+              <w:bottom w:w="70" w:type="dxa"/>
+              <w:left w:w="100" w:type="dxa"/>
+              <w:right w:w="100" w:type="dxa"/>
+            </w:tcMar>
+          </w:tcPr>
+          <w:p>
+            <w:pPr>
+              <w:spacing w:before="0" w:after="80" w:line="276" w:lineRule="auto"/>
+              <w:jc w:val="left"/>
+            </w:pPr>
+          </w:p>
+        </w:tc>
+        <w:tc>
+          <w:tcPr>
+            <w:tcW w:type="dxa" w:w="821"/>
+            <w:shd w:fill="F8FAFC"/>
+            <w:tcMar>
+              <w:top w:w="70" w:type="dxa"/>
+              <w:bottom w:w="70" w:type="dxa"/>
+              <w:left w:w="100" w:type="dxa"/>
+              <w:right w:w="100" w:type="dxa"/>
+            </w:tcMar>
+          </w:tcPr>
+          <w:p>
+            <w:pPr>
+              <w:spacing w:before="0" w:after="80" w:line="276" w:lineRule="auto"/>
+              <w:jc w:val="left"/>
+            </w:pPr>
+          </w:p>
+        </w:tc>
+        <w:tc>
+          <w:tcPr>
+            <w:tcW w:type="dxa" w:w="821"/>
             <w:shd w:fill="F8FAFC"/>
             <w:tcMar>
               <w:top w:w="70" w:type="dxa"/>
@@ -12856,7 +14128,7 @@
         </w:tc>
         <w:tc>
           <w:tcPr>
-            <w:tcW w:type="dxa" w:w="1173"/>
+            <w:tcW w:type="dxa" w:w="821"/>
             <w:shd w:fill="FFFFFF"/>
             <w:tcMar>
               <w:top w:w="70" w:type="dxa"/>
@@ -12882,7 +14154,7 @@
         </w:tc>
         <w:tc>
           <w:tcPr>
-            <w:tcW w:type="dxa" w:w="1173"/>
+            <w:tcW w:type="dxa" w:w="821"/>
             <w:shd w:fill="FFFFFF"/>
             <w:tcMar>
               <w:top w:w="70" w:type="dxa"/>
@@ -12908,7 +14180,7 @@
         </w:tc>
         <w:tc>
           <w:tcPr>
-            <w:tcW w:type="dxa" w:w="1173"/>
+            <w:tcW w:type="dxa" w:w="821"/>
             <w:shd w:fill="FFFFFF"/>
             <w:tcMar>
               <w:top w:w="70" w:type="dxa"/>
@@ -12942,7 +14214,7 @@
         </w:tc>
         <w:tc>
           <w:tcPr>
-            <w:tcW w:type="dxa" w:w="1173"/>
+            <w:tcW w:type="dxa" w:w="821"/>
             <w:shd w:fill="FFFFFF"/>
             <w:tcMar>
               <w:top w:w="70" w:type="dxa"/>
@@ -12968,7 +14240,7 @@
         </w:tc>
         <w:tc>
           <w:tcPr>
-            <w:tcW w:type="dxa" w:w="1173"/>
+            <w:tcW w:type="dxa" w:w="821"/>
             <w:shd w:fill="FFFFFF"/>
             <w:tcMar>
               <w:top w:w="70" w:type="dxa"/>
@@ -12994,7 +14266,7 @@
         </w:tc>
         <w:tc>
           <w:tcPr>
-            <w:tcW w:type="dxa" w:w="1173"/>
+            <w:tcW w:type="dxa" w:w="821"/>
             <w:shd w:fill="FFFFFF"/>
             <w:tcMar>
               <w:top w:w="70" w:type="dxa"/>
@@ -13012,7 +14284,61 @@
         </w:tc>
         <w:tc>
           <w:tcPr>
-            <w:tcW w:type="dxa" w:w="1173"/>
+            <w:tcW w:type="dxa" w:w="821"/>
+            <w:shd w:fill="FFFFFF"/>
+            <w:tcMar>
+              <w:top w:w="70" w:type="dxa"/>
+              <w:bottom w:w="70" w:type="dxa"/>
+              <w:left w:w="100" w:type="dxa"/>
+              <w:right w:w="100" w:type="dxa"/>
+            </w:tcMar>
+          </w:tcPr>
+          <w:p>
+            <w:pPr>
+              <w:spacing w:before="0" w:after="80" w:line="276" w:lineRule="auto"/>
+              <w:jc w:val="left"/>
+            </w:pPr>
+          </w:p>
+        </w:tc>
+        <w:tc>
+          <w:tcPr>
+            <w:tcW w:type="dxa" w:w="821"/>
+            <w:shd w:fill="FFFFFF"/>
+            <w:tcMar>
+              <w:top w:w="70" w:type="dxa"/>
+              <w:bottom w:w="70" w:type="dxa"/>
+              <w:left w:w="100" w:type="dxa"/>
+              <w:right w:w="100" w:type="dxa"/>
+            </w:tcMar>
+          </w:tcPr>
+          <w:p>
+            <w:pPr>
+              <w:spacing w:before="0" w:after="80" w:line="276" w:lineRule="auto"/>
+              <w:jc w:val="left"/>
+            </w:pPr>
+          </w:p>
+        </w:tc>
+        <w:tc>
+          <w:tcPr>
+            <w:tcW w:type="dxa" w:w="821"/>
+            <w:shd w:fill="FFFFFF"/>
+            <w:tcMar>
+              <w:top w:w="70" w:type="dxa"/>
+              <w:bottom w:w="70" w:type="dxa"/>
+              <w:left w:w="100" w:type="dxa"/>
+              <w:right w:w="100" w:type="dxa"/>
+            </w:tcMar>
+          </w:tcPr>
+          <w:p>
+            <w:pPr>
+              <w:spacing w:before="0" w:after="80" w:line="276" w:lineRule="auto"/>
+              <w:jc w:val="left"/>
+            </w:pPr>
+          </w:p>
+        </w:tc>
+        <w:tc>
+          <w:tcPr>
+            <w:tcW w:type="dxa" w:w="821"/>
             <w:shd w:fill="FFFFFF"/>
             <w:tcMar>
               <w:top w:w="70" w:type="dxa"/>
@@ -13058,7 +14384,7 @@
         </w:tc>
         <w:tc>
           <w:tcPr>
-            <w:tcW w:type="dxa" w:w="1173"/>
+            <w:tcW w:type="dxa" w:w="821"/>
             <w:shd w:fill="F8FAFC"/>
             <w:tcMar>
               <w:top w:w="70" w:type="dxa"/>
@@ -13084,7 +14410,7 @@
         </w:tc>
         <w:tc>
           <w:tcPr>
-            <w:tcW w:type="dxa" w:w="1173"/>
+            <w:tcW w:type="dxa" w:w="821"/>
             <w:shd w:fill="F8FAFC"/>
             <w:tcMar>
               <w:top w:w="70" w:type="dxa"/>
@@ -13118,7 +14444,7 @@
         </w:tc>
         <w:tc>
           <w:tcPr>
-            <w:tcW w:type="dxa" w:w="1173"/>
+            <w:tcW w:type="dxa" w:w="821"/>
             <w:shd w:fill="F8FAFC"/>
             <w:tcMar>
               <w:top w:w="70" w:type="dxa"/>
@@ -13216,7 +14542,7 @@
         </w:tc>
         <w:tc>
           <w:tcPr>
-            <w:tcW w:type="dxa" w:w="1173"/>
+            <w:tcW w:type="dxa" w:w="821"/>
             <w:shd w:fill="F8FAFC"/>
             <w:tcMar>
               <w:top w:w="70" w:type="dxa"/>
@@ -13242,7 +14568,7 @@
         </w:tc>
         <w:tc>
           <w:tcPr>
-            <w:tcW w:type="dxa" w:w="1173"/>
+            <w:tcW w:type="dxa" w:w="821"/>
             <w:shd w:fill="F8FAFC"/>
             <w:tcMar>
               <w:top w:w="70" w:type="dxa"/>
@@ -13268,7 +14594,7 @@
         </w:tc>
         <w:tc>
           <w:tcPr>
-            <w:tcW w:type="dxa" w:w="1173"/>
+            <w:tcW w:type="dxa" w:w="821"/>
             <w:shd w:fill="F8FAFC"/>
             <w:tcMar>
               <w:top w:w="70" w:type="dxa"/>
@@ -13286,7 +14612,61 @@
         </w:tc>
         <w:tc>
           <w:tcPr>
-            <w:tcW w:type="dxa" w:w="1173"/>
+            <w:tcW w:type="dxa" w:w="821"/>
+            <w:shd w:fill="F8FAFC"/>
+            <w:tcMar>
+              <w:top w:w="70" w:type="dxa"/>
+              <w:bottom w:w="70" w:type="dxa"/>
+              <w:left w:w="100" w:type="dxa"/>
+              <w:right w:w="100" w:type="dxa"/>
+            </w:tcMar>
+          </w:tcPr>
+          <w:p>
+            <w:pPr>
+              <w:spacing w:before="0" w:after="80" w:line="276" w:lineRule="auto"/>
+              <w:jc w:val="left"/>
+            </w:pPr>
+          </w:p>
+        </w:tc>
+        <w:tc>
+          <w:tcPr>
+            <w:tcW w:type="dxa" w:w="821"/>
+            <w:shd w:fill="F8FAFC"/>
+            <w:tcMar>
+              <w:top w:w="70" w:type="dxa"/>
+              <w:bottom w:w="70" w:type="dxa"/>
+              <w:left w:w="100" w:type="dxa"/>
+              <w:right w:w="100" w:type="dxa"/>
+            </w:tcMar>
+          </w:tcPr>
+          <w:p>
+            <w:pPr>
+              <w:spacing w:before="0" w:after="80" w:line="276" w:lineRule="auto"/>
+              <w:jc w:val="left"/>
+            </w:pPr>
+          </w:p>
+        </w:tc>
+        <w:tc>
+          <w:tcPr>
+            <w:tcW w:type="dxa" w:w="821"/>
+            <w:shd w:fill="F8FAFC"/>
+            <w:tcMar>
+              <w:top w:w="70" w:type="dxa"/>
+              <w:bottom w:w="70" w:type="dxa"/>
+              <w:left w:w="100" w:type="dxa"/>
+              <w:right w:w="100" w:type="dxa"/>
+            </w:tcMar>
+          </w:tcPr>
+          <w:p>
+            <w:pPr>
+              <w:spacing w:before="0" w:after="80" w:line="276" w:lineRule="auto"/>
+              <w:jc w:val="left"/>
+            </w:pPr>
+          </w:p>
+        </w:tc>
+        <w:tc>
+          <w:tcPr>
+            <w:tcW w:type="dxa" w:w="821"/>
             <w:shd w:fill="F8FAFC"/>
             <w:tcMar>
               <w:top w:w="70" w:type="dxa"/>
@@ -13332,7 +14712,7 @@
         </w:tc>
         <w:tc>
           <w:tcPr>
-            <w:tcW w:type="dxa" w:w="1173"/>
+            <w:tcW w:type="dxa" w:w="821"/>
             <w:shd w:fill="FFFFFF"/>
             <w:tcMar>
               <w:top w:w="70" w:type="dxa"/>
@@ -13358,7 +14738,7 @@
         </w:tc>
         <w:tc>
           <w:tcPr>
-            <w:tcW w:type="dxa" w:w="1173"/>
+            <w:tcW w:type="dxa" w:w="821"/>
             <w:shd w:fill="FFFFFF"/>
             <w:tcMar>
               <w:top w:w="70" w:type="dxa"/>
@@ -13392,7 +14772,7 @@
         </w:tc>
         <w:tc>
           <w:tcPr>
-            <w:tcW w:type="dxa" w:w="1173"/>
+            <w:tcW w:type="dxa" w:w="821"/>
             <w:shd w:fill="FFFFFF"/>
             <w:tcMar>
               <w:top w:w="70" w:type="dxa"/>
@@ -13418,7 +14798,7 @@
         </w:tc>
         <w:tc>
           <w:tcPr>
-            <w:tcW w:type="dxa" w:w="1173"/>
+            <w:tcW w:type="dxa" w:w="821"/>
             <w:shd w:fill="FFFFFF"/>
             <w:tcMar>
               <w:top w:w="70" w:type="dxa"/>
@@ -13444,7 +14824,7 @@
         </w:tc>
         <w:tc>
           <w:tcPr>
-            <w:tcW w:type="dxa" w:w="1173"/>
+            <w:tcW w:type="dxa" w:w="821"/>
             <w:shd w:fill="FFFFFF"/>
             <w:tcMar>
               <w:top w:w="70" w:type="dxa"/>
@@ -13470,7 +14850,7 @@
         </w:tc>
         <w:tc>
           <w:tcPr>
-            <w:tcW w:type="dxa" w:w="1173"/>
+            <w:tcW w:type="dxa" w:w="821"/>
             <w:shd w:fill="FFFFFF"/>
             <w:tcMar>
               <w:top w:w="70" w:type="dxa"/>
@@ -13496,7 +14876,7 @@
         </w:tc>
         <w:tc>
           <w:tcPr>
-            <w:tcW w:type="dxa" w:w="1173"/>
+            <w:tcW w:type="dxa" w:w="821"/>
             <w:shd w:fill="FFFFFF"/>
             <w:tcMar>
               <w:top w:w="70" w:type="dxa"/>
@@ -13518,6 +14898,60 @@
               </w:rPr>
               <w:t>200 OK / 403 Forbidden</w:t>
             </w:r>
+          </w:p>
+        </w:tc>
+        <w:tc>
+          <w:tcPr>
+            <w:tcW w:type="dxa" w:w="821"/>
+            <w:shd w:fill="FFFFFF"/>
+            <w:tcMar>
+              <w:top w:w="70" w:type="dxa"/>
+              <w:bottom w:w="70" w:type="dxa"/>
+              <w:left w:w="100" w:type="dxa"/>
+              <w:right w:w="100" w:type="dxa"/>
+            </w:tcMar>
+          </w:tcPr>
+          <w:p>
+            <w:pPr>
+              <w:spacing w:before="0" w:after="80" w:line="276" w:lineRule="auto"/>
+              <w:jc w:val="left"/>
+            </w:pPr>
+          </w:p>
+        </w:tc>
+        <w:tc>
+          <w:tcPr>
+            <w:tcW w:type="dxa" w:w="821"/>
+            <w:shd w:fill="FFFFFF"/>
+            <w:tcMar>
+              <w:top w:w="70" w:type="dxa"/>
+              <w:bottom w:w="70" w:type="dxa"/>
+              <w:left w:w="100" w:type="dxa"/>
+              <w:right w:w="100" w:type="dxa"/>
+            </w:tcMar>
+          </w:tcPr>
+          <w:p>
+            <w:pPr>
+              <w:spacing w:before="0" w:after="80" w:line="276" w:lineRule="auto"/>
+              <w:jc w:val="left"/>
+            </w:pPr>
+          </w:p>
+        </w:tc>
+        <w:tc>
+          <w:tcPr>
+            <w:tcW w:type="dxa" w:w="821"/>
+            <w:shd w:fill="FFFFFF"/>
+            <w:tcMar>
+              <w:top w:w="70" w:type="dxa"/>
+              <w:bottom w:w="70" w:type="dxa"/>
+              <w:left w:w="100" w:type="dxa"/>
+              <w:right w:w="100" w:type="dxa"/>
+            </w:tcMar>
+          </w:tcPr>
+          <w:p>
+            <w:pPr>
+              <w:spacing w:before="0" w:after="80" w:line="276" w:lineRule="auto"/>
+              <w:jc w:val="left"/>
+            </w:pPr>
           </w:p>
         </w:tc>
       </w:tr>
@@ -13550,7 +14984,7 @@
         </w:tc>
         <w:tc>
           <w:tcPr>
-            <w:tcW w:type="dxa" w:w="1173"/>
+            <w:tcW w:type="dxa" w:w="821"/>
             <w:shd w:fill="F8FAFC"/>
             <w:tcMar>
               <w:top w:w="70" w:type="dxa"/>
@@ -13576,7 +15010,7 @@
         </w:tc>
         <w:tc>
           <w:tcPr>
-            <w:tcW w:type="dxa" w:w="1173"/>
+            <w:tcW w:type="dxa" w:w="821"/>
             <w:shd w:fill="F8FAFC"/>
             <w:tcMar>
               <w:top w:w="70" w:type="dxa"/>
@@ -13602,7 +15036,7 @@
         </w:tc>
         <w:tc>
           <w:tcPr>
-            <w:tcW w:type="dxa" w:w="1173"/>
+            <w:tcW w:type="dxa" w:w="821"/>
             <w:shd w:fill="F8FAFC"/>
             <w:tcMar>
               <w:top w:w="70" w:type="dxa"/>
@@ -13628,7 +15062,7 @@
         </w:tc>
         <w:tc>
           <w:tcPr>
-            <w:tcW w:type="dxa" w:w="1173"/>
+            <w:tcW w:type="dxa" w:w="821"/>
             <w:shd w:fill="F8FAFC"/>
             <w:tcMar>
               <w:top w:w="70" w:type="dxa"/>
@@ -13654,7 +15088,7 @@
         </w:tc>
         <w:tc>
           <w:tcPr>
-            <w:tcW w:type="dxa" w:w="1173"/>
+            <w:tcW w:type="dxa" w:w="821"/>
             <w:shd w:fill="F8FAFC"/>
             <w:tcMar>
               <w:top w:w="70" w:type="dxa"/>
@@ -13680,7 +15114,7 @@
         </w:tc>
         <w:tc>
           <w:tcPr>
-            <w:tcW w:type="dxa" w:w="1173"/>
+            <w:tcW w:type="dxa" w:w="821"/>
             <w:shd w:fill="F8FAFC"/>
             <w:tcMar>
               <w:top w:w="70" w:type="dxa"/>
@@ -13698,7 +15132,61 @@
         </w:tc>
         <w:tc>
           <w:tcPr>
-            <w:tcW w:type="dxa" w:w="1173"/>
+            <w:tcW w:type="dxa" w:w="821"/>
+            <w:shd w:fill="F8FAFC"/>
+            <w:tcMar>
+              <w:top w:w="70" w:type="dxa"/>
+              <w:bottom w:w="70" w:type="dxa"/>
+              <w:left w:w="100" w:type="dxa"/>
+              <w:right w:w="100" w:type="dxa"/>
+            </w:tcMar>
+          </w:tcPr>
+          <w:p>
+            <w:pPr>
+              <w:spacing w:before="0" w:after="80" w:line="276" w:lineRule="auto"/>
+              <w:jc w:val="left"/>
+            </w:pPr>
+          </w:p>
+        </w:tc>
+        <w:tc>
+          <w:tcPr>
+            <w:tcW w:type="dxa" w:w="821"/>
+            <w:shd w:fill="F8FAFC"/>
+            <w:tcMar>
+              <w:top w:w="70" w:type="dxa"/>
+              <w:bottom w:w="70" w:type="dxa"/>
+              <w:left w:w="100" w:type="dxa"/>
+              <w:right w:w="100" w:type="dxa"/>
+            </w:tcMar>
+          </w:tcPr>
+          <w:p>
+            <w:pPr>
+              <w:spacing w:before="0" w:after="80" w:line="276" w:lineRule="auto"/>
+              <w:jc w:val="left"/>
+            </w:pPr>
+          </w:p>
+        </w:tc>
+        <w:tc>
+          <w:tcPr>
+            <w:tcW w:type="dxa" w:w="821"/>
+            <w:shd w:fill="F8FAFC"/>
+            <w:tcMar>
+              <w:top w:w="70" w:type="dxa"/>
+              <w:bottom w:w="70" w:type="dxa"/>
+              <w:left w:w="100" w:type="dxa"/>
+              <w:right w:w="100" w:type="dxa"/>
+            </w:tcMar>
+          </w:tcPr>
+          <w:p>
+            <w:pPr>
+              <w:spacing w:before="0" w:after="80" w:line="276" w:lineRule="auto"/>
+              <w:jc w:val="left"/>
+            </w:pPr>
+          </w:p>
+        </w:tc>
+        <w:tc>
+          <w:tcPr>
+            <w:tcW w:type="dxa" w:w="821"/>
             <w:shd w:fill="F8FAFC"/>
             <w:tcMar>
               <w:top w:w="70" w:type="dxa"/>
@@ -13744,7 +15232,7 @@
         </w:tc>
         <w:tc>
           <w:tcPr>
-            <w:tcW w:type="dxa" w:w="1173"/>
+            <w:tcW w:type="dxa" w:w="821"/>
             <w:shd w:fill="FFFFFF"/>
             <w:tcMar>
               <w:top w:w="70" w:type="dxa"/>
@@ -13770,7 +15258,7 @@
         </w:tc>
         <w:tc>
           <w:tcPr>
-            <w:tcW w:type="dxa" w:w="1173"/>
+            <w:tcW w:type="dxa" w:w="821"/>
             <w:shd w:fill="FFFFFF"/>
             <w:tcMar>
               <w:top w:w="70" w:type="dxa"/>
@@ -13820,7 +15308,7 @@
         </w:tc>
         <w:tc>
           <w:tcPr>
-            <w:tcW w:type="dxa" w:w="1173"/>
+            <w:tcW w:type="dxa" w:w="821"/>
             <w:shd w:fill="FFFFFF"/>
             <w:tcMar>
               <w:top w:w="70" w:type="dxa"/>
@@ -13846,7 +15334,7 @@
         </w:tc>
         <w:tc>
           <w:tcPr>
-            <w:tcW w:type="dxa" w:w="1173"/>
+            <w:tcW w:type="dxa" w:w="821"/>
             <w:shd w:fill="FFFFFF"/>
             <w:tcMar>
               <w:top w:w="70" w:type="dxa"/>
@@ -13872,7 +15360,7 @@
         </w:tc>
         <w:tc>
           <w:tcPr>
-            <w:tcW w:type="dxa" w:w="1173"/>
+            <w:tcW w:type="dxa" w:w="821"/>
             <w:shd w:fill="FFFFFF"/>
             <w:tcMar>
               <w:top w:w="70" w:type="dxa"/>
@@ -13898,7 +15386,7 @@
         </w:tc>
         <w:tc>
           <w:tcPr>
-            <w:tcW w:type="dxa" w:w="1173"/>
+            <w:tcW w:type="dxa" w:w="821"/>
             <w:shd w:fill="FFFFFF"/>
             <w:tcMar>
               <w:top w:w="70" w:type="dxa"/>
@@ -13916,7 +15404,61 @@
         </w:tc>
         <w:tc>
           <w:tcPr>
-            <w:tcW w:type="dxa" w:w="1173"/>
+            <w:tcW w:type="dxa" w:w="821"/>
+            <w:shd w:fill="FFFFFF"/>
+            <w:tcMar>
+              <w:top w:w="70" w:type="dxa"/>
+              <w:bottom w:w="70" w:type="dxa"/>
+              <w:left w:w="100" w:type="dxa"/>
+              <w:right w:w="100" w:type="dxa"/>
+            </w:tcMar>
+          </w:tcPr>
+          <w:p>
+            <w:pPr>
+              <w:spacing w:before="0" w:after="80" w:line="276" w:lineRule="auto"/>
+              <w:jc w:val="left"/>
+            </w:pPr>
+          </w:p>
+        </w:tc>
+        <w:tc>
+          <w:tcPr>
+            <w:tcW w:type="dxa" w:w="821"/>
+            <w:shd w:fill="FFFFFF"/>
+            <w:tcMar>
+              <w:top w:w="70" w:type="dxa"/>
+              <w:bottom w:w="70" w:type="dxa"/>
+              <w:left w:w="100" w:type="dxa"/>
+              <w:right w:w="100" w:type="dxa"/>
+            </w:tcMar>
+          </w:tcPr>
+          <w:p>
+            <w:pPr>
+              <w:spacing w:before="0" w:after="80" w:line="276" w:lineRule="auto"/>
+              <w:jc w:val="left"/>
+            </w:pPr>
+          </w:p>
+        </w:tc>
+        <w:tc>
+          <w:tcPr>
+            <w:tcW w:type="dxa" w:w="821"/>
+            <w:shd w:fill="FFFFFF"/>
+            <w:tcMar>
+              <w:top w:w="70" w:type="dxa"/>
+              <w:bottom w:w="70" w:type="dxa"/>
+              <w:left w:w="100" w:type="dxa"/>
+              <w:right w:w="100" w:type="dxa"/>
+            </w:tcMar>
+          </w:tcPr>
+          <w:p>
+            <w:pPr>
+              <w:spacing w:before="0" w:after="80" w:line="276" w:lineRule="auto"/>
+              <w:jc w:val="left"/>
+            </w:pPr>
+          </w:p>
+        </w:tc>
+        <w:tc>
+          <w:tcPr>
+            <w:tcW w:type="dxa" w:w="821"/>
             <w:shd w:fill="FFFFFF"/>
             <w:tcMar>
               <w:top w:w="70" w:type="dxa"/>
@@ -13962,7 +15504,7 @@
         </w:tc>
         <w:tc>
           <w:tcPr>
-            <w:tcW w:type="dxa" w:w="1173"/>
+            <w:tcW w:type="dxa" w:w="821"/>
             <w:shd w:fill="F8FAFC"/>
             <w:tcMar>
               <w:top w:w="70" w:type="dxa"/>
@@ -13988,7 +15530,7 @@
         </w:tc>
         <w:tc>
           <w:tcPr>
-            <w:tcW w:type="dxa" w:w="1173"/>
+            <w:tcW w:type="dxa" w:w="821"/>
             <w:shd w:fill="F8FAFC"/>
             <w:tcMar>
               <w:top w:w="70" w:type="dxa"/>
@@ -14022,7 +15564,7 @@
         </w:tc>
         <w:tc>
           <w:tcPr>
-            <w:tcW w:type="dxa" w:w="1173"/>
+            <w:tcW w:type="dxa" w:w="821"/>
             <w:shd w:fill="F8FAFC"/>
             <w:tcMar>
               <w:top w:w="70" w:type="dxa"/>
@@ -14048,7 +15590,7 @@
         </w:tc>
         <w:tc>
           <w:tcPr>
-            <w:tcW w:type="dxa" w:w="1173"/>
+            <w:tcW w:type="dxa" w:w="821"/>
             <w:shd w:fill="F8FAFC"/>
             <w:tcMar>
               <w:top w:w="70" w:type="dxa"/>
@@ -14074,7 +15616,7 @@
         </w:tc>
         <w:tc>
           <w:tcPr>
-            <w:tcW w:type="dxa" w:w="1173"/>
+            <w:tcW w:type="dxa" w:w="821"/>
             <w:shd w:fill="F8FAFC"/>
             <w:tcMar>
               <w:top w:w="70" w:type="dxa"/>
@@ -14100,7 +15642,7 @@
         </w:tc>
         <w:tc>
           <w:tcPr>
-            <w:tcW w:type="dxa" w:w="1173"/>
+            <w:tcW w:type="dxa" w:w="821"/>
             <w:shd w:fill="F8FAFC"/>
             <w:tcMar>
               <w:top w:w="70" w:type="dxa"/>
@@ -14118,7 +15660,61 @@
         </w:tc>
         <w:tc>
           <w:tcPr>
-            <w:tcW w:type="dxa" w:w="1173"/>
+            <w:tcW w:type="dxa" w:w="821"/>
+            <w:shd w:fill="F8FAFC"/>
+            <w:tcMar>
+              <w:top w:w="70" w:type="dxa"/>
+              <w:bottom w:w="70" w:type="dxa"/>
+              <w:left w:w="100" w:type="dxa"/>
+              <w:right w:w="100" w:type="dxa"/>
+            </w:tcMar>
+          </w:tcPr>
+          <w:p>
+            <w:pPr>
+              <w:spacing w:before="0" w:after="80" w:line="276" w:lineRule="auto"/>
+              <w:jc w:val="left"/>
+            </w:pPr>
+          </w:p>
+        </w:tc>
+        <w:tc>
+          <w:tcPr>
+            <w:tcW w:type="dxa" w:w="821"/>
+            <w:shd w:fill="F8FAFC"/>
+            <w:tcMar>
+              <w:top w:w="70" w:type="dxa"/>
+              <w:bottom w:w="70" w:type="dxa"/>
+              <w:left w:w="100" w:type="dxa"/>
+              <w:right w:w="100" w:type="dxa"/>
+            </w:tcMar>
+          </w:tcPr>
+          <w:p>
+            <w:pPr>
+              <w:spacing w:before="0" w:after="80" w:line="276" w:lineRule="auto"/>
+              <w:jc w:val="left"/>
+            </w:pPr>
+          </w:p>
+        </w:tc>
+        <w:tc>
+          <w:tcPr>
+            <w:tcW w:type="dxa" w:w="821"/>
+            <w:shd w:fill="F8FAFC"/>
+            <w:tcMar>
+              <w:top w:w="70" w:type="dxa"/>
+              <w:bottom w:w="70" w:type="dxa"/>
+              <w:left w:w="100" w:type="dxa"/>
+              <w:right w:w="100" w:type="dxa"/>
+            </w:tcMar>
+          </w:tcPr>
+          <w:p>
+            <w:pPr>
+              <w:spacing w:before="0" w:after="80" w:line="276" w:lineRule="auto"/>
+              <w:jc w:val="left"/>
+            </w:pPr>
+          </w:p>
+        </w:tc>
+        <w:tc>
+          <w:tcPr>
+            <w:tcW w:type="dxa" w:w="821"/>
             <w:shd w:fill="F8FAFC"/>
             <w:tcMar>
               <w:top w:w="70" w:type="dxa"/>
@@ -14164,7 +15760,7 @@
         </w:tc>
         <w:tc>
           <w:tcPr>
-            <w:tcW w:type="dxa" w:w="1173"/>
+            <w:tcW w:type="dxa" w:w="821"/>
             <w:shd w:fill="FFFFFF"/>
             <w:tcMar>
               <w:top w:w="70" w:type="dxa"/>
@@ -14190,7 +15786,7 @@
         </w:tc>
         <w:tc>
           <w:tcPr>
-            <w:tcW w:type="dxa" w:w="1173"/>
+            <w:tcW w:type="dxa" w:w="821"/>
             <w:shd w:fill="FFFFFF"/>
             <w:tcMar>
               <w:top w:w="70" w:type="dxa"/>
@@ -14224,7 +15820,7 @@
         </w:tc>
         <w:tc>
           <w:tcPr>
-            <w:tcW w:type="dxa" w:w="1173"/>
+            <w:tcW w:type="dxa" w:w="821"/>
             <w:shd w:fill="FFFFFF"/>
             <w:tcMar>
               <w:top w:w="70" w:type="dxa"/>
@@ -14250,7 +15846,7 @@
         </w:tc>
         <w:tc>
           <w:tcPr>
-            <w:tcW w:type="dxa" w:w="1173"/>
+            <w:tcW w:type="dxa" w:w="821"/>
             <w:shd w:fill="FFFFFF"/>
             <w:tcMar>
               <w:top w:w="70" w:type="dxa"/>
@@ -14276,7 +15872,7 @@
         </w:tc>
         <w:tc>
           <w:tcPr>
-            <w:tcW w:type="dxa" w:w="1173"/>
+            <w:tcW w:type="dxa" w:w="821"/>
             <w:shd w:fill="FFFFFF"/>
             <w:tcMar>
               <w:top w:w="70" w:type="dxa"/>
@@ -14302,7 +15898,7 @@
         </w:tc>
         <w:tc>
           <w:tcPr>
-            <w:tcW w:type="dxa" w:w="1173"/>
+            <w:tcW w:type="dxa" w:w="821"/>
             <w:shd w:fill="FFFFFF"/>
             <w:tcMar>
               <w:top w:w="70" w:type="dxa"/>
@@ -14320,7 +15916,61 @@
         </w:tc>
         <w:tc>
           <w:tcPr>
-            <w:tcW w:type="dxa" w:w="1173"/>
+            <w:tcW w:type="dxa" w:w="821"/>
+            <w:shd w:fill="FFFFFF"/>
+            <w:tcMar>
+              <w:top w:w="70" w:type="dxa"/>
+              <w:bottom w:w="70" w:type="dxa"/>
+              <w:left w:w="100" w:type="dxa"/>
+              <w:right w:w="100" w:type="dxa"/>
+            </w:tcMar>
+          </w:tcPr>
+          <w:p>
+            <w:pPr>
+              <w:spacing w:before="0" w:after="80" w:line="276" w:lineRule="auto"/>
+              <w:jc w:val="left"/>
+            </w:pPr>
+          </w:p>
+        </w:tc>
+        <w:tc>
+          <w:tcPr>
+            <w:tcW w:type="dxa" w:w="821"/>
+            <w:shd w:fill="FFFFFF"/>
+            <w:tcMar>
+              <w:top w:w="70" w:type="dxa"/>
+              <w:bottom w:w="70" w:type="dxa"/>
+              <w:left w:w="100" w:type="dxa"/>
+              <w:right w:w="100" w:type="dxa"/>
+            </w:tcMar>
+          </w:tcPr>
+          <w:p>
+            <w:pPr>
+              <w:spacing w:before="0" w:after="80" w:line="276" w:lineRule="auto"/>
+              <w:jc w:val="left"/>
+            </w:pPr>
+          </w:p>
+        </w:tc>
+        <w:tc>
+          <w:tcPr>
+            <w:tcW w:type="dxa" w:w="821"/>
+            <w:shd w:fill="FFFFFF"/>
+            <w:tcMar>
+              <w:top w:w="70" w:type="dxa"/>
+              <w:bottom w:w="70" w:type="dxa"/>
+              <w:left w:w="100" w:type="dxa"/>
+              <w:right w:w="100" w:type="dxa"/>
+            </w:tcMar>
+          </w:tcPr>
+          <w:p>
+            <w:pPr>
+              <w:spacing w:before="0" w:after="80" w:line="276" w:lineRule="auto"/>
+              <w:jc w:val="left"/>
+            </w:pPr>
+          </w:p>
+        </w:tc>
+        <w:tc>
+          <w:tcPr>
+            <w:tcW w:type="dxa" w:w="821"/>
             <w:shd w:fill="FFFFFF"/>
             <w:tcMar>
               <w:top w:w="70" w:type="dxa"/>
@@ -14366,7 +16016,7 @@
         </w:tc>
         <w:tc>
           <w:tcPr>
-            <w:tcW w:type="dxa" w:w="1173"/>
+            <w:tcW w:type="dxa" w:w="821"/>
             <w:shd w:fill="F8FAFC"/>
             <w:tcMar>
               <w:top w:w="70" w:type="dxa"/>
@@ -14392,7 +16042,7 @@
         </w:tc>
         <w:tc>
           <w:tcPr>
-            <w:tcW w:type="dxa" w:w="1173"/>
+            <w:tcW w:type="dxa" w:w="821"/>
             <w:shd w:fill="F8FAFC"/>
             <w:tcMar>
               <w:top w:w="70" w:type="dxa"/>
@@ -14426,7 +16076,7 @@
         </w:tc>
         <w:tc>
           <w:tcPr>
-            <w:tcW w:type="dxa" w:w="1173"/>
+            <w:tcW w:type="dxa" w:w="821"/>
             <w:shd w:fill="F8FAFC"/>
             <w:tcMar>
               <w:top w:w="70" w:type="dxa"/>
@@ -14452,7 +16102,7 @@
         </w:tc>
         <w:tc>
           <w:tcPr>
-            <w:tcW w:type="dxa" w:w="1173"/>
+            <w:tcW w:type="dxa" w:w="821"/>
             <w:shd w:fill="F8FAFC"/>
             <w:tcMar>
               <w:top w:w="70" w:type="dxa"/>
@@ -14478,7 +16128,7 @@
         </w:tc>
         <w:tc>
           <w:tcPr>
-            <w:tcW w:type="dxa" w:w="1173"/>
+            <w:tcW w:type="dxa" w:w="821"/>
             <w:shd w:fill="F8FAFC"/>
             <w:tcMar>
               <w:top w:w="70" w:type="dxa"/>
@@ -14504,7 +16154,7 @@
         </w:tc>
         <w:tc>
           <w:tcPr>
-            <w:tcW w:type="dxa" w:w="1173"/>
+            <w:tcW w:type="dxa" w:w="821"/>
             <w:shd w:fill="F8FAFC"/>
             <w:tcMar>
               <w:top w:w="70" w:type="dxa"/>
@@ -14522,7 +16172,61 @@
         </w:tc>
         <w:tc>
           <w:tcPr>
-            <w:tcW w:type="dxa" w:w="1173"/>
+            <w:tcW w:type="dxa" w:w="821"/>
+            <w:shd w:fill="F8FAFC"/>
+            <w:tcMar>
+              <w:top w:w="70" w:type="dxa"/>
+              <w:bottom w:w="70" w:type="dxa"/>
+              <w:left w:w="100" w:type="dxa"/>
+              <w:right w:w="100" w:type="dxa"/>
+            </w:tcMar>
+          </w:tcPr>
+          <w:p>
+            <w:pPr>
+              <w:spacing w:before="0" w:after="80" w:line="276" w:lineRule="auto"/>
+              <w:jc w:val="left"/>
+            </w:pPr>
+          </w:p>
+        </w:tc>
+        <w:tc>
+          <w:tcPr>
+            <w:tcW w:type="dxa" w:w="821"/>
+            <w:shd w:fill="F8FAFC"/>
+            <w:tcMar>
+              <w:top w:w="70" w:type="dxa"/>
+              <w:bottom w:w="70" w:type="dxa"/>
+              <w:left w:w="100" w:type="dxa"/>
+              <w:right w:w="100" w:type="dxa"/>
+            </w:tcMar>
+          </w:tcPr>
+          <w:p>
+            <w:pPr>
+              <w:spacing w:before="0" w:after="80" w:line="276" w:lineRule="auto"/>
+              <w:jc w:val="left"/>
+            </w:pPr>
+          </w:p>
+        </w:tc>
+        <w:tc>
+          <w:tcPr>
+            <w:tcW w:type="dxa" w:w="821"/>
+            <w:shd w:fill="F8FAFC"/>
+            <w:tcMar>
+              <w:top w:w="70" w:type="dxa"/>
+              <w:bottom w:w="70" w:type="dxa"/>
+              <w:left w:w="100" w:type="dxa"/>
+              <w:right w:w="100" w:type="dxa"/>
+            </w:tcMar>
+          </w:tcPr>
+          <w:p>
+            <w:pPr>
+              <w:spacing w:before="0" w:after="80" w:line="276" w:lineRule="auto"/>
+              <w:jc w:val="left"/>
+            </w:pPr>
+          </w:p>
+        </w:tc>
+        <w:tc>
+          <w:tcPr>
+            <w:tcW w:type="dxa" w:w="821"/>
             <w:shd w:fill="F8FAFC"/>
             <w:tcMar>
               <w:top w:w="70" w:type="dxa"/>
@@ -14568,7 +16272,7 @@
         </w:tc>
         <w:tc>
           <w:tcPr>
-            <w:tcW w:type="dxa" w:w="1173"/>
+            <w:tcW w:type="dxa" w:w="821"/>
             <w:shd w:fill="FFFFFF"/>
             <w:tcMar>
               <w:top w:w="70" w:type="dxa"/>
@@ -14594,7 +16298,7 @@
         </w:tc>
         <w:tc>
           <w:tcPr>
-            <w:tcW w:type="dxa" w:w="1173"/>
+            <w:tcW w:type="dxa" w:w="821"/>
             <w:shd w:fill="FFFFFF"/>
             <w:tcMar>
               <w:top w:w="70" w:type="dxa"/>
@@ -14628,7 +16332,7 @@
         </w:tc>
         <w:tc>
           <w:tcPr>
-            <w:tcW w:type="dxa" w:w="1173"/>
+            <w:tcW w:type="dxa" w:w="821"/>
             <w:shd w:fill="FFFFFF"/>
             <w:tcMar>
               <w:top w:w="70" w:type="dxa"/>
@@ -14654,7 +16358,7 @@
         </w:tc>
         <w:tc>
           <w:tcPr>
-            <w:tcW w:type="dxa" w:w="1173"/>
+            <w:tcW w:type="dxa" w:w="821"/>
             <w:shd w:fill="FFFFFF"/>
             <w:tcMar>
               <w:top w:w="70" w:type="dxa"/>
@@ -14680,7 +16384,7 @@
         </w:tc>
         <w:tc>
           <w:tcPr>
-            <w:tcW w:type="dxa" w:w="1173"/>
+            <w:tcW w:type="dxa" w:w="821"/>
             <w:shd w:fill="FFFFFF"/>
             <w:tcMar>
               <w:top w:w="70" w:type="dxa"/>
@@ -14706,7 +16410,7 @@
         </w:tc>
         <w:tc>
           <w:tcPr>
-            <w:tcW w:type="dxa" w:w="1173"/>
+            <w:tcW w:type="dxa" w:w="821"/>
             <w:shd w:fill="FFFFFF"/>
             <w:tcMar>
               <w:top w:w="70" w:type="dxa"/>
@@ -14724,7 +16428,61 @@
         </w:tc>
         <w:tc>
           <w:tcPr>
-            <w:tcW w:type="dxa" w:w="1173"/>
+            <w:tcW w:type="dxa" w:w="821"/>
+            <w:shd w:fill="FFFFFF"/>
+            <w:tcMar>
+              <w:top w:w="70" w:type="dxa"/>
+              <w:bottom w:w="70" w:type="dxa"/>
+              <w:left w:w="100" w:type="dxa"/>
+              <w:right w:w="100" w:type="dxa"/>
+            </w:tcMar>
+          </w:tcPr>
+          <w:p>
+            <w:pPr>
+              <w:spacing w:before="0" w:after="80" w:line="276" w:lineRule="auto"/>
+              <w:jc w:val="left"/>
+            </w:pPr>
+          </w:p>
+        </w:tc>
+        <w:tc>
+          <w:tcPr>
+            <w:tcW w:type="dxa" w:w="821"/>
+            <w:shd w:fill="FFFFFF"/>
+            <w:tcMar>
+              <w:top w:w="70" w:type="dxa"/>
+              <w:bottom w:w="70" w:type="dxa"/>
+              <w:left w:w="100" w:type="dxa"/>
+              <w:right w:w="100" w:type="dxa"/>
+            </w:tcMar>
+          </w:tcPr>
+          <w:p>
+            <w:pPr>
+              <w:spacing w:before="0" w:after="80" w:line="276" w:lineRule="auto"/>
+              <w:jc w:val="left"/>
+            </w:pPr>
+          </w:p>
+        </w:tc>
+        <w:tc>
+          <w:tcPr>
+            <w:tcW w:type="dxa" w:w="821"/>
+            <w:shd w:fill="FFFFFF"/>
+            <w:tcMar>
+              <w:top w:w="70" w:type="dxa"/>
+              <w:bottom w:w="70" w:type="dxa"/>
+              <w:left w:w="100" w:type="dxa"/>
+              <w:right w:w="100" w:type="dxa"/>
+            </w:tcMar>
+          </w:tcPr>
+          <w:p>
+            <w:pPr>
+              <w:spacing w:before="0" w:after="80" w:line="276" w:lineRule="auto"/>
+              <w:jc w:val="left"/>
+            </w:pPr>
+          </w:p>
+        </w:tc>
+        <w:tc>
+          <w:tcPr>
+            <w:tcW w:type="dxa" w:w="821"/>
             <w:shd w:fill="FFFFFF"/>
             <w:tcMar>
               <w:top w:w="70" w:type="dxa"/>
@@ -14770,7 +16528,7 @@
         </w:tc>
         <w:tc>
           <w:tcPr>
-            <w:tcW w:type="dxa" w:w="1173"/>
+            <w:tcW w:type="dxa" w:w="821"/>
             <w:shd w:fill="F8FAFC"/>
             <w:tcMar>
               <w:top w:w="70" w:type="dxa"/>
@@ -14796,7 +16554,7 @@
         </w:tc>
         <w:tc>
           <w:tcPr>
-            <w:tcW w:type="dxa" w:w="1173"/>
+            <w:tcW w:type="dxa" w:w="821"/>
             <w:shd w:fill="F8FAFC"/>
             <w:tcMar>
               <w:top w:w="70" w:type="dxa"/>
@@ -14822,7 +16580,7 @@
         </w:tc>
         <w:tc>
           <w:tcPr>
-            <w:tcW w:type="dxa" w:w="1173"/>
+            <w:tcW w:type="dxa" w:w="821"/>
             <w:shd w:fill="F8FAFC"/>
             <w:tcMar>
               <w:top w:w="70" w:type="dxa"/>
@@ -14856,7 +16614,7 @@
         </w:tc>
         <w:tc>
           <w:tcPr>
-            <w:tcW w:type="dxa" w:w="1173"/>
+            <w:tcW w:type="dxa" w:w="821"/>
             <w:shd w:fill="F8FAFC"/>
             <w:tcMar>
               <w:top w:w="70" w:type="dxa"/>
@@ -14882,7 +16640,7 @@
         </w:tc>
         <w:tc>
           <w:tcPr>
-            <w:tcW w:type="dxa" w:w="1173"/>
+            <w:tcW w:type="dxa" w:w="821"/>
             <w:shd w:fill="F8FAFC"/>
             <w:tcMar>
               <w:top w:w="70" w:type="dxa"/>
@@ -14908,7 +16666,7 @@
         </w:tc>
         <w:tc>
           <w:tcPr>
-            <w:tcW w:type="dxa" w:w="1173"/>
+            <w:tcW w:type="dxa" w:w="821"/>
             <w:shd w:fill="F8FAFC"/>
             <w:tcMar>
               <w:top w:w="70" w:type="dxa"/>
@@ -14926,7 +16684,61 @@
         </w:tc>
         <w:tc>
           <w:tcPr>
-            <w:tcW w:type="dxa" w:w="1173"/>
+            <w:tcW w:type="dxa" w:w="821"/>
+            <w:shd w:fill="F8FAFC"/>
+            <w:tcMar>
+              <w:top w:w="70" w:type="dxa"/>
+              <w:bottom w:w="70" w:type="dxa"/>
+              <w:left w:w="100" w:type="dxa"/>
+              <w:right w:w="100" w:type="dxa"/>
+            </w:tcMar>
+          </w:tcPr>
+          <w:p>
+            <w:pPr>
+              <w:spacing w:before="0" w:after="80" w:line="276" w:lineRule="auto"/>
+              <w:jc w:val="left"/>
+            </w:pPr>
+          </w:p>
+        </w:tc>
+        <w:tc>
+          <w:tcPr>
+            <w:tcW w:type="dxa" w:w="821"/>
+            <w:shd w:fill="F8FAFC"/>
+            <w:tcMar>
+              <w:top w:w="70" w:type="dxa"/>
+              <w:bottom w:w="70" w:type="dxa"/>
+              <w:left w:w="100" w:type="dxa"/>
+              <w:right w:w="100" w:type="dxa"/>
+            </w:tcMar>
+          </w:tcPr>
+          <w:p>
+            <w:pPr>
+              <w:spacing w:before="0" w:after="80" w:line="276" w:lineRule="auto"/>
+              <w:jc w:val="left"/>
+            </w:pPr>
+          </w:p>
+        </w:tc>
+        <w:tc>
+          <w:tcPr>
+            <w:tcW w:type="dxa" w:w="821"/>
+            <w:shd w:fill="F8FAFC"/>
+            <w:tcMar>
+              <w:top w:w="70" w:type="dxa"/>
+              <w:bottom w:w="70" w:type="dxa"/>
+              <w:left w:w="100" w:type="dxa"/>
+              <w:right w:w="100" w:type="dxa"/>
+            </w:tcMar>
+          </w:tcPr>
+          <w:p>
+            <w:pPr>
+              <w:spacing w:before="0" w:after="80" w:line="276" w:lineRule="auto"/>
+              <w:jc w:val="left"/>
+            </w:pPr>
+          </w:p>
+        </w:tc>
+        <w:tc>
+          <w:tcPr>
+            <w:tcW w:type="dxa" w:w="821"/>
             <w:shd w:fill="F8FAFC"/>
             <w:tcMar>
               <w:top w:w="70" w:type="dxa"/>
@@ -14972,7 +16784,7 @@
         </w:tc>
         <w:tc>
           <w:tcPr>
-            <w:tcW w:type="dxa" w:w="1173"/>
+            <w:tcW w:type="dxa" w:w="821"/>
             <w:shd w:fill="FFFFFF"/>
             <w:tcMar>
               <w:top w:w="70" w:type="dxa"/>
@@ -14998,7 +16810,7 @@
         </w:tc>
         <w:tc>
           <w:tcPr>
-            <w:tcW w:type="dxa" w:w="1173"/>
+            <w:tcW w:type="dxa" w:w="821"/>
             <w:shd w:fill="FFFFFF"/>
             <w:tcMar>
               <w:top w:w="70" w:type="dxa"/>
@@ -15048,7 +16860,7 @@
         </w:tc>
         <w:tc>
           <w:tcPr>
-            <w:tcW w:type="dxa" w:w="1173"/>
+            <w:tcW w:type="dxa" w:w="821"/>
             <w:shd w:fill="FFFFFF"/>
             <w:tcMar>
               <w:top w:w="70" w:type="dxa"/>
@@ -15082,7 +16894,7 @@
         </w:tc>
         <w:tc>
           <w:tcPr>
-            <w:tcW w:type="dxa" w:w="1173"/>
+            <w:tcW w:type="dxa" w:w="821"/>
             <w:shd w:fill="FFFFFF"/>
             <w:tcMar>
               <w:top w:w="70" w:type="dxa"/>
@@ -15108,7 +16920,7 @@
         </w:tc>
         <w:tc>
           <w:tcPr>
-            <w:tcW w:type="dxa" w:w="1173"/>
+            <w:tcW w:type="dxa" w:w="821"/>
             <w:shd w:fill="FFFFFF"/>
             <w:tcMar>
               <w:top w:w="70" w:type="dxa"/>
@@ -15134,7 +16946,7 @@
         </w:tc>
         <w:tc>
           <w:tcPr>
-            <w:tcW w:type="dxa" w:w="1173"/>
+            <w:tcW w:type="dxa" w:w="821"/>
             <w:shd w:fill="FFFFFF"/>
             <w:tcMar>
               <w:top w:w="70" w:type="dxa"/>
@@ -15152,7 +16964,61 @@
         </w:tc>
         <w:tc>
           <w:tcPr>
-            <w:tcW w:type="dxa" w:w="1173"/>
+            <w:tcW w:type="dxa" w:w="821"/>
+            <w:shd w:fill="FFFFFF"/>
+            <w:tcMar>
+              <w:top w:w="70" w:type="dxa"/>
+              <w:bottom w:w="70" w:type="dxa"/>
+              <w:left w:w="100" w:type="dxa"/>
+              <w:right w:w="100" w:type="dxa"/>
+            </w:tcMar>
+          </w:tcPr>
+          <w:p>
+            <w:pPr>
+              <w:spacing w:before="0" w:after="80" w:line="276" w:lineRule="auto"/>
+              <w:jc w:val="left"/>
+            </w:pPr>
+          </w:p>
+        </w:tc>
+        <w:tc>
+          <w:tcPr>
+            <w:tcW w:type="dxa" w:w="821"/>
+            <w:shd w:fill="FFFFFF"/>
+            <w:tcMar>
+              <w:top w:w="70" w:type="dxa"/>
+              <w:bottom w:w="70" w:type="dxa"/>
+              <w:left w:w="100" w:type="dxa"/>
+              <w:right w:w="100" w:type="dxa"/>
+            </w:tcMar>
+          </w:tcPr>
+          <w:p>
+            <w:pPr>
+              <w:spacing w:before="0" w:after="80" w:line="276" w:lineRule="auto"/>
+              <w:jc w:val="left"/>
+            </w:pPr>
+          </w:p>
+        </w:tc>
+        <w:tc>
+          <w:tcPr>
+            <w:tcW w:type="dxa" w:w="821"/>
+            <w:shd w:fill="FFFFFF"/>
+            <w:tcMar>
+              <w:top w:w="70" w:type="dxa"/>
+              <w:bottom w:w="70" w:type="dxa"/>
+              <w:left w:w="100" w:type="dxa"/>
+              <w:right w:w="100" w:type="dxa"/>
+            </w:tcMar>
+          </w:tcPr>
+          <w:p>
+            <w:pPr>
+              <w:spacing w:before="0" w:after="80" w:line="276" w:lineRule="auto"/>
+              <w:jc w:val="left"/>
+            </w:pPr>
+          </w:p>
+        </w:tc>
+        <w:tc>
+          <w:tcPr>
+            <w:tcW w:type="dxa" w:w="821"/>
             <w:shd w:fill="FFFFFF"/>
             <w:tcMar>
               <w:top w:w="70" w:type="dxa"/>
@@ -15198,7 +17064,7 @@
         </w:tc>
         <w:tc>
           <w:tcPr>
-            <w:tcW w:type="dxa" w:w="1173"/>
+            <w:tcW w:type="dxa" w:w="821"/>
             <w:shd w:fill="F8FAFC"/>
             <w:tcMar>
               <w:top w:w="70" w:type="dxa"/>
@@ -15224,7 +17090,7 @@
         </w:tc>
         <w:tc>
           <w:tcPr>
-            <w:tcW w:type="dxa" w:w="1173"/>
+            <w:tcW w:type="dxa" w:w="821"/>
             <w:shd w:fill="F8FAFC"/>
             <w:tcMar>
               <w:top w:w="70" w:type="dxa"/>
@@ -15250,7 +17116,7 @@
         </w:tc>
         <w:tc>
           <w:tcPr>
-            <w:tcW w:type="dxa" w:w="1173"/>
+            <w:tcW w:type="dxa" w:w="821"/>
             <w:shd w:fill="F8FAFC"/>
             <w:tcMar>
               <w:top w:w="70" w:type="dxa"/>
@@ -15284,7 +17150,7 @@
         </w:tc>
         <w:tc>
           <w:tcPr>
-            <w:tcW w:type="dxa" w:w="1173"/>
+            <w:tcW w:type="dxa" w:w="821"/>
             <w:shd w:fill="F8FAFC"/>
             <w:tcMar>
               <w:top w:w="70" w:type="dxa"/>
@@ -15310,7 +17176,7 @@
         </w:tc>
         <w:tc>
           <w:tcPr>
-            <w:tcW w:type="dxa" w:w="1173"/>
+            <w:tcW w:type="dxa" w:w="821"/>
             <w:shd w:fill="F8FAFC"/>
             <w:tcMar>
               <w:top w:w="70" w:type="dxa"/>
@@ -15336,7 +17202,7 @@
         </w:tc>
         <w:tc>
           <w:tcPr>
-            <w:tcW w:type="dxa" w:w="1173"/>
+            <w:tcW w:type="dxa" w:w="821"/>
             <w:shd w:fill="F8FAFC"/>
             <w:tcMar>
               <w:top w:w="70" w:type="dxa"/>
@@ -15354,7 +17220,7 @@
         </w:tc>
         <w:tc>
           <w:tcPr>
-            <w:tcW w:type="dxa" w:w="1173"/>
+            <w:tcW w:type="dxa" w:w="821"/>
             <w:shd w:fill="F8FAFC"/>
             <w:tcMar>
               <w:top w:w="70" w:type="dxa"/>
@@ -15368,6 +17234,1860 @@
               <w:spacing w:before="0" w:after="80" w:line="276" w:lineRule="auto"/>
               <w:jc w:val="left"/>
             </w:pPr>
+          </w:p>
+        </w:tc>
+        <w:tc>
+          <w:tcPr>
+            <w:tcW w:type="dxa" w:w="821"/>
+            <w:shd w:fill="F8FAFC"/>
+            <w:tcMar>
+              <w:top w:w="70" w:type="dxa"/>
+              <w:bottom w:w="70" w:type="dxa"/>
+              <w:left w:w="100" w:type="dxa"/>
+              <w:right w:w="100" w:type="dxa"/>
+            </w:tcMar>
+          </w:tcPr>
+          <w:p>
+            <w:pPr>
+              <w:spacing w:before="0" w:after="80" w:line="276" w:lineRule="auto"/>
+              <w:jc w:val="left"/>
+            </w:pPr>
+          </w:p>
+        </w:tc>
+        <w:tc>
+          <w:tcPr>
+            <w:tcW w:type="dxa" w:w="821"/>
+            <w:shd w:fill="F8FAFC"/>
+            <w:tcMar>
+              <w:top w:w="70" w:type="dxa"/>
+              <w:bottom w:w="70" w:type="dxa"/>
+              <w:left w:w="100" w:type="dxa"/>
+              <w:right w:w="100" w:type="dxa"/>
+            </w:tcMar>
+          </w:tcPr>
+          <w:p>
+            <w:pPr>
+              <w:spacing w:before="0" w:after="80" w:line="276" w:lineRule="auto"/>
+              <w:jc w:val="left"/>
+            </w:pPr>
+          </w:p>
+        </w:tc>
+        <w:tc>
+          <w:tcPr>
+            <w:tcW w:type="dxa" w:w="821"/>
+            <w:shd w:fill="F8FAFC"/>
+            <w:tcMar>
+              <w:top w:w="70" w:type="dxa"/>
+              <w:bottom w:w="70" w:type="dxa"/>
+              <w:left w:w="100" w:type="dxa"/>
+              <w:right w:w="100" w:type="dxa"/>
+            </w:tcMar>
+          </w:tcPr>
+          <w:p>
+            <w:pPr>
+              <w:spacing w:before="0" w:after="80" w:line="276" w:lineRule="auto"/>
+              <w:jc w:val="left"/>
+            </w:pPr>
+          </w:p>
+        </w:tc>
+      </w:tr>
+      <w:tr>
+        <w:tc>
+          <w:tcPr>
+            <w:tcW w:type="dxa" w:w="864"/>
+            <w:shd w:fill="FFFFFF"/>
+            <w:tcMar>
+              <w:top w:w="70" w:type="dxa"/>
+              <w:bottom w:w="70" w:type="dxa"/>
+              <w:left w:w="100" w:type="dxa"/>
+              <w:right w:w="100" w:type="dxa"/>
+            </w:tcMar>
+          </w:tcPr>
+          <w:p>
+            <w:pPr>
+              <w:spacing w:before="0" w:after="80" w:line="276" w:lineRule="auto"/>
+              <w:jc w:val="left"/>
+            </w:pPr>
+            <w:r>
+              <w:rPr>
+                <w:rFonts w:ascii="Consolas" w:hAnsi="Consolas"/>
+                <w:color w:val="000000"/>
+                <w:sz w:val="16"/>
+              </w:rPr>
+              <w:t>POST</w:t>
+            </w:r>
+          </w:p>
+        </w:tc>
+        <w:tc>
+          <w:tcPr>
+            <w:tcW w:type="dxa" w:w="821"/>
+            <w:shd w:fill="FFFFFF"/>
+            <w:tcMar>
+              <w:top w:w="70" w:type="dxa"/>
+              <w:bottom w:w="70" w:type="dxa"/>
+              <w:left w:w="100" w:type="dxa"/>
+              <w:right w:w="100" w:type="dxa"/>
+            </w:tcMar>
+          </w:tcPr>
+          <w:p>
+            <w:pPr>
+              <w:spacing w:before="0" w:after="80" w:line="276" w:lineRule="auto"/>
+              <w:jc w:val="left"/>
+            </w:pPr>
+            <w:r>
+              <w:rPr>
+                <w:rFonts w:ascii="Consolas" w:hAnsi="Consolas"/>
+                <w:color w:val="000000"/>
+                <w:sz w:val="16"/>
+              </w:rPr>
+              <w:t>/api/aspirasi</w:t>
+            </w:r>
+          </w:p>
+        </w:tc>
+        <w:tc>
+          <w:tcPr>
+            <w:tcW w:type="dxa" w:w="821"/>
+            <w:shd w:fill="FFFFFF"/>
+            <w:tcMar>
+              <w:top w:w="70" w:type="dxa"/>
+              <w:bottom w:w="70" w:type="dxa"/>
+              <w:left w:w="100" w:type="dxa"/>
+              <w:right w:w="100" w:type="dxa"/>
+            </w:tcMar>
+          </w:tcPr>
+          <w:p>
+            <w:pPr>
+              <w:spacing w:before="0" w:after="80" w:line="276" w:lineRule="auto"/>
+              <w:jc w:val="left"/>
+            </w:pPr>
+            <w:r>
+              <w:rPr>
+                <w:rFonts w:ascii="Arial" w:hAnsi="Arial"/>
+                <w:color w:val="000000"/>
+                <w:sz w:val="17"/>
+              </w:rPr>
+              <w:t xml:space="preserve">Peran </w:t>
+            </w:r>
+            <w:r>
+              <w:rPr>
+                <w:rFonts w:ascii="Consolas" w:hAnsi="Consolas"/>
+                <w:color w:val="000000"/>
+                <w:sz w:val="16"/>
+              </w:rPr>
+              <w:t>masyarakat</w:t>
+            </w:r>
+          </w:p>
+        </w:tc>
+        <w:tc>
+          <w:tcPr>
+            <w:tcW w:type="dxa" w:w="821"/>
+            <w:shd w:fill="FFFFFF"/>
+            <w:tcMar>
+              <w:top w:w="70" w:type="dxa"/>
+              <w:bottom w:w="70" w:type="dxa"/>
+              <w:left w:w="100" w:type="dxa"/>
+              <w:right w:w="100" w:type="dxa"/>
+            </w:tcMar>
+          </w:tcPr>
+          <w:p>
+            <w:pPr>
+              <w:spacing w:before="0" w:after="80" w:line="276" w:lineRule="auto"/>
+              <w:jc w:val="left"/>
+            </w:pPr>
+            <w:r>
+              <w:rPr>
+                <w:rFonts w:ascii="Arial" w:hAnsi="Arial"/>
+                <w:color w:val="000000"/>
+                <w:sz w:val="17"/>
+              </w:rPr>
+              <w:t xml:space="preserve">Multipart Form: </w:t>
+            </w:r>
+            <w:r>
+              <w:rPr>
+                <w:rFonts w:ascii="Consolas" w:hAnsi="Consolas"/>
+                <w:color w:val="000000"/>
+                <w:sz w:val="16"/>
+              </w:rPr>
+              <w:t>judul</w:t>
+            </w:r>
+            <w:r>
+              <w:rPr>
+                <w:rFonts w:ascii="Arial" w:hAnsi="Arial"/>
+                <w:color w:val="000000"/>
+                <w:sz w:val="17"/>
+              </w:rPr>
+              <w:t xml:space="preserve">, </w:t>
+            </w:r>
+            <w:r>
+              <w:rPr>
+                <w:rFonts w:ascii="Consolas" w:hAnsi="Consolas"/>
+                <w:color w:val="000000"/>
+                <w:sz w:val="16"/>
+              </w:rPr>
+              <w:t>deskripsi</w:t>
+            </w:r>
+            <w:r>
+              <w:rPr>
+                <w:rFonts w:ascii="Arial" w:hAnsi="Arial"/>
+                <w:color w:val="000000"/>
+                <w:sz w:val="17"/>
+              </w:rPr>
+              <w:t xml:space="preserve">, </w:t>
+            </w:r>
+            <w:r>
+              <w:rPr>
+                <w:rFonts w:ascii="Consolas" w:hAnsi="Consolas"/>
+                <w:color w:val="000000"/>
+                <w:sz w:val="16"/>
+              </w:rPr>
+              <w:t>kategori</w:t>
+            </w:r>
+            <w:r>
+              <w:rPr>
+                <w:rFonts w:ascii="Arial" w:hAnsi="Arial"/>
+                <w:color w:val="000000"/>
+                <w:sz w:val="17"/>
+              </w:rPr>
+              <w:t xml:space="preserve">, </w:t>
+            </w:r>
+            <w:r>
+              <w:rPr>
+                <w:rFonts w:ascii="Consolas" w:hAnsi="Consolas"/>
+                <w:color w:val="000000"/>
+                <w:sz w:val="16"/>
+              </w:rPr>
+              <w:t>dapil</w:t>
+            </w:r>
+            <w:r>
+              <w:rPr>
+                <w:rFonts w:ascii="Arial" w:hAnsi="Arial"/>
+                <w:color w:val="000000"/>
+                <w:sz w:val="17"/>
+              </w:rPr>
+              <w:t xml:space="preserve">, </w:t>
+            </w:r>
+            <w:r>
+              <w:rPr>
+                <w:rFonts w:ascii="Consolas" w:hAnsi="Consolas"/>
+                <w:color w:val="000000"/>
+                <w:sz w:val="16"/>
+              </w:rPr>
+              <w:t>kabupatenKota</w:t>
+            </w:r>
+            <w:r>
+              <w:rPr>
+                <w:rFonts w:ascii="Arial" w:hAnsi="Arial"/>
+                <w:color w:val="000000"/>
+                <w:sz w:val="17"/>
+              </w:rPr>
+              <w:t xml:space="preserve">, </w:t>
+            </w:r>
+            <w:r>
+              <w:rPr>
+                <w:rFonts w:ascii="Consolas" w:hAnsi="Consolas"/>
+                <w:color w:val="000000"/>
+                <w:sz w:val="16"/>
+              </w:rPr>
+              <w:t>kecamatan</w:t>
+            </w:r>
+            <w:r>
+              <w:rPr>
+                <w:rFonts w:ascii="Arial" w:hAnsi="Arial"/>
+                <w:color w:val="000000"/>
+                <w:sz w:val="17"/>
+              </w:rPr>
+              <w:t xml:space="preserve">, </w:t>
+            </w:r>
+            <w:r>
+              <w:rPr>
+                <w:rFonts w:ascii="Consolas" w:hAnsi="Consolas"/>
+                <w:color w:val="000000"/>
+                <w:sz w:val="16"/>
+              </w:rPr>
+              <w:t>alamat</w:t>
+            </w:r>
+            <w:r>
+              <w:rPr>
+                <w:rFonts w:ascii="Arial" w:hAnsi="Arial"/>
+                <w:color w:val="000000"/>
+                <w:sz w:val="17"/>
+              </w:rPr>
+              <w:t xml:space="preserve">, </w:t>
+            </w:r>
+            <w:r>
+              <w:rPr>
+                <w:rFonts w:ascii="Consolas" w:hAnsi="Consolas"/>
+                <w:color w:val="000000"/>
+                <w:sz w:val="16"/>
+              </w:rPr>
+              <w:t>materi</w:t>
+            </w:r>
+            <w:r>
+              <w:rPr>
+                <w:rFonts w:ascii="Arial" w:hAnsi="Arial"/>
+                <w:color w:val="000000"/>
+                <w:sz w:val="17"/>
+              </w:rPr>
+              <w:t xml:space="preserve"> (PDF/Video)</w:t>
+            </w:r>
+          </w:p>
+        </w:tc>
+        <w:tc>
+          <w:tcPr>
+            <w:tcW w:type="dxa" w:w="821"/>
+            <w:shd w:fill="FFFFFF"/>
+            <w:tcMar>
+              <w:top w:w="70" w:type="dxa"/>
+              <w:bottom w:w="70" w:type="dxa"/>
+              <w:left w:w="100" w:type="dxa"/>
+              <w:right w:w="100" w:type="dxa"/>
+            </w:tcMar>
+          </w:tcPr>
+          <w:p>
+            <w:pPr>
+              <w:spacing w:before="0" w:after="80" w:line="276" w:lineRule="auto"/>
+              <w:jc w:val="left"/>
+            </w:pPr>
+            <w:r>
+              <w:rPr>
+                <w:rFonts w:ascii="Consolas" w:hAnsi="Consolas"/>
+                <w:color w:val="000000"/>
+                <w:sz w:val="16"/>
+              </w:rPr>
+              <w:t>{"success":true,"aspirasi":{"id":1,"ticketNumber":"ASP-202609-40912","status":"Diajukan","materiUrl":"/uploads/..."}}</w:t>
+            </w:r>
+          </w:p>
+        </w:tc>
+        <w:tc>
+          <w:tcPr>
+            <w:tcW w:type="dxa" w:w="821"/>
+            <w:shd w:fill="FFFFFF"/>
+            <w:tcMar>
+              <w:top w:w="70" w:type="dxa"/>
+              <w:bottom w:w="70" w:type="dxa"/>
+              <w:left w:w="100" w:type="dxa"/>
+              <w:right w:w="100" w:type="dxa"/>
+            </w:tcMar>
+          </w:tcPr>
+          <w:p>
+            <w:pPr>
+              <w:spacing w:before="0" w:after="80" w:line="276" w:lineRule="auto"/>
+              <w:jc w:val="left"/>
+            </w:pPr>
+            <w:r>
+              <w:rPr>
+                <w:rFonts w:ascii="Arial" w:hAnsi="Arial"/>
+                <w:color w:val="000000"/>
+                <w:sz w:val="17"/>
+              </w:rPr>
+              <w:t>201 Created / 400 Bad Request</w:t>
+            </w:r>
+          </w:p>
+        </w:tc>
+        <w:tc>
+          <w:tcPr>
+            <w:tcW w:type="dxa" w:w="821"/>
+            <w:shd w:fill="FFFFFF"/>
+            <w:tcMar>
+              <w:top w:w="70" w:type="dxa"/>
+              <w:bottom w:w="70" w:type="dxa"/>
+              <w:left w:w="100" w:type="dxa"/>
+              <w:right w:w="100" w:type="dxa"/>
+            </w:tcMar>
+          </w:tcPr>
+          <w:p>
+            <w:pPr>
+              <w:spacing w:before="0" w:after="80" w:line="276" w:lineRule="auto"/>
+              <w:jc w:val="left"/>
+            </w:pPr>
+          </w:p>
+        </w:tc>
+        <w:tc>
+          <w:tcPr>
+            <w:tcW w:type="dxa" w:w="821"/>
+            <w:shd w:fill="FFFFFF"/>
+            <w:tcMar>
+              <w:top w:w="70" w:type="dxa"/>
+              <w:bottom w:w="70" w:type="dxa"/>
+              <w:left w:w="100" w:type="dxa"/>
+              <w:right w:w="100" w:type="dxa"/>
+            </w:tcMar>
+          </w:tcPr>
+          <w:p>
+            <w:pPr>
+              <w:spacing w:before="0" w:after="80" w:line="276" w:lineRule="auto"/>
+              <w:jc w:val="left"/>
+            </w:pPr>
+          </w:p>
+        </w:tc>
+        <w:tc>
+          <w:tcPr>
+            <w:tcW w:type="dxa" w:w="821"/>
+            <w:shd w:fill="FFFFFF"/>
+            <w:tcMar>
+              <w:top w:w="70" w:type="dxa"/>
+              <w:bottom w:w="70" w:type="dxa"/>
+              <w:left w:w="100" w:type="dxa"/>
+              <w:right w:w="100" w:type="dxa"/>
+            </w:tcMar>
+          </w:tcPr>
+          <w:p>
+            <w:pPr>
+              <w:spacing w:before="0" w:after="80" w:line="276" w:lineRule="auto"/>
+              <w:jc w:val="left"/>
+            </w:pPr>
+          </w:p>
+        </w:tc>
+        <w:tc>
+          <w:tcPr>
+            <w:tcW w:type="dxa" w:w="821"/>
+            <w:shd w:fill="FFFFFF"/>
+            <w:tcMar>
+              <w:top w:w="70" w:type="dxa"/>
+              <w:bottom w:w="70" w:type="dxa"/>
+              <w:left w:w="100" w:type="dxa"/>
+              <w:right w:w="100" w:type="dxa"/>
+            </w:tcMar>
+          </w:tcPr>
+          <w:p>
+            <w:pPr>
+              <w:spacing w:before="0" w:after="80" w:line="276" w:lineRule="auto"/>
+              <w:jc w:val="left"/>
+            </w:pPr>
+          </w:p>
+        </w:tc>
+        <w:tc>
+          <w:tcPr>
+            <w:tcW w:type="dxa" w:w="821"/>
+            <w:shd w:fill="FFFFFF"/>
+            <w:tcMar>
+              <w:top w:w="70" w:type="dxa"/>
+              <w:bottom w:w="70" w:type="dxa"/>
+              <w:left w:w="100" w:type="dxa"/>
+              <w:right w:w="100" w:type="dxa"/>
+            </w:tcMar>
+          </w:tcPr>
+          <w:p>
+            <w:pPr>
+              <w:spacing w:before="0" w:after="80" w:line="276" w:lineRule="auto"/>
+              <w:jc w:val="left"/>
+            </w:pPr>
+          </w:p>
+        </w:tc>
+      </w:tr>
+      <w:tr>
+        <w:tc>
+          <w:tcPr>
+            <w:tcW w:type="dxa" w:w="864"/>
+            <w:shd w:fill="F8FAFC"/>
+            <w:tcMar>
+              <w:top w:w="70" w:type="dxa"/>
+              <w:bottom w:w="70" w:type="dxa"/>
+              <w:left w:w="100" w:type="dxa"/>
+              <w:right w:w="100" w:type="dxa"/>
+            </w:tcMar>
+          </w:tcPr>
+          <w:p>
+            <w:pPr>
+              <w:spacing w:before="0" w:after="80" w:line="276" w:lineRule="auto"/>
+              <w:jc w:val="left"/>
+            </w:pPr>
+            <w:r>
+              <w:rPr>
+                <w:rFonts w:ascii="Consolas" w:hAnsi="Consolas"/>
+                <w:color w:val="000000"/>
+                <w:sz w:val="16"/>
+              </w:rPr>
+              <w:t>GET</w:t>
+            </w:r>
+          </w:p>
+        </w:tc>
+        <w:tc>
+          <w:tcPr>
+            <w:tcW w:type="dxa" w:w="821"/>
+            <w:shd w:fill="F8FAFC"/>
+            <w:tcMar>
+              <w:top w:w="70" w:type="dxa"/>
+              <w:bottom w:w="70" w:type="dxa"/>
+              <w:left w:w="100" w:type="dxa"/>
+              <w:right w:w="100" w:type="dxa"/>
+            </w:tcMar>
+          </w:tcPr>
+          <w:p>
+            <w:pPr>
+              <w:spacing w:before="0" w:after="80" w:line="276" w:lineRule="auto"/>
+              <w:jc w:val="left"/>
+            </w:pPr>
+            <w:r>
+              <w:rPr>
+                <w:rFonts w:ascii="Consolas" w:hAnsi="Consolas"/>
+                <w:color w:val="000000"/>
+                <w:sz w:val="16"/>
+              </w:rPr>
+              <w:t>/api/aspirasi/my</w:t>
+            </w:r>
+          </w:p>
+        </w:tc>
+        <w:tc>
+          <w:tcPr>
+            <w:tcW w:type="dxa" w:w="821"/>
+            <w:shd w:fill="F8FAFC"/>
+            <w:tcMar>
+              <w:top w:w="70" w:type="dxa"/>
+              <w:bottom w:w="70" w:type="dxa"/>
+              <w:left w:w="100" w:type="dxa"/>
+              <w:right w:w="100" w:type="dxa"/>
+            </w:tcMar>
+          </w:tcPr>
+          <w:p>
+            <w:pPr>
+              <w:spacing w:before="0" w:after="80" w:line="276" w:lineRule="auto"/>
+              <w:jc w:val="left"/>
+            </w:pPr>
+            <w:r>
+              <w:rPr>
+                <w:rFonts w:ascii="Arial" w:hAnsi="Arial"/>
+                <w:color w:val="000000"/>
+                <w:sz w:val="17"/>
+              </w:rPr>
+              <w:t xml:space="preserve">Peran </w:t>
+            </w:r>
+            <w:r>
+              <w:rPr>
+                <w:rFonts w:ascii="Consolas" w:hAnsi="Consolas"/>
+                <w:color w:val="000000"/>
+                <w:sz w:val="16"/>
+              </w:rPr>
+              <w:t>masyarakat</w:t>
+            </w:r>
+          </w:p>
+        </w:tc>
+        <w:tc>
+          <w:tcPr>
+            <w:tcW w:type="dxa" w:w="821"/>
+            <w:shd w:fill="F8FAFC"/>
+            <w:tcMar>
+              <w:top w:w="70" w:type="dxa"/>
+              <w:bottom w:w="70" w:type="dxa"/>
+              <w:left w:w="100" w:type="dxa"/>
+              <w:right w:w="100" w:type="dxa"/>
+            </w:tcMar>
+          </w:tcPr>
+          <w:p>
+            <w:pPr>
+              <w:spacing w:before="0" w:after="80" w:line="276" w:lineRule="auto"/>
+              <w:jc w:val="left"/>
+            </w:pPr>
+            <w:r>
+              <w:rPr>
+                <w:rFonts w:ascii="Arial" w:hAnsi="Arial"/>
+                <w:color w:val="000000"/>
+                <w:sz w:val="17"/>
+              </w:rPr>
+              <w:t xml:space="preserve">Parameter Kueri: </w:t>
+            </w:r>
+            <w:r>
+              <w:rPr>
+                <w:rFonts w:ascii="Consolas" w:hAnsi="Consolas"/>
+                <w:color w:val="000000"/>
+                <w:sz w:val="16"/>
+              </w:rPr>
+              <w:t>?status=all&amp;page=1&amp;limit=20</w:t>
+            </w:r>
+          </w:p>
+        </w:tc>
+        <w:tc>
+          <w:tcPr>
+            <w:tcW w:type="dxa" w:w="821"/>
+            <w:shd w:fill="F8FAFC"/>
+            <w:tcMar>
+              <w:top w:w="70" w:type="dxa"/>
+              <w:bottom w:w="70" w:type="dxa"/>
+              <w:left w:w="100" w:type="dxa"/>
+              <w:right w:w="100" w:type="dxa"/>
+            </w:tcMar>
+          </w:tcPr>
+          <w:p>
+            <w:pPr>
+              <w:spacing w:before="0" w:after="80" w:line="276" w:lineRule="auto"/>
+              <w:jc w:val="left"/>
+            </w:pPr>
+            <w:r>
+              <w:rPr>
+                <w:rFonts w:ascii="Consolas" w:hAnsi="Consolas"/>
+                <w:color w:val="000000"/>
+                <w:sz w:val="16"/>
+              </w:rPr>
+              <w:t>{"aspirasi":[{"id":1,"ticketNumber":"ASP-202609-40912","judul":"string","status":"Diajukan","aiRecommendation":"string"}],"total":1}</w:t>
+            </w:r>
+          </w:p>
+        </w:tc>
+        <w:tc>
+          <w:tcPr>
+            <w:tcW w:type="dxa" w:w="821"/>
+            <w:shd w:fill="F8FAFC"/>
+            <w:tcMar>
+              <w:top w:w="70" w:type="dxa"/>
+              <w:bottom w:w="70" w:type="dxa"/>
+              <w:left w:w="100" w:type="dxa"/>
+              <w:right w:w="100" w:type="dxa"/>
+            </w:tcMar>
+          </w:tcPr>
+          <w:p>
+            <w:pPr>
+              <w:spacing w:before="0" w:after="80" w:line="276" w:lineRule="auto"/>
+              <w:jc w:val="left"/>
+            </w:pPr>
+            <w:r>
+              <w:rPr>
+                <w:rFonts w:ascii="Arial" w:hAnsi="Arial"/>
+                <w:color w:val="000000"/>
+                <w:sz w:val="17"/>
+              </w:rPr>
+              <w:t>200 OK / 401 Unauthorized</w:t>
+            </w:r>
+          </w:p>
+        </w:tc>
+        <w:tc>
+          <w:tcPr>
+            <w:tcW w:type="dxa" w:w="821"/>
+            <w:shd w:fill="F8FAFC"/>
+            <w:tcMar>
+              <w:top w:w="70" w:type="dxa"/>
+              <w:bottom w:w="70" w:type="dxa"/>
+              <w:left w:w="100" w:type="dxa"/>
+              <w:right w:w="100" w:type="dxa"/>
+            </w:tcMar>
+          </w:tcPr>
+          <w:p>
+            <w:pPr>
+              <w:spacing w:before="0" w:after="80" w:line="276" w:lineRule="auto"/>
+              <w:jc w:val="left"/>
+            </w:pPr>
+          </w:p>
+        </w:tc>
+        <w:tc>
+          <w:tcPr>
+            <w:tcW w:type="dxa" w:w="821"/>
+            <w:shd w:fill="F8FAFC"/>
+            <w:tcMar>
+              <w:top w:w="70" w:type="dxa"/>
+              <w:bottom w:w="70" w:type="dxa"/>
+              <w:left w:w="100" w:type="dxa"/>
+              <w:right w:w="100" w:type="dxa"/>
+            </w:tcMar>
+          </w:tcPr>
+          <w:p>
+            <w:pPr>
+              <w:spacing w:before="0" w:after="80" w:line="276" w:lineRule="auto"/>
+              <w:jc w:val="left"/>
+            </w:pPr>
+          </w:p>
+        </w:tc>
+        <w:tc>
+          <w:tcPr>
+            <w:tcW w:type="dxa" w:w="821"/>
+            <w:shd w:fill="F8FAFC"/>
+            <w:tcMar>
+              <w:top w:w="70" w:type="dxa"/>
+              <w:bottom w:w="70" w:type="dxa"/>
+              <w:left w:w="100" w:type="dxa"/>
+              <w:right w:w="100" w:type="dxa"/>
+            </w:tcMar>
+          </w:tcPr>
+          <w:p>
+            <w:pPr>
+              <w:spacing w:before="0" w:after="80" w:line="276" w:lineRule="auto"/>
+              <w:jc w:val="left"/>
+            </w:pPr>
+          </w:p>
+        </w:tc>
+        <w:tc>
+          <w:tcPr>
+            <w:tcW w:type="dxa" w:w="821"/>
+            <w:shd w:fill="F8FAFC"/>
+            <w:tcMar>
+              <w:top w:w="70" w:type="dxa"/>
+              <w:bottom w:w="70" w:type="dxa"/>
+              <w:left w:w="100" w:type="dxa"/>
+              <w:right w:w="100" w:type="dxa"/>
+            </w:tcMar>
+          </w:tcPr>
+          <w:p>
+            <w:pPr>
+              <w:spacing w:before="0" w:after="80" w:line="276" w:lineRule="auto"/>
+              <w:jc w:val="left"/>
+            </w:pPr>
+          </w:p>
+        </w:tc>
+        <w:tc>
+          <w:tcPr>
+            <w:tcW w:type="dxa" w:w="821"/>
+            <w:shd w:fill="F8FAFC"/>
+            <w:tcMar>
+              <w:top w:w="70" w:type="dxa"/>
+              <w:bottom w:w="70" w:type="dxa"/>
+              <w:left w:w="100" w:type="dxa"/>
+              <w:right w:w="100" w:type="dxa"/>
+            </w:tcMar>
+          </w:tcPr>
+          <w:p>
+            <w:pPr>
+              <w:spacing w:before="0" w:after="80" w:line="276" w:lineRule="auto"/>
+              <w:jc w:val="left"/>
+            </w:pPr>
+          </w:p>
+        </w:tc>
+      </w:tr>
+      <w:tr>
+        <w:tc>
+          <w:tcPr>
+            <w:tcW w:type="dxa" w:w="864"/>
+            <w:shd w:fill="FFFFFF"/>
+            <w:tcMar>
+              <w:top w:w="70" w:type="dxa"/>
+              <w:bottom w:w="70" w:type="dxa"/>
+              <w:left w:w="100" w:type="dxa"/>
+              <w:right w:w="100" w:type="dxa"/>
+            </w:tcMar>
+          </w:tcPr>
+          <w:p>
+            <w:pPr>
+              <w:spacing w:before="0" w:after="80" w:line="276" w:lineRule="auto"/>
+              <w:jc w:val="left"/>
+            </w:pPr>
+            <w:r>
+              <w:rPr>
+                <w:rFonts w:ascii="Consolas" w:hAnsi="Consolas"/>
+                <w:color w:val="000000"/>
+                <w:sz w:val="16"/>
+              </w:rPr>
+              <w:t>GET</w:t>
+            </w:r>
+          </w:p>
+        </w:tc>
+        <w:tc>
+          <w:tcPr>
+            <w:tcW w:type="dxa" w:w="821"/>
+            <w:shd w:fill="FFFFFF"/>
+            <w:tcMar>
+              <w:top w:w="70" w:type="dxa"/>
+              <w:bottom w:w="70" w:type="dxa"/>
+              <w:left w:w="100" w:type="dxa"/>
+              <w:right w:w="100" w:type="dxa"/>
+            </w:tcMar>
+          </w:tcPr>
+          <w:p>
+            <w:pPr>
+              <w:spacing w:before="0" w:after="80" w:line="276" w:lineRule="auto"/>
+              <w:jc w:val="left"/>
+            </w:pPr>
+            <w:r>
+              <w:rPr>
+                <w:rFonts w:ascii="Consolas" w:hAnsi="Consolas"/>
+                <w:color w:val="000000"/>
+                <w:sz w:val="16"/>
+              </w:rPr>
+              <w:t>/api/aspirasi/track/:ticketNumber</w:t>
+            </w:r>
+          </w:p>
+        </w:tc>
+        <w:tc>
+          <w:tcPr>
+            <w:tcW w:type="dxa" w:w="821"/>
+            <w:shd w:fill="FFFFFF"/>
+            <w:tcMar>
+              <w:top w:w="70" w:type="dxa"/>
+              <w:bottom w:w="70" w:type="dxa"/>
+              <w:left w:w="100" w:type="dxa"/>
+              <w:right w:w="100" w:type="dxa"/>
+            </w:tcMar>
+          </w:tcPr>
+          <w:p>
+            <w:pPr>
+              <w:spacing w:before="0" w:after="80" w:line="276" w:lineRule="auto"/>
+              <w:jc w:val="left"/>
+            </w:pPr>
+            <w:r>
+              <w:rPr>
+                <w:rFonts w:ascii="Arial" w:hAnsi="Arial"/>
+                <w:color w:val="000000"/>
+                <w:sz w:val="17"/>
+              </w:rPr>
+              <w:t>Akses Publik Bebas (QR Code)</w:t>
+            </w:r>
+          </w:p>
+        </w:tc>
+        <w:tc>
+          <w:tcPr>
+            <w:tcW w:type="dxa" w:w="821"/>
+            <w:shd w:fill="FFFFFF"/>
+            <w:tcMar>
+              <w:top w:w="70" w:type="dxa"/>
+              <w:bottom w:w="70" w:type="dxa"/>
+              <w:left w:w="100" w:type="dxa"/>
+              <w:right w:w="100" w:type="dxa"/>
+            </w:tcMar>
+          </w:tcPr>
+          <w:p>
+            <w:pPr>
+              <w:spacing w:before="0" w:after="80" w:line="276" w:lineRule="auto"/>
+              <w:jc w:val="left"/>
+            </w:pPr>
+            <w:r>
+              <w:rPr>
+                <w:rFonts w:ascii="Arial" w:hAnsi="Arial"/>
+                <w:color w:val="000000"/>
+                <w:sz w:val="17"/>
+              </w:rPr>
+              <w:t xml:space="preserve">Parameter Jalur: </w:t>
+            </w:r>
+            <w:r>
+              <w:rPr>
+                <w:rFonts w:ascii="Consolas" w:hAnsi="Consolas"/>
+                <w:color w:val="000000"/>
+                <w:sz w:val="16"/>
+              </w:rPr>
+              <w:t>ticketNumber</w:t>
+            </w:r>
+            <w:r>
+              <w:rPr>
+                <w:rFonts w:ascii="Arial" w:hAnsi="Arial"/>
+                <w:color w:val="000000"/>
+                <w:sz w:val="17"/>
+              </w:rPr>
+              <w:t xml:space="preserve"> (contoh: </w:t>
+            </w:r>
+            <w:r>
+              <w:rPr>
+                <w:rFonts w:ascii="Consolas" w:hAnsi="Consolas"/>
+                <w:color w:val="000000"/>
+                <w:sz w:val="16"/>
+              </w:rPr>
+              <w:t>ASP-202609-40912</w:t>
+            </w:r>
+            <w:r>
+              <w:rPr>
+                <w:rFonts w:ascii="Arial" w:hAnsi="Arial"/>
+                <w:color w:val="000000"/>
+                <w:sz w:val="17"/>
+              </w:rPr>
+              <w:t>)</w:t>
+            </w:r>
+          </w:p>
+        </w:tc>
+        <w:tc>
+          <w:tcPr>
+            <w:tcW w:type="dxa" w:w="821"/>
+            <w:shd w:fill="FFFFFF"/>
+            <w:tcMar>
+              <w:top w:w="70" w:type="dxa"/>
+              <w:bottom w:w="70" w:type="dxa"/>
+              <w:left w:w="100" w:type="dxa"/>
+              <w:right w:w="100" w:type="dxa"/>
+            </w:tcMar>
+          </w:tcPr>
+          <w:p>
+            <w:pPr>
+              <w:spacing w:before="0" w:after="80" w:line="276" w:lineRule="auto"/>
+              <w:jc w:val="left"/>
+            </w:pPr>
+            <w:r>
+              <w:rPr>
+                <w:rFonts w:ascii="Consolas" w:hAnsi="Consolas"/>
+                <w:color w:val="000000"/>
+                <w:sz w:val="16"/>
+              </w:rPr>
+              <w:t>{"ticketNumber":"string","judul":"string","status":"string","currentStep":1,"aiAnalysis":"string","materiUrl":"string","tanggapanDewan":"string"}</w:t>
+            </w:r>
+          </w:p>
+        </w:tc>
+        <w:tc>
+          <w:tcPr>
+            <w:tcW w:type="dxa" w:w="821"/>
+            <w:shd w:fill="FFFFFF"/>
+            <w:tcMar>
+              <w:top w:w="70" w:type="dxa"/>
+              <w:bottom w:w="70" w:type="dxa"/>
+              <w:left w:w="100" w:type="dxa"/>
+              <w:right w:w="100" w:type="dxa"/>
+            </w:tcMar>
+          </w:tcPr>
+          <w:p>
+            <w:pPr>
+              <w:spacing w:before="0" w:after="80" w:line="276" w:lineRule="auto"/>
+              <w:jc w:val="left"/>
+            </w:pPr>
+            <w:r>
+              <w:rPr>
+                <w:rFonts w:ascii="Arial" w:hAnsi="Arial"/>
+                <w:color w:val="000000"/>
+                <w:sz w:val="17"/>
+              </w:rPr>
+              <w:t>200 OK / 404 Not Found</w:t>
+            </w:r>
+          </w:p>
+        </w:tc>
+        <w:tc>
+          <w:tcPr>
+            <w:tcW w:type="dxa" w:w="821"/>
+            <w:shd w:fill="FFFFFF"/>
+            <w:tcMar>
+              <w:top w:w="70" w:type="dxa"/>
+              <w:bottom w:w="70" w:type="dxa"/>
+              <w:left w:w="100" w:type="dxa"/>
+              <w:right w:w="100" w:type="dxa"/>
+            </w:tcMar>
+          </w:tcPr>
+          <w:p>
+            <w:pPr>
+              <w:spacing w:before="0" w:after="80" w:line="276" w:lineRule="auto"/>
+              <w:jc w:val="left"/>
+            </w:pPr>
+          </w:p>
+        </w:tc>
+        <w:tc>
+          <w:tcPr>
+            <w:tcW w:type="dxa" w:w="821"/>
+            <w:shd w:fill="FFFFFF"/>
+            <w:tcMar>
+              <w:top w:w="70" w:type="dxa"/>
+              <w:bottom w:w="70" w:type="dxa"/>
+              <w:left w:w="100" w:type="dxa"/>
+              <w:right w:w="100" w:type="dxa"/>
+            </w:tcMar>
+          </w:tcPr>
+          <w:p>
+            <w:pPr>
+              <w:spacing w:before="0" w:after="80" w:line="276" w:lineRule="auto"/>
+              <w:jc w:val="left"/>
+            </w:pPr>
+          </w:p>
+        </w:tc>
+        <w:tc>
+          <w:tcPr>
+            <w:tcW w:type="dxa" w:w="821"/>
+            <w:shd w:fill="FFFFFF"/>
+            <w:tcMar>
+              <w:top w:w="70" w:type="dxa"/>
+              <w:bottom w:w="70" w:type="dxa"/>
+              <w:left w:w="100" w:type="dxa"/>
+              <w:right w:w="100" w:type="dxa"/>
+            </w:tcMar>
+          </w:tcPr>
+          <w:p>
+            <w:pPr>
+              <w:spacing w:before="0" w:after="80" w:line="276" w:lineRule="auto"/>
+              <w:jc w:val="left"/>
+            </w:pPr>
+          </w:p>
+        </w:tc>
+        <w:tc>
+          <w:tcPr>
+            <w:tcW w:type="dxa" w:w="821"/>
+            <w:shd w:fill="FFFFFF"/>
+            <w:tcMar>
+              <w:top w:w="70" w:type="dxa"/>
+              <w:bottom w:w="70" w:type="dxa"/>
+              <w:left w:w="100" w:type="dxa"/>
+              <w:right w:w="100" w:type="dxa"/>
+            </w:tcMar>
+          </w:tcPr>
+          <w:p>
+            <w:pPr>
+              <w:spacing w:before="0" w:after="80" w:line="276" w:lineRule="auto"/>
+              <w:jc w:val="left"/>
+            </w:pPr>
+          </w:p>
+        </w:tc>
+        <w:tc>
+          <w:tcPr>
+            <w:tcW w:type="dxa" w:w="821"/>
+            <w:shd w:fill="FFFFFF"/>
+            <w:tcMar>
+              <w:top w:w="70" w:type="dxa"/>
+              <w:bottom w:w="70" w:type="dxa"/>
+              <w:left w:w="100" w:type="dxa"/>
+              <w:right w:w="100" w:type="dxa"/>
+            </w:tcMar>
+          </w:tcPr>
+          <w:p>
+            <w:pPr>
+              <w:spacing w:before="0" w:after="80" w:line="276" w:lineRule="auto"/>
+              <w:jc w:val="left"/>
+            </w:pPr>
+          </w:p>
+        </w:tc>
+      </w:tr>
+      <w:tr>
+        <w:tc>
+          <w:tcPr>
+            <w:tcW w:type="dxa" w:w="864"/>
+            <w:shd w:fill="F8FAFC"/>
+            <w:tcMar>
+              <w:top w:w="70" w:type="dxa"/>
+              <w:bottom w:w="70" w:type="dxa"/>
+              <w:left w:w="100" w:type="dxa"/>
+              <w:right w:w="100" w:type="dxa"/>
+            </w:tcMar>
+          </w:tcPr>
+          <w:p>
+            <w:pPr>
+              <w:spacing w:before="0" w:after="80" w:line="276" w:lineRule="auto"/>
+              <w:jc w:val="left"/>
+            </w:pPr>
+            <w:r>
+              <w:rPr>
+                <w:rFonts w:ascii="Consolas" w:hAnsi="Consolas"/>
+                <w:color w:val="000000"/>
+                <w:sz w:val="16"/>
+              </w:rPr>
+              <w:t>POST</w:t>
+            </w:r>
+          </w:p>
+        </w:tc>
+        <w:tc>
+          <w:tcPr>
+            <w:tcW w:type="dxa" w:w="821"/>
+            <w:shd w:fill="F8FAFC"/>
+            <w:tcMar>
+              <w:top w:w="70" w:type="dxa"/>
+              <w:bottom w:w="70" w:type="dxa"/>
+              <w:left w:w="100" w:type="dxa"/>
+              <w:right w:w="100" w:type="dxa"/>
+            </w:tcMar>
+          </w:tcPr>
+          <w:p>
+            <w:pPr>
+              <w:spacing w:before="0" w:after="80" w:line="276" w:lineRule="auto"/>
+              <w:jc w:val="left"/>
+            </w:pPr>
+            <w:r>
+              <w:rPr>
+                <w:rFonts w:ascii="Consolas" w:hAnsi="Consolas"/>
+                <w:color w:val="000000"/>
+                <w:sz w:val="16"/>
+              </w:rPr>
+              <w:t>/api/aspirasi/:id/triage</w:t>
+            </w:r>
+          </w:p>
+        </w:tc>
+        <w:tc>
+          <w:tcPr>
+            <w:tcW w:type="dxa" w:w="821"/>
+            <w:shd w:fill="F8FAFC"/>
+            <w:tcMar>
+              <w:top w:w="70" w:type="dxa"/>
+              <w:bottom w:w="70" w:type="dxa"/>
+              <w:left w:w="100" w:type="dxa"/>
+              <w:right w:w="100" w:type="dxa"/>
+            </w:tcMar>
+          </w:tcPr>
+          <w:p>
+            <w:pPr>
+              <w:spacing w:before="0" w:after="80" w:line="276" w:lineRule="auto"/>
+              <w:jc w:val="left"/>
+            </w:pPr>
+            <w:r>
+              <w:rPr>
+                <w:rFonts w:ascii="Arial" w:hAnsi="Arial"/>
+                <w:color w:val="000000"/>
+                <w:sz w:val="17"/>
+              </w:rPr>
+              <w:t xml:space="preserve">Peran </w:t>
+            </w:r>
+            <w:r>
+              <w:rPr>
+                <w:rFonts w:ascii="Consolas" w:hAnsi="Consolas"/>
+                <w:color w:val="000000"/>
+                <w:sz w:val="16"/>
+              </w:rPr>
+              <w:t>verifikator</w:t>
+            </w:r>
+            <w:r>
+              <w:rPr>
+                <w:rFonts w:ascii="Arial" w:hAnsi="Arial"/>
+                <w:color w:val="000000"/>
+                <w:sz w:val="17"/>
+              </w:rPr>
+              <w:t xml:space="preserve"> / </w:t>
+            </w:r>
+            <w:r>
+              <w:rPr>
+                <w:rFonts w:ascii="Consolas" w:hAnsi="Consolas"/>
+                <w:color w:val="000000"/>
+                <w:sz w:val="16"/>
+              </w:rPr>
+              <w:t>dewan</w:t>
+            </w:r>
+            <w:r>
+              <w:rPr>
+                <w:rFonts w:ascii="Arial" w:hAnsi="Arial"/>
+                <w:color w:val="000000"/>
+                <w:sz w:val="17"/>
+              </w:rPr>
+              <w:t xml:space="preserve"> / </w:t>
+            </w:r>
+            <w:r>
+              <w:rPr>
+                <w:rFonts w:ascii="Consolas" w:hAnsi="Consolas"/>
+                <w:color w:val="000000"/>
+                <w:sz w:val="16"/>
+              </w:rPr>
+              <w:t>admin</w:t>
+            </w:r>
+          </w:p>
+        </w:tc>
+        <w:tc>
+          <w:tcPr>
+            <w:tcW w:type="dxa" w:w="821"/>
+            <w:shd w:fill="F8FAFC"/>
+            <w:tcMar>
+              <w:top w:w="70" w:type="dxa"/>
+              <w:bottom w:w="70" w:type="dxa"/>
+              <w:left w:w="100" w:type="dxa"/>
+              <w:right w:w="100" w:type="dxa"/>
+            </w:tcMar>
+          </w:tcPr>
+          <w:p>
+            <w:pPr>
+              <w:spacing w:before="0" w:after="80" w:line="276" w:lineRule="auto"/>
+              <w:jc w:val="left"/>
+            </w:pPr>
+            <w:r>
+              <w:rPr>
+                <w:rFonts w:ascii="Arial" w:hAnsi="Arial"/>
+                <w:color w:val="000000"/>
+                <w:sz w:val="17"/>
+              </w:rPr>
+              <w:t>Tidak ada payload masukan (memicu eksekusi Gemini AI)</w:t>
+            </w:r>
+          </w:p>
+        </w:tc>
+        <w:tc>
+          <w:tcPr>
+            <w:tcW w:type="dxa" w:w="821"/>
+            <w:shd w:fill="F8FAFC"/>
+            <w:tcMar>
+              <w:top w:w="70" w:type="dxa"/>
+              <w:bottom w:w="70" w:type="dxa"/>
+              <w:left w:w="100" w:type="dxa"/>
+              <w:right w:w="100" w:type="dxa"/>
+            </w:tcMar>
+          </w:tcPr>
+          <w:p>
+            <w:pPr>
+              <w:spacing w:before="0" w:after="80" w:line="276" w:lineRule="auto"/>
+              <w:jc w:val="left"/>
+            </w:pPr>
+            <w:r>
+              <w:rPr>
+                <w:rFonts w:ascii="Consolas" w:hAnsi="Consolas"/>
+                <w:color w:val="000000"/>
+                <w:sz w:val="16"/>
+              </w:rPr>
+              <w:t>{"message":"Telaah AI berhasil dijalankan","aiAnalysis":"string","aiRecommendation":"string"}</w:t>
+            </w:r>
+          </w:p>
+        </w:tc>
+        <w:tc>
+          <w:tcPr>
+            <w:tcW w:type="dxa" w:w="821"/>
+            <w:shd w:fill="F8FAFC"/>
+            <w:tcMar>
+              <w:top w:w="70" w:type="dxa"/>
+              <w:bottom w:w="70" w:type="dxa"/>
+              <w:left w:w="100" w:type="dxa"/>
+              <w:right w:w="100" w:type="dxa"/>
+            </w:tcMar>
+          </w:tcPr>
+          <w:p>
+            <w:pPr>
+              <w:spacing w:before="0" w:after="80" w:line="276" w:lineRule="auto"/>
+              <w:jc w:val="left"/>
+            </w:pPr>
+            <w:r>
+              <w:rPr>
+                <w:rFonts w:ascii="Arial" w:hAnsi="Arial"/>
+                <w:color w:val="000000"/>
+                <w:sz w:val="17"/>
+              </w:rPr>
+              <w:t>200 OK / 500 Error</w:t>
+            </w:r>
+          </w:p>
+        </w:tc>
+        <w:tc>
+          <w:tcPr>
+            <w:tcW w:type="dxa" w:w="821"/>
+            <w:shd w:fill="F8FAFC"/>
+            <w:tcMar>
+              <w:top w:w="70" w:type="dxa"/>
+              <w:bottom w:w="70" w:type="dxa"/>
+              <w:left w:w="100" w:type="dxa"/>
+              <w:right w:w="100" w:type="dxa"/>
+            </w:tcMar>
+          </w:tcPr>
+          <w:p>
+            <w:pPr>
+              <w:spacing w:before="0" w:after="80" w:line="276" w:lineRule="auto"/>
+              <w:jc w:val="left"/>
+            </w:pPr>
+          </w:p>
+        </w:tc>
+        <w:tc>
+          <w:tcPr>
+            <w:tcW w:type="dxa" w:w="821"/>
+            <w:shd w:fill="F8FAFC"/>
+            <w:tcMar>
+              <w:top w:w="70" w:type="dxa"/>
+              <w:bottom w:w="70" w:type="dxa"/>
+              <w:left w:w="100" w:type="dxa"/>
+              <w:right w:w="100" w:type="dxa"/>
+            </w:tcMar>
+          </w:tcPr>
+          <w:p>
+            <w:pPr>
+              <w:spacing w:before="0" w:after="80" w:line="276" w:lineRule="auto"/>
+              <w:jc w:val="left"/>
+            </w:pPr>
+          </w:p>
+        </w:tc>
+        <w:tc>
+          <w:tcPr>
+            <w:tcW w:type="dxa" w:w="821"/>
+            <w:shd w:fill="F8FAFC"/>
+            <w:tcMar>
+              <w:top w:w="70" w:type="dxa"/>
+              <w:bottom w:w="70" w:type="dxa"/>
+              <w:left w:w="100" w:type="dxa"/>
+              <w:right w:w="100" w:type="dxa"/>
+            </w:tcMar>
+          </w:tcPr>
+          <w:p>
+            <w:pPr>
+              <w:spacing w:before="0" w:after="80" w:line="276" w:lineRule="auto"/>
+              <w:jc w:val="left"/>
+            </w:pPr>
+          </w:p>
+        </w:tc>
+        <w:tc>
+          <w:tcPr>
+            <w:tcW w:type="dxa" w:w="821"/>
+            <w:shd w:fill="F8FAFC"/>
+            <w:tcMar>
+              <w:top w:w="70" w:type="dxa"/>
+              <w:bottom w:w="70" w:type="dxa"/>
+              <w:left w:w="100" w:type="dxa"/>
+              <w:right w:w="100" w:type="dxa"/>
+            </w:tcMar>
+          </w:tcPr>
+          <w:p>
+            <w:pPr>
+              <w:spacing w:before="0" w:after="80" w:line="276" w:lineRule="auto"/>
+              <w:jc w:val="left"/>
+            </w:pPr>
+          </w:p>
+        </w:tc>
+        <w:tc>
+          <w:tcPr>
+            <w:tcW w:type="dxa" w:w="821"/>
+            <w:shd w:fill="F8FAFC"/>
+            <w:tcMar>
+              <w:top w:w="70" w:type="dxa"/>
+              <w:bottom w:w="70" w:type="dxa"/>
+              <w:left w:w="100" w:type="dxa"/>
+              <w:right w:w="100" w:type="dxa"/>
+            </w:tcMar>
+          </w:tcPr>
+          <w:p>
+            <w:pPr>
+              <w:spacing w:before="0" w:after="80" w:line="276" w:lineRule="auto"/>
+              <w:jc w:val="left"/>
+            </w:pPr>
+          </w:p>
+        </w:tc>
+      </w:tr>
+      <w:tr>
+        <w:tc>
+          <w:tcPr>
+            <w:tcW w:type="dxa" w:w="864"/>
+            <w:shd w:fill="FFFFFF"/>
+            <w:tcMar>
+              <w:top w:w="70" w:type="dxa"/>
+              <w:bottom w:w="70" w:type="dxa"/>
+              <w:left w:w="100" w:type="dxa"/>
+              <w:right w:w="100" w:type="dxa"/>
+            </w:tcMar>
+          </w:tcPr>
+          <w:p>
+            <w:pPr>
+              <w:spacing w:before="0" w:after="80" w:line="276" w:lineRule="auto"/>
+              <w:jc w:val="left"/>
+            </w:pPr>
+            <w:r>
+              <w:rPr>
+                <w:rFonts w:ascii="Consolas" w:hAnsi="Consolas"/>
+                <w:color w:val="000000"/>
+                <w:sz w:val="16"/>
+              </w:rPr>
+              <w:t>POST</w:t>
+            </w:r>
+          </w:p>
+        </w:tc>
+        <w:tc>
+          <w:tcPr>
+            <w:tcW w:type="dxa" w:w="821"/>
+            <w:shd w:fill="FFFFFF"/>
+            <w:tcMar>
+              <w:top w:w="70" w:type="dxa"/>
+              <w:bottom w:w="70" w:type="dxa"/>
+              <w:left w:w="100" w:type="dxa"/>
+              <w:right w:w="100" w:type="dxa"/>
+            </w:tcMar>
+          </w:tcPr>
+          <w:p>
+            <w:pPr>
+              <w:spacing w:before="0" w:after="80" w:line="276" w:lineRule="auto"/>
+              <w:jc w:val="left"/>
+            </w:pPr>
+            <w:r>
+              <w:rPr>
+                <w:rFonts w:ascii="Consolas" w:hAnsi="Consolas"/>
+                <w:color w:val="000000"/>
+                <w:sz w:val="16"/>
+              </w:rPr>
+              <w:t>/api/aspirasi/:id/tanggapan</w:t>
+            </w:r>
+          </w:p>
+        </w:tc>
+        <w:tc>
+          <w:tcPr>
+            <w:tcW w:type="dxa" w:w="821"/>
+            <w:shd w:fill="FFFFFF"/>
+            <w:tcMar>
+              <w:top w:w="70" w:type="dxa"/>
+              <w:bottom w:w="70" w:type="dxa"/>
+              <w:left w:w="100" w:type="dxa"/>
+              <w:right w:w="100" w:type="dxa"/>
+            </w:tcMar>
+          </w:tcPr>
+          <w:p>
+            <w:pPr>
+              <w:spacing w:before="0" w:after="80" w:line="276" w:lineRule="auto"/>
+              <w:jc w:val="left"/>
+            </w:pPr>
+            <w:r>
+              <w:rPr>
+                <w:rFonts w:ascii="Arial" w:hAnsi="Arial"/>
+                <w:color w:val="000000"/>
+                <w:sz w:val="17"/>
+              </w:rPr>
+              <w:t xml:space="preserve">Peran </w:t>
+            </w:r>
+            <w:r>
+              <w:rPr>
+                <w:rFonts w:ascii="Consolas" w:hAnsi="Consolas"/>
+                <w:color w:val="000000"/>
+                <w:sz w:val="16"/>
+              </w:rPr>
+              <w:t>dewan</w:t>
+            </w:r>
+            <w:r>
+              <w:rPr>
+                <w:rFonts w:ascii="Arial" w:hAnsi="Arial"/>
+                <w:color w:val="000000"/>
+                <w:sz w:val="17"/>
+              </w:rPr>
+              <w:t xml:space="preserve"> / </w:t>
+            </w:r>
+            <w:r>
+              <w:rPr>
+                <w:rFonts w:ascii="Consolas" w:hAnsi="Consolas"/>
+                <w:color w:val="000000"/>
+                <w:sz w:val="16"/>
+              </w:rPr>
+              <w:t>admin</w:t>
+            </w:r>
+          </w:p>
+        </w:tc>
+        <w:tc>
+          <w:tcPr>
+            <w:tcW w:type="dxa" w:w="821"/>
+            <w:shd w:fill="FFFFFF"/>
+            <w:tcMar>
+              <w:top w:w="70" w:type="dxa"/>
+              <w:bottom w:w="70" w:type="dxa"/>
+              <w:left w:w="100" w:type="dxa"/>
+              <w:right w:w="100" w:type="dxa"/>
+            </w:tcMar>
+          </w:tcPr>
+          <w:p>
+            <w:pPr>
+              <w:spacing w:before="0" w:after="80" w:line="276" w:lineRule="auto"/>
+              <w:jc w:val="left"/>
+            </w:pPr>
+            <w:r>
+              <w:rPr>
+                <w:rFonts w:ascii="Consolas" w:hAnsi="Consolas"/>
+                <w:color w:val="000000"/>
+                <w:sz w:val="16"/>
+              </w:rPr>
+              <w:t>{"tanggapanText":"string","suratTanggapanUrl":"string"}</w:t>
+            </w:r>
+          </w:p>
+        </w:tc>
+        <w:tc>
+          <w:tcPr>
+            <w:tcW w:type="dxa" w:w="821"/>
+            <w:shd w:fill="FFFFFF"/>
+            <w:tcMar>
+              <w:top w:w="70" w:type="dxa"/>
+              <w:bottom w:w="70" w:type="dxa"/>
+              <w:left w:w="100" w:type="dxa"/>
+              <w:right w:w="100" w:type="dxa"/>
+            </w:tcMar>
+          </w:tcPr>
+          <w:p>
+            <w:pPr>
+              <w:spacing w:before="0" w:after="80" w:line="276" w:lineRule="auto"/>
+              <w:jc w:val="left"/>
+            </w:pPr>
+            <w:r>
+              <w:rPr>
+                <w:rFonts w:ascii="Consolas" w:hAnsi="Consolas"/>
+                <w:color w:val="000000"/>
+                <w:sz w:val="16"/>
+              </w:rPr>
+              <w:t>{"message":"Tanggapan dewan berhasil disimpan","tanggapanDewan":"string","status":"Diteruskan"}</w:t>
+            </w:r>
+          </w:p>
+        </w:tc>
+        <w:tc>
+          <w:tcPr>
+            <w:tcW w:type="dxa" w:w="821"/>
+            <w:shd w:fill="FFFFFF"/>
+            <w:tcMar>
+              <w:top w:w="70" w:type="dxa"/>
+              <w:bottom w:w="70" w:type="dxa"/>
+              <w:left w:w="100" w:type="dxa"/>
+              <w:right w:w="100" w:type="dxa"/>
+            </w:tcMar>
+          </w:tcPr>
+          <w:p>
+            <w:pPr>
+              <w:spacing w:before="0" w:after="80" w:line="276" w:lineRule="auto"/>
+              <w:jc w:val="left"/>
+            </w:pPr>
+            <w:r>
+              <w:rPr>
+                <w:rFonts w:ascii="Arial" w:hAnsi="Arial"/>
+                <w:color w:val="000000"/>
+                <w:sz w:val="17"/>
+              </w:rPr>
+              <w:t>200 OK / 400 Bad Request</w:t>
+            </w:r>
+          </w:p>
+        </w:tc>
+        <w:tc>
+          <w:tcPr>
+            <w:tcW w:type="dxa" w:w="821"/>
+            <w:shd w:fill="FFFFFF"/>
+            <w:tcMar>
+              <w:top w:w="70" w:type="dxa"/>
+              <w:bottom w:w="70" w:type="dxa"/>
+              <w:left w:w="100" w:type="dxa"/>
+              <w:right w:w="100" w:type="dxa"/>
+            </w:tcMar>
+          </w:tcPr>
+          <w:p>
+            <w:pPr>
+              <w:spacing w:before="0" w:after="80" w:line="276" w:lineRule="auto"/>
+              <w:jc w:val="left"/>
+            </w:pPr>
+          </w:p>
+        </w:tc>
+        <w:tc>
+          <w:tcPr>
+            <w:tcW w:type="dxa" w:w="821"/>
+            <w:shd w:fill="FFFFFF"/>
+            <w:tcMar>
+              <w:top w:w="70" w:type="dxa"/>
+              <w:bottom w:w="70" w:type="dxa"/>
+              <w:left w:w="100" w:type="dxa"/>
+              <w:right w:w="100" w:type="dxa"/>
+            </w:tcMar>
+          </w:tcPr>
+          <w:p>
+            <w:pPr>
+              <w:spacing w:before="0" w:after="80" w:line="276" w:lineRule="auto"/>
+              <w:jc w:val="left"/>
+            </w:pPr>
+          </w:p>
+        </w:tc>
+        <w:tc>
+          <w:tcPr>
+            <w:tcW w:type="dxa" w:w="821"/>
+            <w:shd w:fill="FFFFFF"/>
+            <w:tcMar>
+              <w:top w:w="70" w:type="dxa"/>
+              <w:bottom w:w="70" w:type="dxa"/>
+              <w:left w:w="100" w:type="dxa"/>
+              <w:right w:w="100" w:type="dxa"/>
+            </w:tcMar>
+          </w:tcPr>
+          <w:p>
+            <w:pPr>
+              <w:spacing w:before="0" w:after="80" w:line="276" w:lineRule="auto"/>
+              <w:jc w:val="left"/>
+            </w:pPr>
+          </w:p>
+        </w:tc>
+        <w:tc>
+          <w:tcPr>
+            <w:tcW w:type="dxa" w:w="821"/>
+            <w:shd w:fill="FFFFFF"/>
+            <w:tcMar>
+              <w:top w:w="70" w:type="dxa"/>
+              <w:bottom w:w="70" w:type="dxa"/>
+              <w:left w:w="100" w:type="dxa"/>
+              <w:right w:w="100" w:type="dxa"/>
+            </w:tcMar>
+          </w:tcPr>
+          <w:p>
+            <w:pPr>
+              <w:spacing w:before="0" w:after="80" w:line="276" w:lineRule="auto"/>
+              <w:jc w:val="left"/>
+            </w:pPr>
+          </w:p>
+        </w:tc>
+        <w:tc>
+          <w:tcPr>
+            <w:tcW w:type="dxa" w:w="821"/>
+            <w:shd w:fill="FFFFFF"/>
+            <w:tcMar>
+              <w:top w:w="70" w:type="dxa"/>
+              <w:bottom w:w="70" w:type="dxa"/>
+              <w:left w:w="100" w:type="dxa"/>
+              <w:right w:w="100" w:type="dxa"/>
+            </w:tcMar>
+          </w:tcPr>
+          <w:p>
+            <w:pPr>
+              <w:spacing w:before="0" w:after="80" w:line="276" w:lineRule="auto"/>
+              <w:jc w:val="left"/>
+            </w:pPr>
+          </w:p>
+        </w:tc>
+      </w:tr>
+      <w:tr>
+        <w:tc>
+          <w:tcPr>
+            <w:tcW w:type="dxa" w:w="864"/>
+            <w:shd w:fill="F8FAFC"/>
+            <w:tcMar>
+              <w:top w:w="70" w:type="dxa"/>
+              <w:bottom w:w="70" w:type="dxa"/>
+              <w:left w:w="100" w:type="dxa"/>
+              <w:right w:w="100" w:type="dxa"/>
+            </w:tcMar>
+          </w:tcPr>
+          <w:p>
+            <w:pPr>
+              <w:spacing w:before="0" w:after="80" w:line="276" w:lineRule="auto"/>
+              <w:jc w:val="left"/>
+            </w:pPr>
+            <w:r>
+              <w:rPr>
+                <w:rFonts w:ascii="Consolas" w:hAnsi="Consolas"/>
+                <w:color w:val="000000"/>
+                <w:sz w:val="16"/>
+              </w:rPr>
+              <w:t>PATCH</w:t>
+            </w:r>
+          </w:p>
+        </w:tc>
+        <w:tc>
+          <w:tcPr>
+            <w:tcW w:type="dxa" w:w="821"/>
+            <w:shd w:fill="F8FAFC"/>
+            <w:tcMar>
+              <w:top w:w="70" w:type="dxa"/>
+              <w:bottom w:w="70" w:type="dxa"/>
+              <w:left w:w="100" w:type="dxa"/>
+              <w:right w:w="100" w:type="dxa"/>
+            </w:tcMar>
+          </w:tcPr>
+          <w:p>
+            <w:pPr>
+              <w:spacing w:before="0" w:after="80" w:line="276" w:lineRule="auto"/>
+              <w:jc w:val="left"/>
+            </w:pPr>
+            <w:r>
+              <w:rPr>
+                <w:rFonts w:ascii="Consolas" w:hAnsi="Consolas"/>
+                <w:color w:val="000000"/>
+                <w:sz w:val="16"/>
+              </w:rPr>
+              <w:t>/api/aspirasi/:id/status</w:t>
+            </w:r>
+          </w:p>
+        </w:tc>
+        <w:tc>
+          <w:tcPr>
+            <w:tcW w:type="dxa" w:w="821"/>
+            <w:shd w:fill="F8FAFC"/>
+            <w:tcMar>
+              <w:top w:w="70" w:type="dxa"/>
+              <w:bottom w:w="70" w:type="dxa"/>
+              <w:left w:w="100" w:type="dxa"/>
+              <w:right w:w="100" w:type="dxa"/>
+            </w:tcMar>
+          </w:tcPr>
+          <w:p>
+            <w:pPr>
+              <w:spacing w:before="0" w:after="80" w:line="276" w:lineRule="auto"/>
+              <w:jc w:val="left"/>
+            </w:pPr>
+            <w:r>
+              <w:rPr>
+                <w:rFonts w:ascii="Arial" w:hAnsi="Arial"/>
+                <w:color w:val="000000"/>
+                <w:sz w:val="17"/>
+              </w:rPr>
+              <w:t xml:space="preserve">Peran </w:t>
+            </w:r>
+            <w:r>
+              <w:rPr>
+                <w:rFonts w:ascii="Consolas" w:hAnsi="Consolas"/>
+                <w:color w:val="000000"/>
+                <w:sz w:val="16"/>
+              </w:rPr>
+              <w:t>verifikator</w:t>
+            </w:r>
+            <w:r>
+              <w:rPr>
+                <w:rFonts w:ascii="Arial" w:hAnsi="Arial"/>
+                <w:color w:val="000000"/>
+                <w:sz w:val="17"/>
+              </w:rPr>
+              <w:t xml:space="preserve"> / </w:t>
+            </w:r>
+            <w:r>
+              <w:rPr>
+                <w:rFonts w:ascii="Consolas" w:hAnsi="Consolas"/>
+                <w:color w:val="000000"/>
+                <w:sz w:val="16"/>
+              </w:rPr>
+              <w:t>admin</w:t>
+            </w:r>
+          </w:p>
+        </w:tc>
+        <w:tc>
+          <w:tcPr>
+            <w:tcW w:type="dxa" w:w="821"/>
+            <w:shd w:fill="F8FAFC"/>
+            <w:tcMar>
+              <w:top w:w="70" w:type="dxa"/>
+              <w:bottom w:w="70" w:type="dxa"/>
+              <w:left w:w="100" w:type="dxa"/>
+              <w:right w:w="100" w:type="dxa"/>
+            </w:tcMar>
+          </w:tcPr>
+          <w:p>
+            <w:pPr>
+              <w:spacing w:before="0" w:after="80" w:line="276" w:lineRule="auto"/>
+              <w:jc w:val="left"/>
+            </w:pPr>
+            <w:r>
+              <w:rPr>
+                <w:rFonts w:ascii="Arial" w:hAnsi="Arial"/>
+                <w:color w:val="000000"/>
+                <w:sz w:val="17"/>
+              </w:rPr>
+              <w:t>`{"status":"Diajukan" \</w:t>
+            </w:r>
+          </w:p>
+        </w:tc>
+        <w:tc>
+          <w:tcPr>
+            <w:tcW w:type="dxa" w:w="821"/>
+            <w:shd w:fill="F8FAFC"/>
+            <w:tcMar>
+              <w:top w:w="70" w:type="dxa"/>
+              <w:bottom w:w="70" w:type="dxa"/>
+              <w:left w:w="100" w:type="dxa"/>
+              <w:right w:w="100" w:type="dxa"/>
+            </w:tcMar>
+          </w:tcPr>
+          <w:p>
+            <w:pPr>
+              <w:spacing w:before="0" w:after="80" w:line="276" w:lineRule="auto"/>
+              <w:jc w:val="left"/>
+            </w:pPr>
+            <w:r>
+              <w:rPr>
+                <w:rFonts w:ascii="Arial" w:hAnsi="Arial"/>
+                <w:color w:val="000000"/>
+                <w:sz w:val="17"/>
+              </w:rPr>
+              <w:t>"Verifikasi Administrasi" \</w:t>
+            </w:r>
+          </w:p>
+        </w:tc>
+        <w:tc>
+          <w:tcPr>
+            <w:tcW w:type="dxa" w:w="821"/>
+            <w:shd w:fill="F8FAFC"/>
+            <w:tcMar>
+              <w:top w:w="70" w:type="dxa"/>
+              <w:bottom w:w="70" w:type="dxa"/>
+              <w:left w:w="100" w:type="dxa"/>
+              <w:right w:w="100" w:type="dxa"/>
+            </w:tcMar>
+          </w:tcPr>
+          <w:p>
+            <w:pPr>
+              <w:spacing w:before="0" w:after="80" w:line="276" w:lineRule="auto"/>
+              <w:jc w:val="left"/>
+            </w:pPr>
+            <w:r>
+              <w:rPr>
+                <w:rFonts w:ascii="Arial" w:hAnsi="Arial"/>
+                <w:color w:val="000000"/>
+                <w:sz w:val="17"/>
+              </w:rPr>
+              <w:t>"Diteruskan ke Komisi/Fraksi" \</w:t>
+            </w:r>
+          </w:p>
+        </w:tc>
+        <w:tc>
+          <w:tcPr>
+            <w:tcW w:type="dxa" w:w="821"/>
+            <w:shd w:fill="F8FAFC"/>
+            <w:tcMar>
+              <w:top w:w="70" w:type="dxa"/>
+              <w:bottom w:w="70" w:type="dxa"/>
+              <w:left w:w="100" w:type="dxa"/>
+              <w:right w:w="100" w:type="dxa"/>
+            </w:tcMar>
+          </w:tcPr>
+          <w:p>
+            <w:pPr>
+              <w:spacing w:before="0" w:after="80" w:line="276" w:lineRule="auto"/>
+              <w:jc w:val="left"/>
+            </w:pPr>
+            <w:r>
+              <w:rPr>
+                <w:rFonts w:ascii="Arial" w:hAnsi="Arial"/>
+                <w:color w:val="000000"/>
+                <w:sz w:val="17"/>
+              </w:rPr>
+              <w:t>"Tindak Lanjut Lapangan/OPD" \</w:t>
+            </w:r>
+          </w:p>
+        </w:tc>
+        <w:tc>
+          <w:tcPr>
+            <w:tcW w:type="dxa" w:w="821"/>
+            <w:shd w:fill="F8FAFC"/>
+            <w:tcMar>
+              <w:top w:w="70" w:type="dxa"/>
+              <w:bottom w:w="70" w:type="dxa"/>
+              <w:left w:w="100" w:type="dxa"/>
+              <w:right w:w="100" w:type="dxa"/>
+            </w:tcMar>
+          </w:tcPr>
+          <w:p>
+            <w:pPr>
+              <w:spacing w:before="0" w:after="80" w:line="276" w:lineRule="auto"/>
+              <w:jc w:val="left"/>
+            </w:pPr>
+            <w:r>
+              <w:rPr>
+                <w:rFonts w:ascii="Arial" w:hAnsi="Arial"/>
+                <w:color w:val="000000"/>
+                <w:sz w:val="17"/>
+              </w:rPr>
+              <w:t>"Selesai" \</w:t>
+            </w:r>
+          </w:p>
+        </w:tc>
+        <w:tc>
+          <w:tcPr>
+            <w:tcW w:type="dxa" w:w="821"/>
+            <w:shd w:fill="F8FAFC"/>
+            <w:tcMar>
+              <w:top w:w="70" w:type="dxa"/>
+              <w:bottom w:w="70" w:type="dxa"/>
+              <w:left w:w="100" w:type="dxa"/>
+              <w:right w:w="100" w:type="dxa"/>
+            </w:tcMar>
+          </w:tcPr>
+          <w:p>
+            <w:pPr>
+              <w:spacing w:before="0" w:after="80" w:line="276" w:lineRule="auto"/>
+              <w:jc w:val="left"/>
+            </w:pPr>
+            <w:r>
+              <w:rPr>
+                <w:rFonts w:ascii="Arial" w:hAnsi="Arial"/>
+                <w:color w:val="000000"/>
+                <w:sz w:val="17"/>
+              </w:rPr>
+              <w:t>"Ditolak"}`</w:t>
+            </w:r>
+          </w:p>
+        </w:tc>
+        <w:tc>
+          <w:tcPr>
+            <w:tcW w:type="dxa" w:w="821"/>
+            <w:shd w:fill="F8FAFC"/>
+            <w:tcMar>
+              <w:top w:w="70" w:type="dxa"/>
+              <w:bottom w:w="70" w:type="dxa"/>
+              <w:left w:w="100" w:type="dxa"/>
+              <w:right w:w="100" w:type="dxa"/>
+            </w:tcMar>
+          </w:tcPr>
+          <w:p>
+            <w:pPr>
+              <w:spacing w:before="0" w:after="80" w:line="276" w:lineRule="auto"/>
+              <w:jc w:val="left"/>
+            </w:pPr>
+            <w:r>
+              <w:rPr>
+                <w:rFonts w:ascii="Consolas" w:hAnsi="Consolas"/>
+                <w:color w:val="000000"/>
+                <w:sz w:val="16"/>
+              </w:rPr>
+              <w:t>{"message":"Status aspirasi diperbarui","status":"string"}</w:t>
+            </w:r>
+          </w:p>
+        </w:tc>
+        <w:tc>
+          <w:tcPr>
+            <w:tcW w:type="dxa" w:w="821"/>
+            <w:shd w:fill="F8FAFC"/>
+            <w:tcMar>
+              <w:top w:w="70" w:type="dxa"/>
+              <w:bottom w:w="70" w:type="dxa"/>
+              <w:left w:w="100" w:type="dxa"/>
+              <w:right w:w="100" w:type="dxa"/>
+            </w:tcMar>
+          </w:tcPr>
+          <w:p>
+            <w:pPr>
+              <w:spacing w:before="0" w:after="80" w:line="276" w:lineRule="auto"/>
+              <w:jc w:val="left"/>
+            </w:pPr>
+            <w:r>
+              <w:rPr>
+                <w:rFonts w:ascii="Arial" w:hAnsi="Arial"/>
+                <w:color w:val="000000"/>
+                <w:sz w:val="17"/>
+              </w:rPr>
+              <w:t>200 OK / 400 Bad Request</w:t>
+            </w:r>
           </w:p>
         </w:tc>
       </w:tr>
@@ -16108,6 +19828,442 @@
               <w:t xml:space="preserve">    }</w:t>
               <w:br/>
               <w:t xml:space="preserve">  ]</w:t>
+              <w:br/>
+              <w:t>}</w:t>
+            </w:r>
+          </w:p>
+        </w:tc>
+      </w:tr>
+    </w:tbl>
+    <w:p>
+      <w:pPr>
+        <w:spacing w:before="0" w:after="80"/>
+      </w:pPr>
+    </w:p>
+    <w:p>
+      <w:pPr>
+        <w:keepNext/>
+        <w:spacing w:before="160" w:after="40"/>
+      </w:pPr>
+      <w:r>
+        <w:rPr>
+          <w:rFonts w:ascii="Arial" w:hAnsi="Arial"/>
+          <w:b/>
+          <w:color w:val="000000"/>
+          <w:sz w:val="20"/>
+        </w:rPr>
+        <w:t>3.3.6 Skema Payload Pengajuan E-Aspirasi &amp; Berkas Materi Multimedia (PDF &amp; Video)</w:t>
+      </w:r>
+    </w:p>
+    <w:p>
+      <w:pPr>
+        <w:spacing w:line="276" w:lineRule="auto" w:after="80"/>
+        <w:jc w:val="both"/>
+      </w:pPr>
+      <w:r>
+        <w:rPr>
+          <w:rFonts w:ascii="Arial" w:hAnsi="Arial"/>
+          <w:color w:val="000000"/>
+          <w:sz w:val="19"/>
+        </w:rPr>
+        <w:t xml:space="preserve">Payload permintaan multipart/form-data untuk pengajuan E-Aspirasi pada endpoint </w:t>
+      </w:r>
+      <w:r>
+        <w:rPr>
+          <w:rFonts w:ascii="Consolas" w:hAnsi="Consolas"/>
+          <w:color w:val="000000"/>
+          <w:sz w:val="18"/>
+        </w:rPr>
+        <w:t>POST /api/aspirasi</w:t>
+      </w:r>
+      <w:r>
+        <w:rPr>
+          <w:rFonts w:ascii="Arial" w:hAnsi="Arial"/>
+          <w:color w:val="000000"/>
+          <w:sz w:val="19"/>
+        </w:rPr>
+        <w:t>:</w:t>
+      </w:r>
+    </w:p>
+    <w:tbl>
+      <w:tblPr>
+        <w:tblW w:type="auto" w:w="0"/>
+        <w:jc w:val="center"/>
+        <w:tblLayout w:type="fixed"/>
+        <w:tblLook w:firstColumn="1" w:firstRow="1" w:lastColumn="0" w:lastRow="0" w:noHBand="0" w:noVBand="1" w:val="04A0"/>
+      </w:tblPr>
+      <w:tblGrid>
+        <w:gridCol w:w="9071"/>
+      </w:tblGrid>
+      <w:tr>
+        <w:tc>
+          <w:tcPr>
+            <w:tcW w:type="dxa" w:w="9072"/>
+            <w:shd w:fill="F8FAFC"/>
+            <w:tcMar>
+              <w:top w:w="100" w:type="dxa"/>
+              <w:bottom w:w="100" w:type="dxa"/>
+              <w:left w:w="140" w:type="dxa"/>
+              <w:right w:w="140" w:type="dxa"/>
+            </w:tcMar>
+            <w:tcBorders>
+              <w:top w:val="none"/>
+              <w:left w:val="single" w:sz="12" w:space="0" w:color="64748B"/>
+              <w:bottom w:val="none"/>
+              <w:right w:val="none"/>
+            </w:tcBorders>
+          </w:tcPr>
+          <w:p>
+            <w:pPr>
+              <w:spacing w:before="0" w:after="0" w:line="252" w:lineRule="auto"/>
+            </w:pPr>
+            <w:r>
+              <w:rPr>
+                <w:rFonts w:ascii="Consolas" w:hAnsi="Consolas"/>
+                <w:color w:val="000000"/>
+                <w:sz w:val="16"/>
+              </w:rPr>
+              <w:t>{</w:t>
+              <w:br/>
+              <w:t xml:space="preserve">  "$schema": "http://json-schema.org/draft-07/schema#",</w:t>
+              <w:br/>
+              <w:t xml:space="preserve">  "title": "AspirasiSubmissionPayload",</w:t>
+              <w:br/>
+              <w:t xml:space="preserve">  "type": "object",</w:t>
+              <w:br/>
+              <w:t xml:space="preserve">  "properties": {</w:t>
+              <w:br/>
+              <w:t xml:space="preserve">    "judul": { "type": "string", "minLength": 5, "maxLength": 255 },</w:t>
+              <w:br/>
+              <w:t xml:space="preserve">    "deskripsi": { "type": "string", "minLength": 20 },</w:t>
+              <w:br/>
+              <w:t xml:space="preserve">    "kategori": { </w:t>
+              <w:br/>
+              <w:t xml:space="preserve">      "type": "string", </w:t>
+              <w:br/>
+              <w:t xml:space="preserve">      "enum": ["Infrastruktur", "Pendidikan", "Kesehatan", "Lingkungan Hidup", "Pertanian &amp; Ketahanan Pangan", "Sosial &amp; Ekonomi", "Lainnya"] </w:t>
+              <w:br/>
+              <w:t xml:space="preserve">    },</w:t>
+              <w:br/>
+              <w:t xml:space="preserve">    "dapil": { "type": "string", "pattern": "^DAPIL\\s+[I|V|X]+.*$" },</w:t>
+              <w:br/>
+              <w:t xml:space="preserve">    "kabupatenKota": { "type": "string" },</w:t>
+              <w:br/>
+              <w:t xml:space="preserve">    "kecamatan": { "type": "string" },</w:t>
+              <w:br/>
+              <w:t xml:space="preserve">    "alamat": { "type": "string" },</w:t>
+              <w:br/>
+              <w:t xml:space="preserve">    "materi": {</w:t>
+              <w:br/>
+              <w:t xml:space="preserve">      "type": "string",</w:t>
+              <w:br/>
+              <w:t xml:space="preserve">      "format": "binary",</w:t>
+              <w:br/>
+              <w:t xml:space="preserve">      "description": "Berkas PDF proposal/RAB atau berkas video MP4/WebM/MOV maksimal 50 MB"</w:t>
+              <w:br/>
+              <w:t xml:space="preserve">    }</w:t>
+              <w:br/>
+              <w:t xml:space="preserve">  },</w:t>
+              <w:br/>
+              <w:t xml:space="preserve">  "required": ["judul", "deskripsi", "kategori", "dapil"]</w:t>
+              <w:br/>
+              <w:t>}</w:t>
+            </w:r>
+          </w:p>
+        </w:tc>
+      </w:tr>
+    </w:tbl>
+    <w:p>
+      <w:pPr>
+        <w:spacing w:before="0" w:after="80"/>
+      </w:pPr>
+    </w:p>
+    <w:p>
+      <w:pPr>
+        <w:keepNext/>
+        <w:spacing w:before="160" w:after="40"/>
+      </w:pPr>
+      <w:r>
+        <w:rPr>
+          <w:rFonts w:ascii="Arial" w:hAnsi="Arial"/>
+          <w:b/>
+          <w:color w:val="000000"/>
+          <w:sz w:val="20"/>
+        </w:rPr>
+        <w:t>3.3.7 Skema Payload Hasil Telaah Cerdas Tenaga Ahli AI &amp; Tanggapan Dewan</w:t>
+      </w:r>
+    </w:p>
+    <w:p>
+      <w:pPr>
+        <w:spacing w:line="276" w:lineRule="auto" w:after="80"/>
+        <w:jc w:val="both"/>
+      </w:pPr>
+      <w:r>
+        <w:rPr>
+          <w:rFonts w:ascii="Arial" w:hAnsi="Arial"/>
+          <w:color w:val="000000"/>
+          <w:sz w:val="19"/>
+        </w:rPr>
+        <w:t xml:space="preserve">Struktur respons inferensi model Tenaga Ahli AI Gemini 2.5 Flash pada endpoint </w:t>
+      </w:r>
+      <w:r>
+        <w:rPr>
+          <w:rFonts w:ascii="Consolas" w:hAnsi="Consolas"/>
+          <w:color w:val="000000"/>
+          <w:sz w:val="18"/>
+        </w:rPr>
+        <w:t>POST /api/aspirasi/:id/triage</w:t>
+      </w:r>
+      <w:r>
+        <w:rPr>
+          <w:rFonts w:ascii="Arial" w:hAnsi="Arial"/>
+          <w:color w:val="000000"/>
+          <w:sz w:val="19"/>
+        </w:rPr>
+        <w:t>:</w:t>
+      </w:r>
+    </w:p>
+    <w:tbl>
+      <w:tblPr>
+        <w:tblW w:type="auto" w:w="0"/>
+        <w:jc w:val="center"/>
+        <w:tblLayout w:type="fixed"/>
+        <w:tblLook w:firstColumn="1" w:firstRow="1" w:lastColumn="0" w:lastRow="0" w:noHBand="0" w:noVBand="1" w:val="04A0"/>
+      </w:tblPr>
+      <w:tblGrid>
+        <w:gridCol w:w="9071"/>
+      </w:tblGrid>
+      <w:tr>
+        <w:tc>
+          <w:tcPr>
+            <w:tcW w:type="dxa" w:w="9072"/>
+            <w:shd w:fill="F8FAFC"/>
+            <w:tcMar>
+              <w:top w:w="100" w:type="dxa"/>
+              <w:bottom w:w="100" w:type="dxa"/>
+              <w:left w:w="140" w:type="dxa"/>
+              <w:right w:w="140" w:type="dxa"/>
+            </w:tcMar>
+            <w:tcBorders>
+              <w:top w:val="none"/>
+              <w:left w:val="single" w:sz="12" w:space="0" w:color="64748B"/>
+              <w:bottom w:val="none"/>
+              <w:right w:val="none"/>
+            </w:tcBorders>
+          </w:tcPr>
+          <w:p>
+            <w:pPr>
+              <w:spacing w:before="0" w:after="0" w:line="252" w:lineRule="auto"/>
+            </w:pPr>
+            <w:r>
+              <w:rPr>
+                <w:rFonts w:ascii="Consolas" w:hAnsi="Consolas"/>
+                <w:color w:val="000000"/>
+                <w:sz w:val="16"/>
+              </w:rPr>
+              <w:t>{</w:t>
+              <w:br/>
+              <w:t xml:space="preserve">  "$schema": "http://json-schema.org/draft-07/schema#",</w:t>
+              <w:br/>
+              <w:t xml:space="preserve">  "title": "AiTriageResponse",</w:t>
+              <w:br/>
+              <w:t xml:space="preserve">  "type": "object",</w:t>
+              <w:br/>
+              <w:t xml:space="preserve">  "properties": {</w:t>
+              <w:br/>
+              <w:t xml:space="preserve">    "success": { "type": "boolean" },</w:t>
+              <w:br/>
+              <w:t xml:space="preserve">    "message": { "type": "string" },</w:t>
+              <w:br/>
+              <w:t xml:space="preserve">    "aiAnalysis": {</w:t>
+              <w:br/>
+              <w:t xml:space="preserve">      "type": "string",</w:t>
+              <w:br/>
+              <w:t xml:space="preserve">      "description": "Teks evaluasi terstruktur 5 pilar (Identifikasi, Administrasi, Substansi, Klarifikasi, Rekomendasi)"</w:t>
+              <w:br/>
+              <w:t xml:space="preserve">    },</w:t>
+              <w:br/>
+              <w:t xml:space="preserve">    "aiRecommendation": {</w:t>
+              <w:br/>
+              <w:t xml:space="preserve">      "type": "string",</w:t>
+              <w:br/>
+              <w:t xml:space="preserve">      "enum": ["Diteruskan untuk dibahas", "Perlu klarifikasi kelengkapan", "Ditolak / bukan kewenangan provinsi"]</w:t>
+              <w:br/>
+              <w:t xml:space="preserve">    }</w:t>
+              <w:br/>
+              <w:t xml:space="preserve">  },</w:t>
+              <w:br/>
+              <w:t xml:space="preserve">  "required": ["success", "aiAnalysis", "aiRecommendation"]</w:t>
+              <w:br/>
+              <w:t>}</w:t>
+            </w:r>
+          </w:p>
+        </w:tc>
+      </w:tr>
+    </w:tbl>
+    <w:p>
+      <w:pPr>
+        <w:spacing w:before="0" w:after="80"/>
+      </w:pPr>
+    </w:p>
+    <w:p>
+      <w:pPr>
+        <w:keepNext/>
+        <w:spacing w:before="160" w:after="40"/>
+      </w:pPr>
+      <w:r>
+        <w:rPr>
+          <w:rFonts w:ascii="Arial" w:hAnsi="Arial"/>
+          <w:b/>
+          <w:color w:val="000000"/>
+          <w:sz w:val="20"/>
+        </w:rPr>
+        <w:t>3.3.8 Skema Respons Publik Pelacakan 5 Tahapan Definitif Aspirasi</w:t>
+      </w:r>
+    </w:p>
+    <w:p>
+      <w:pPr>
+        <w:spacing w:line="276" w:lineRule="auto" w:after="80"/>
+        <w:jc w:val="both"/>
+      </w:pPr>
+      <w:r>
+        <w:rPr>
+          <w:rFonts w:ascii="Arial" w:hAnsi="Arial"/>
+          <w:color w:val="000000"/>
+          <w:sz w:val="19"/>
+        </w:rPr>
+        <w:t xml:space="preserve">Payload endpoint publik </w:t>
+      </w:r>
+      <w:r>
+        <w:rPr>
+          <w:rFonts w:ascii="Consolas" w:hAnsi="Consolas"/>
+          <w:color w:val="000000"/>
+          <w:sz w:val="18"/>
+        </w:rPr>
+        <w:t>GET /api/aspirasi/track/:ticketNumber</w:t>
+      </w:r>
+      <w:r>
+        <w:rPr>
+          <w:rFonts w:ascii="Arial" w:hAnsi="Arial"/>
+          <w:color w:val="000000"/>
+          <w:sz w:val="19"/>
+        </w:rPr>
+        <w:t xml:space="preserve"> yang dipicu oleh pemindaian QR Code (bebas autentikasi dengan sensor data pribadi):</w:t>
+      </w:r>
+    </w:p>
+    <w:tbl>
+      <w:tblPr>
+        <w:tblW w:type="auto" w:w="0"/>
+        <w:jc w:val="center"/>
+        <w:tblLayout w:type="fixed"/>
+        <w:tblLook w:firstColumn="1" w:firstRow="1" w:lastColumn="0" w:lastRow="0" w:noHBand="0" w:noVBand="1" w:val="04A0"/>
+      </w:tblPr>
+      <w:tblGrid>
+        <w:gridCol w:w="9071"/>
+      </w:tblGrid>
+      <w:tr>
+        <w:tc>
+          <w:tcPr>
+            <w:tcW w:type="dxa" w:w="9072"/>
+            <w:shd w:fill="F8FAFC"/>
+            <w:tcMar>
+              <w:top w:w="100" w:type="dxa"/>
+              <w:bottom w:w="100" w:type="dxa"/>
+              <w:left w:w="140" w:type="dxa"/>
+              <w:right w:w="140" w:type="dxa"/>
+            </w:tcMar>
+            <w:tcBorders>
+              <w:top w:val="none"/>
+              <w:left w:val="single" w:sz="12" w:space="0" w:color="64748B"/>
+              <w:bottom w:val="none"/>
+              <w:right w:val="none"/>
+            </w:tcBorders>
+          </w:tcPr>
+          <w:p>
+            <w:pPr>
+              <w:spacing w:before="0" w:after="0" w:line="252" w:lineRule="auto"/>
+            </w:pPr>
+            <w:r>
+              <w:rPr>
+                <w:rFonts w:ascii="Consolas" w:hAnsi="Consolas"/>
+                <w:color w:val="000000"/>
+                <w:sz w:val="16"/>
+              </w:rPr>
+              <w:t>{</w:t>
+              <w:br/>
+              <w:t xml:space="preserve">  "$schema": "http://json-schema.org/draft-07/schema#",</w:t>
+              <w:br/>
+              <w:t xml:space="preserve">  "title": "PublicTrackAspirasiResponse",</w:t>
+              <w:br/>
+              <w:t xml:space="preserve">  "type": "object",</w:t>
+              <w:br/>
+              <w:t xml:space="preserve">  "properties": {</w:t>
+              <w:br/>
+              <w:t xml:space="preserve">    "id": { "type": "integer" },</w:t>
+              <w:br/>
+              <w:t xml:space="preserve">    "ticketNumber": { "type": "string", "pattern": "^ASP-\\d{6}-\\d{5}$" },</w:t>
+              <w:br/>
+              <w:t xml:space="preserve">    "judul": { "type": "string" },</w:t>
+              <w:br/>
+              <w:t xml:space="preserve">    "deskripsi": { "type": "string" },</w:t>
+              <w:br/>
+              <w:t xml:space="preserve">    "kategori": { "type": "string" },</w:t>
+              <w:br/>
+              <w:t xml:space="preserve">    "dapil": { "type": "string" },</w:t>
+              <w:br/>
+              <w:t xml:space="preserve">    "kabupatenKota": { "type": "string" },</w:t>
+              <w:br/>
+              <w:t xml:space="preserve">    "kecamatan": { "type": "string" },</w:t>
+              <w:br/>
+              <w:t xml:space="preserve">    "alamat": { "type": "string" },</w:t>
+              <w:br/>
+              <w:t xml:space="preserve">    "status": { "type": "string" },</w:t>
+              <w:br/>
+              <w:t xml:space="preserve">    "currentStep": { "type": "integer", "minimum": 0, "maximum": 4 },</w:t>
+              <w:br/>
+              <w:t xml:space="preserve">    "isCompleted": { "type": "boolean" },</w:t>
+              <w:br/>
+              <w:t xml:space="preserve">    "isDitolak": { "type": "boolean" },</w:t>
+              <w:br/>
+              <w:t xml:space="preserve">    "materiUrl": { "type": "string", "nullable": true },</w:t>
+              <w:br/>
+              <w:t xml:space="preserve">    "materiType": { "type": "string", "enum": ["application/pdf", "video/mp4", "video/webm", "video/quicktime", null] },</w:t>
+              <w:br/>
+              <w:t xml:space="preserve">    "materiFileName": { "type": "string", "nullable": true },</w:t>
+              <w:br/>
+              <w:t xml:space="preserve">    "materiSize": { "type": "integer", "nullable": true },</w:t>
+              <w:br/>
+              <w:t xml:space="preserve">    "aiAnalysis": { "type": "string", "nullable": true },</w:t>
+              <w:br/>
+              <w:t xml:space="preserve">    "aiRecommendation": { "type": "string", "nullable": true },</w:t>
+              <w:br/>
+              <w:t xml:space="preserve">    "tanggapanDewan": { "type": "string", "nullable": true },</w:t>
+              <w:br/>
+              <w:t xml:space="preserve">    "tanggapanOleh": { "type": "string", "nullable": true },</w:t>
+              <w:br/>
+              <w:t xml:space="preserve">    "tanggapanAt": { "type": "string", "format": "date-time", "nullable": true },</w:t>
+              <w:br/>
+              <w:t xml:space="preserve">    "suratTanggapanUrl": { "type": "string", "nullable": true },</w:t>
+              <w:br/>
+              <w:t xml:space="preserve">    "user": {</w:t>
+              <w:br/>
+              <w:t xml:space="preserve">      "type": "object",</w:t>
+              <w:br/>
+              <w:t xml:space="preserve">      "properties": {</w:t>
+              <w:br/>
+              <w:t xml:space="preserve">        "name": { "type": "string" },</w:t>
+              <w:br/>
+              <w:t xml:space="preserve">        "maskedNik": { "type": "string", "example": "3201************" }</w:t>
+              <w:br/>
+              <w:t xml:space="preserve">      }</w:t>
+              <w:br/>
+              <w:t xml:space="preserve">    },</w:t>
+              <w:br/>
+              <w:t xml:space="preserve">    "createdAt": { "type": "string", "format": "date-time" }</w:t>
+              <w:br/>
+              <w:t xml:space="preserve">  },</w:t>
+              <w:br/>
+              <w:t xml:space="preserve">  "required": ["ticketNumber", "judul", "status", "currentStep"]</w:t>
               <w:br/>
               <w:t>}</w:t>
             </w:r>
@@ -18003,6 +22159,460 @@
     <w:p>
       <w:pPr>
         <w:keepNext/>
+        <w:spacing w:before="220" w:after="60"/>
+      </w:pPr>
+      <w:r>
+        <w:rPr>
+          <w:rFonts w:ascii="Arial" w:hAnsi="Arial"/>
+          <w:b/>
+          <w:color w:val="000000"/>
+          <w:sz w:val="22"/>
+        </w:rPr>
+        <w:t>4.8 Modul E-Aspirasi Terpadu, Tanda Bukti Registrasi, dan Pelacakan QR Code Publik</w:t>
+      </w:r>
+    </w:p>
+    <w:p>
+      <w:pPr>
+        <w:keepNext/>
+        <w:spacing w:before="160" w:after="40"/>
+      </w:pPr>
+      <w:r>
+        <w:rPr>
+          <w:rFonts w:ascii="Arial" w:hAnsi="Arial"/>
+          <w:b/>
+          <w:color w:val="000000"/>
+          <w:sz w:val="20"/>
+        </w:rPr>
+        <w:t>4.8.1 Implementasi Pengendali Rute E-Aspirasi dan Penyimpanan Berkas Multimedia (`backend/src/routes/aspirasi.routes.ts`)</w:t>
+      </w:r>
+    </w:p>
+    <w:p>
+      <w:pPr>
+        <w:spacing w:line="276" w:lineRule="auto" w:after="80"/>
+        <w:jc w:val="both"/>
+      </w:pPr>
+      <w:r>
+        <w:rPr>
+          <w:rFonts w:ascii="Arial" w:hAnsi="Arial"/>
+          <w:color w:val="000000"/>
+          <w:sz w:val="19"/>
+        </w:rPr>
+        <w:t>Rute ini menangani unggah usulan baru, berkas materi pendukung PDF dan video (hingga 50 MB), retrieval riwayat, pelacakan publik tanpa autentikasi, serta inferensi AI Tenaga Ahli Gemini:</w:t>
+      </w:r>
+    </w:p>
+    <w:tbl>
+      <w:tblPr>
+        <w:tblW w:type="auto" w:w="0"/>
+        <w:jc w:val="center"/>
+        <w:tblLayout w:type="fixed"/>
+        <w:tblLook w:firstColumn="1" w:firstRow="1" w:lastColumn="0" w:lastRow="0" w:noHBand="0" w:noVBand="1" w:val="04A0"/>
+      </w:tblPr>
+      <w:tblGrid>
+        <w:gridCol w:w="9071"/>
+      </w:tblGrid>
+      <w:tr>
+        <w:tc>
+          <w:tcPr>
+            <w:tcW w:type="dxa" w:w="9072"/>
+            <w:shd w:fill="F8FAFC"/>
+            <w:tcMar>
+              <w:top w:w="100" w:type="dxa"/>
+              <w:bottom w:w="100" w:type="dxa"/>
+              <w:left w:w="140" w:type="dxa"/>
+              <w:right w:w="140" w:type="dxa"/>
+            </w:tcMar>
+            <w:tcBorders>
+              <w:top w:val="none"/>
+              <w:left w:val="single" w:sz="12" w:space="0" w:color="64748B"/>
+              <w:bottom w:val="none"/>
+              <w:right w:val="none"/>
+            </w:tcBorders>
+          </w:tcPr>
+          <w:p>
+            <w:pPr>
+              <w:spacing w:before="0" w:after="0" w:line="252" w:lineRule="auto"/>
+            </w:pPr>
+            <w:r>
+              <w:rPr>
+                <w:rFonts w:ascii="Consolas" w:hAnsi="Consolas"/>
+                <w:color w:val="000000"/>
+                <w:sz w:val="16"/>
+              </w:rPr>
+              <w:t>import { Router } from "express";</w:t>
+              <w:br/>
+              <w:t>import multer from "multer";</w:t>
+              <w:br/>
+              <w:t>import path from "path";</w:t>
+              <w:br/>
+              <w:t>import fs from "fs";</w:t>
+              <w:br/>
+              <w:t>import { PrismaClient } from "@prisma/client";</w:t>
+              <w:br/>
+              <w:t>import { authenticateToken, optionalAuth } from "../middleware/auth.middleware";</w:t>
+              <w:br/>
+              <w:t>import { GoogleGenerativeAI } from "@google/generative-ai";</w:t>
+              <w:br/>
+              <w:br/>
+              <w:t>const router = Router();</w:t>
+              <w:br/>
+              <w:t>const prisma = new PrismaClient();</w:t>
+              <w:br/>
+              <w:br/>
+              <w:t>// Konfigurasi Multer untuk Unggah Berkas Dokumen &amp; Video Faktual (Maksimal 50 MB)</w:t>
+              <w:br/>
+              <w:t>const storage = multer.diskStorage({</w:t>
+              <w:br/>
+              <w:t xml:space="preserve">  destination: (req, file, cb) =&gt; {</w:t>
+              <w:br/>
+              <w:t xml:space="preserve">    const uploadDir = path.join(__dirname, "../../uploads/aspirasi");</w:t>
+              <w:br/>
+              <w:t xml:space="preserve">    if (!fs.existsSync(uploadDir)) fs.mkdirSync(uploadDir, { recursive: true });</w:t>
+              <w:br/>
+              <w:t xml:space="preserve">    cb(null, uploadDir);</w:t>
+              <w:br/>
+              <w:t xml:space="preserve">  },</w:t>
+              <w:br/>
+              <w:t xml:space="preserve">  filename: (req, file, cb) =&gt; {</w:t>
+              <w:br/>
+              <w:t xml:space="preserve">    const uniqueSuffix = Date.now() + "-" + Math.round(Math.random() * 1e9);</w:t>
+              <w:br/>
+              <w:t xml:space="preserve">    cb(null, `materi-${uniqueSuffix}${path.extname(file.originalname)}`);</w:t>
+              <w:br/>
+              <w:t xml:space="preserve">  },</w:t>
+              <w:br/>
+              <w:t>});</w:t>
+              <w:br/>
+              <w:br/>
+              <w:t>const upload = multer({</w:t>
+              <w:br/>
+              <w:t xml:space="preserve">  storage,</w:t>
+              <w:br/>
+              <w:t xml:space="preserve">  limits: { fileSize: 50 * 1024 * 1024 }, // 50 MB limit</w:t>
+              <w:br/>
+              <w:t xml:space="preserve">  fileFilter: (req, file, cb) =&gt; {</w:t>
+              <w:br/>
+              <w:t xml:space="preserve">    const allowed = [</w:t>
+              <w:br/>
+              <w:t xml:space="preserve">      "application/pdf",</w:t>
+              <w:br/>
+              <w:t xml:space="preserve">      "video/mp4",</w:t>
+              <w:br/>
+              <w:t xml:space="preserve">      "video/webm",</w:t>
+              <w:br/>
+              <w:t xml:space="preserve">      "video/quicktime",</w:t>
+              <w:br/>
+              <w:t xml:space="preserve">    ];</w:t>
+              <w:br/>
+              <w:t xml:space="preserve">    if (allowed.includes(file.mimetype)) cb(null, true);</w:t>
+              <w:br/>
+              <w:t xml:space="preserve">    else cb(new Error("Format berkas tidak didukung. Unggah PDF atau Video (MP4/WebM/MOV)."));</w:t>
+              <w:br/>
+              <w:t xml:space="preserve">  },</w:t>
+              <w:br/>
+              <w:t>});</w:t>
+              <w:br/>
+              <w:br/>
+              <w:t>// Endpoint Publik Pelacakan 5 Tahapan Definitif via Pemindaian QR Code</w:t>
+              <w:br/>
+              <w:t>router.get("/track/:ticketNumber", async (req, res) =&gt; {</w:t>
+              <w:br/>
+              <w:t xml:space="preserve">  const { ticketNumber } = req.params;</w:t>
+              <w:br/>
+              <w:t xml:space="preserve">  const aspirasi = await prisma.aspirasi.findUnique({</w:t>
+              <w:br/>
+              <w:t xml:space="preserve">    where: { ticketNumber },</w:t>
+              <w:br/>
+              <w:t xml:space="preserve">    include: {</w:t>
+              <w:br/>
+              <w:t xml:space="preserve">      masyarakat: { select: { name: true, noKtp: true } },</w:t>
+              <w:br/>
+              <w:t xml:space="preserve">      timelineEvents: { orderBy: { createdAt: "asc" } },</w:t>
+              <w:br/>
+              <w:t xml:space="preserve">    },</w:t>
+              <w:br/>
+              <w:t xml:space="preserve">  });</w:t>
+              <w:br/>
+              <w:br/>
+              <w:t xml:space="preserve">  if (!aspirasi) return res.status(404).json({ message: "Tiket aspirasi tidak ditemukan." });</w:t>
+              <w:br/>
+              <w:br/>
+              <w:t xml:space="preserve">  // Sensor NIK sesuai regulasi UU Pelindungan Data Pribadi</w:t>
+              <w:br/>
+              <w:t xml:space="preserve">  const maskedNik = aspirasi.masyarakat?.noKtp</w:t>
+              <w:br/>
+              <w:t xml:space="preserve">    ? aspirasi.masyarakat.noKtp.substring(0, 4) + "********" + aspirasi.masyarakat.noKtp.slice(-4)</w:t>
+              <w:br/>
+              <w:t xml:space="preserve">    : "Data Terproteksi";</w:t>
+              <w:br/>
+              <w:br/>
+              <w:t xml:space="preserve">  return res.json({ ...aspirasi, user: { name: aspirasi.masyarakat.name, maskedNik } });</w:t>
+              <w:br/>
+              <w:t>});</w:t>
+            </w:r>
+          </w:p>
+        </w:tc>
+      </w:tr>
+    </w:tbl>
+    <w:p>
+      <w:pPr>
+        <w:spacing w:before="0" w:after="80"/>
+      </w:pPr>
+    </w:p>
+    <w:p>
+      <w:pPr>
+        <w:keepNext/>
+        <w:spacing w:before="160" w:after="40"/>
+      </w:pPr>
+      <w:r>
+        <w:rPr>
+          <w:rFonts w:ascii="Arial" w:hAnsi="Arial"/>
+          <w:b/>
+          <w:color w:val="000000"/>
+          <w:sz w:val="20"/>
+        </w:rPr>
+        <w:t>4.8.2 Generator Lembar Tanda Bukti E-Aspirasi Resmi dan Kode QR Digital (`frontend/components/AspirasiBuktiModal.tsx`)</w:t>
+      </w:r>
+    </w:p>
+    <w:p>
+      <w:pPr>
+        <w:spacing w:line="276" w:lineRule="auto" w:after="80"/>
+        <w:jc w:val="both"/>
+      </w:pPr>
+      <w:r>
+        <w:rPr>
+          <w:rFonts w:ascii="Arial" w:hAnsi="Arial"/>
+          <w:color w:val="000000"/>
+          <w:sz w:val="19"/>
+        </w:rPr>
+        <w:t>Komponen modal ini menerbitkan lembar tanda bukti resmi berkepala surat Sekretariat DPRD Provinsi Jawa Barat, lengkap dengan stempel digital resmi dan QR Code berbasis URL absolut pelacakan publik (</w:t>
+      </w:r>
+      <w:r>
+        <w:rPr>
+          <w:rFonts w:ascii="Consolas" w:hAnsi="Consolas"/>
+          <w:color w:val="000000"/>
+          <w:sz w:val="18"/>
+        </w:rPr>
+        <w:t>/aspirasi/track/:ticketNumber</w:t>
+      </w:r>
+      <w:r>
+        <w:rPr>
+          <w:rFonts w:ascii="Arial" w:hAnsi="Arial"/>
+          <w:color w:val="000000"/>
+          <w:sz w:val="19"/>
+        </w:rPr>
+        <w:t>):</w:t>
+      </w:r>
+    </w:p>
+    <w:tbl>
+      <w:tblPr>
+        <w:tblW w:type="auto" w:w="0"/>
+        <w:jc w:val="center"/>
+        <w:tblLayout w:type="fixed"/>
+        <w:tblLook w:firstColumn="1" w:firstRow="1" w:lastColumn="0" w:lastRow="0" w:noHBand="0" w:noVBand="1" w:val="04A0"/>
+      </w:tblPr>
+      <w:tblGrid>
+        <w:gridCol w:w="9071"/>
+      </w:tblGrid>
+      <w:tr>
+        <w:tc>
+          <w:tcPr>
+            <w:tcW w:type="dxa" w:w="9072"/>
+            <w:shd w:fill="F8FAFC"/>
+            <w:tcMar>
+              <w:top w:w="100" w:type="dxa"/>
+              <w:bottom w:w="100" w:type="dxa"/>
+              <w:left w:w="140" w:type="dxa"/>
+              <w:right w:w="140" w:type="dxa"/>
+            </w:tcMar>
+            <w:tcBorders>
+              <w:top w:val="none"/>
+              <w:left w:val="single" w:sz="12" w:space="0" w:color="64748B"/>
+              <w:bottom w:val="none"/>
+              <w:right w:val="none"/>
+            </w:tcBorders>
+          </w:tcPr>
+          <w:p>
+            <w:pPr>
+              <w:spacing w:before="0" w:after="0" w:line="252" w:lineRule="auto"/>
+            </w:pPr>
+            <w:r>
+              <w:rPr>
+                <w:rFonts w:ascii="Consolas" w:hAnsi="Consolas"/>
+                <w:color w:val="000000"/>
+                <w:sz w:val="16"/>
+              </w:rPr>
+              <w:t>import QRCode from "qrcode.react";</w:t>
+              <w:br/>
+              <w:br/>
+              <w:t>export default function AspirasiBuktiModal({ aspirasi, isOpen, onClose }) {</w:t>
+              <w:br/>
+              <w:t xml:space="preserve">  if (!isOpen || !aspirasi) return null;</w:t>
+              <w:br/>
+              <w:t xml:space="preserve">  const trackUrl = `${window.location.origin}/aspirasi/track/${aspirasi.ticketNumber}`;</w:t>
+              <w:br/>
+              <w:br/>
+              <w:t xml:space="preserve">  return (</w:t>
+              <w:br/>
+              <w:t xml:space="preserve">    &lt;div className="print-modal-container bg-white text-slate-900 p-8 rounded-2xl border"&gt;</w:t>
+              <w:br/>
+              <w:t xml:space="preserve">      {/* Kop Resmi Dinas Sekretariat DPRD Jawa Barat */}</w:t>
+              <w:br/>
+              <w:t xml:space="preserve">      &lt;div className="flex items-center gap-4 pb-4 border-b-2 border-slate-900"&gt;</w:t>
+              <w:br/>
+              <w:t xml:space="preserve">        &lt;img src="/logo-jabar.png" alt="Logo Jawa Barat" className="w-16 h-16" /&gt;</w:t>
+              <w:br/>
+              <w:t xml:space="preserve">        &lt;div className="text-center flex-1"&gt;</w:t>
+              <w:br/>
+              <w:t xml:space="preserve">          &lt;h2 className="text-base font-black uppercase tracking-wider"&gt;Dewan Perwakilan Rakyat Daerah Provinsi Jawa Barat&lt;/h2&gt;</w:t>
+              <w:br/>
+              <w:t xml:space="preserve">          &lt;h3 className="text-xs font-bold uppercase text-slate-700"&gt;Sekretariat DPRD • Sistem Pengelolaan Aspirasi HUDANG&lt;/h3&gt;</w:t>
+              <w:br/>
+              <w:t xml:space="preserve">          &lt;p className="text-[10px] text-slate-500"&gt;Jl. Diponegoro No. 27, Kota Bandung, Jawa Barat 40115&lt;/p&gt;</w:t>
+              <w:br/>
+              <w:t xml:space="preserve">        &lt;/div&gt;</w:t>
+              <w:br/>
+              <w:t xml:space="preserve">      &lt;/div&gt;</w:t>
+              <w:br/>
+              <w:br/>
+              <w:t xml:space="preserve">      {/* QR Code Verifikasi Integritas Publik */}</w:t>
+              <w:br/>
+              <w:t xml:space="preserve">      &lt;div className="flex justify-between items-center my-6 p-4 bg-slate-50 rounded-xl border border-dashed border-slate-300"&gt;</w:t>
+              <w:br/>
+              <w:t xml:space="preserve">        &lt;div&gt;</w:t>
+              <w:br/>
+              <w:t xml:space="preserve">          &lt;span className="text-[11px] font-bold text-slate-500 uppercase"&gt;Nomor Registrasi Tiket:&lt;/span&gt;</w:t>
+              <w:br/>
+              <w:t xml:space="preserve">          &lt;p className="text-lg font-black tracking-widest text-primary font-mono"&gt;{aspirasi.ticketNumber}&lt;/p&gt;</w:t>
+              <w:br/>
+              <w:t xml:space="preserve">        &lt;/div&gt;</w:t>
+              <w:br/>
+              <w:t xml:space="preserve">        &lt;div className="text-center p-2 bg-white rounded-lg shadow-xs"&gt;</w:t>
+              <w:br/>
+              <w:t xml:space="preserve">          &lt;QRCode value={trackUrl} size={84} level="H" includeMargin={false} /&gt;</w:t>
+              <w:br/>
+              <w:t xml:space="preserve">          &lt;span className="text-[8px] font-bold text-slate-400 block mt-1"&gt;Scan Lacak Publik&lt;/span&gt;</w:t>
+              <w:br/>
+              <w:t xml:space="preserve">        &lt;/div&gt;</w:t>
+              <w:br/>
+              <w:t xml:space="preserve">      &lt;/div&gt;</w:t>
+              <w:br/>
+              <w:t xml:space="preserve">    &lt;/div&gt;</w:t>
+              <w:br/>
+              <w:t xml:space="preserve">  );</w:t>
+              <w:br/>
+              <w:t>}</w:t>
+            </w:r>
+          </w:p>
+        </w:tc>
+      </w:tr>
+    </w:tbl>
+    <w:p>
+      <w:pPr>
+        <w:spacing w:before="0" w:after="80"/>
+      </w:pPr>
+    </w:p>
+    <w:p>
+      <w:pPr>
+        <w:keepNext/>
+        <w:spacing w:before="160" w:after="40"/>
+      </w:pPr>
+      <w:r>
+        <w:rPr>
+          <w:rFonts w:ascii="Arial" w:hAnsi="Arial"/>
+          <w:b/>
+          <w:color w:val="000000"/>
+          <w:sz w:val="20"/>
+        </w:rPr>
+        <w:t>4.8.3 Parser dan Formatter Cerdas Hasil Telaah AI (`frontend/components/FormattedAiAnalysis.tsx`)</w:t>
+      </w:r>
+    </w:p>
+    <w:p>
+      <w:pPr>
+        <w:spacing w:line="276" w:lineRule="auto" w:after="80"/>
+        <w:jc w:val="both"/>
+      </w:pPr>
+      <w:r>
+        <w:rPr>
+          <w:rFonts w:ascii="Arial" w:hAnsi="Arial"/>
+          <w:color w:val="000000"/>
+          <w:sz w:val="19"/>
+        </w:rPr>
+        <w:t>Komponen ini mentransformasikan luaran teks analisis model AI Tenaga Ahli Gemini dari format kontinu menjadi seksi tematik terstruktur dengan badge warna dan penekanan visual:</w:t>
+      </w:r>
+    </w:p>
+    <w:tbl>
+      <w:tblPr>
+        <w:tblW w:type="auto" w:w="0"/>
+        <w:jc w:val="center"/>
+        <w:tblLayout w:type="fixed"/>
+        <w:tblLook w:firstColumn="1" w:firstRow="1" w:lastColumn="0" w:lastRow="0" w:noHBand="0" w:noVBand="1" w:val="04A0"/>
+      </w:tblPr>
+      <w:tblGrid>
+        <w:gridCol w:w="9071"/>
+      </w:tblGrid>
+      <w:tr>
+        <w:tc>
+          <w:tcPr>
+            <w:tcW w:type="dxa" w:w="9072"/>
+            <w:shd w:fill="F8FAFC"/>
+            <w:tcMar>
+              <w:top w:w="100" w:type="dxa"/>
+              <w:bottom w:w="100" w:type="dxa"/>
+              <w:left w:w="140" w:type="dxa"/>
+              <w:right w:w="140" w:type="dxa"/>
+            </w:tcMar>
+            <w:tcBorders>
+              <w:top w:val="none"/>
+              <w:left w:val="single" w:sz="12" w:space="0" w:color="64748B"/>
+              <w:bottom w:val="none"/>
+              <w:right w:val="none"/>
+            </w:tcBorders>
+          </w:tcPr>
+          <w:p>
+            <w:pPr>
+              <w:spacing w:before="0" w:after="0" w:line="252" w:lineRule="auto"/>
+            </w:pPr>
+            <w:r>
+              <w:rPr>
+                <w:rFonts w:ascii="Consolas" w:hAnsi="Consolas"/>
+                <w:color w:val="000000"/>
+                <w:sz w:val="16"/>
+              </w:rPr>
+              <w:t>export default function FormattedAiAnalysis({ content }: { content: string }) {</w:t>
+              <w:br/>
+              <w:t xml:space="preserve">  // Normalisasi string mentah: Tambahkan pemisah baris sebelum angka romawi dan poin tebal</w:t>
+              <w:br/>
+              <w:t xml:space="preserve">  const normalized = content</w:t>
+              <w:br/>
+              <w:t xml:space="preserve">    .replace(/(?:\s+|^)(\*\*[IVXLCDM]+\.\s+[^*]+?\*\*)/gi, "\n\n$1\n\n")</w:t>
+              <w:br/>
+              <w:t xml:space="preserve">    .replace(/(?:\s+|^)(?:[-•*]\s*)?(\*\*[A-Za-z0-9\s/&amp;()-]+?:\*\*)/g, "\n- $1")</w:t>
+              <w:br/>
+              <w:t xml:space="preserve">    .replace(/\n{3,}/g, "\n\n")</w:t>
+              <w:br/>
+              <w:t xml:space="preserve">    .trim();</w:t>
+              <w:br/>
+              <w:br/>
+              <w:t xml:space="preserve">  // Parsing seksi berurutan: I. Identifikasi, II. Administrasi, III. Substansi, IV. Klarifikasi, V. Rekomendasi</w:t>
+              <w:br/>
+              <w:t xml:space="preserve">  // Menampilkan kartu tematik berlatar warna dinamis, badge pill, dan penekanan rekomendasi formal kedewanan</w:t>
+              <w:br/>
+              <w:t xml:space="preserve">  return &lt;div className="space-y-4"&gt;{/* Render parsed visual sections */}&lt;/div&gt;;</w:t>
+              <w:br/>
+              <w:t>}</w:t>
+            </w:r>
+          </w:p>
+        </w:tc>
+      </w:tr>
+    </w:tbl>
+    <w:p>
+      <w:pPr>
+        <w:spacing w:before="0" w:after="80"/>
+      </w:pPr>
+    </w:p>
+    <w:p>
+      <w:pPr>
+        <w:keepNext/>
         <w:spacing w:before="320" w:after="80"/>
       </w:pPr>
       <w:r>
@@ -19976,6 +24586,976 @@
                 <w:sz w:val="17"/>
               </w:rPr>
               <w:t>Menyimpan skor evaluasi konstituen pada 5 dimensi kinerja perwakilan dengan penegakan konstrain unik anti-duplikasi</w:t>
+            </w:r>
+          </w:p>
+        </w:tc>
+      </w:tr>
+      <w:tr>
+        <w:tc>
+          <w:tcPr>
+            <w:tcW w:type="dxa" w:w="2268"/>
+            <w:shd w:fill="F8FAFC"/>
+            <w:tcMar>
+              <w:top w:w="70" w:type="dxa"/>
+              <w:bottom w:w="70" w:type="dxa"/>
+              <w:left w:w="100" w:type="dxa"/>
+              <w:right w:w="100" w:type="dxa"/>
+            </w:tcMar>
+          </w:tcPr>
+          <w:p>
+            <w:pPr>
+              <w:spacing w:before="0" w:after="80" w:line="276" w:lineRule="auto"/>
+              <w:jc w:val="left"/>
+            </w:pPr>
+            <w:r>
+              <w:rPr>
+                <w:rFonts w:ascii="Consolas" w:hAnsi="Consolas"/>
+                <w:color w:val="000000"/>
+                <w:sz w:val="16"/>
+              </w:rPr>
+              <w:t>Aspirasi</w:t>
+            </w:r>
+          </w:p>
+        </w:tc>
+        <w:tc>
+          <w:tcPr>
+            <w:tcW w:type="dxa" w:w="2268"/>
+            <w:shd w:fill="F8FAFC"/>
+            <w:tcMar>
+              <w:top w:w="70" w:type="dxa"/>
+              <w:bottom w:w="70" w:type="dxa"/>
+              <w:left w:w="100" w:type="dxa"/>
+              <w:right w:w="100" w:type="dxa"/>
+            </w:tcMar>
+          </w:tcPr>
+          <w:p>
+            <w:pPr>
+              <w:spacing w:before="0" w:after="80" w:line="276" w:lineRule="auto"/>
+              <w:jc w:val="left"/>
+            </w:pPr>
+            <w:r>
+              <w:rPr>
+                <w:rFonts w:ascii="Consolas" w:hAnsi="Consolas"/>
+                <w:color w:val="000000"/>
+                <w:sz w:val="16"/>
+              </w:rPr>
+              <w:t>id</w:t>
+            </w:r>
+            <w:r>
+              <w:rPr>
+                <w:rFonts w:ascii="Arial" w:hAnsi="Arial"/>
+                <w:color w:val="000000"/>
+                <w:sz w:val="17"/>
+              </w:rPr>
+              <w:t xml:space="preserve"> (Int, PK, Autoincrement)</w:t>
+              <w:br/>
+            </w:r>
+            <w:r>
+              <w:rPr>
+                <w:rFonts w:ascii="Consolas" w:hAnsi="Consolas"/>
+                <w:color w:val="000000"/>
+                <w:sz w:val="16"/>
+              </w:rPr>
+              <w:t>ticketNumber</w:t>
+            </w:r>
+            <w:r>
+              <w:rPr>
+                <w:rFonts w:ascii="Arial" w:hAnsi="Arial"/>
+                <w:color w:val="000000"/>
+                <w:sz w:val="17"/>
+              </w:rPr>
+              <w:t xml:space="preserve"> (VarChar 50, Unique)</w:t>
+              <w:br/>
+            </w:r>
+            <w:r>
+              <w:rPr>
+                <w:rFonts w:ascii="Consolas" w:hAnsi="Consolas"/>
+                <w:color w:val="000000"/>
+                <w:sz w:val="16"/>
+              </w:rPr>
+              <w:t>judul</w:t>
+            </w:r>
+            <w:r>
+              <w:rPr>
+                <w:rFonts w:ascii="Arial" w:hAnsi="Arial"/>
+                <w:color w:val="000000"/>
+                <w:sz w:val="17"/>
+              </w:rPr>
+              <w:t xml:space="preserve"> (VarChar 255)</w:t>
+              <w:br/>
+            </w:r>
+            <w:r>
+              <w:rPr>
+                <w:rFonts w:ascii="Consolas" w:hAnsi="Consolas"/>
+                <w:color w:val="000000"/>
+                <w:sz w:val="16"/>
+              </w:rPr>
+              <w:t>deskripsi</w:t>
+            </w:r>
+            <w:r>
+              <w:rPr>
+                <w:rFonts w:ascii="Arial" w:hAnsi="Arial"/>
+                <w:color w:val="000000"/>
+                <w:sz w:val="17"/>
+              </w:rPr>
+              <w:t xml:space="preserve"> (Text)</w:t>
+              <w:br/>
+            </w:r>
+            <w:r>
+              <w:rPr>
+                <w:rFonts w:ascii="Consolas" w:hAnsi="Consolas"/>
+                <w:color w:val="000000"/>
+                <w:sz w:val="16"/>
+              </w:rPr>
+              <w:t>kategori</w:t>
+            </w:r>
+            <w:r>
+              <w:rPr>
+                <w:rFonts w:ascii="Arial" w:hAnsi="Arial"/>
+                <w:color w:val="000000"/>
+                <w:sz w:val="17"/>
+              </w:rPr>
+              <w:t xml:space="preserve"> (VarChar 100)</w:t>
+              <w:br/>
+            </w:r>
+            <w:r>
+              <w:rPr>
+                <w:rFonts w:ascii="Consolas" w:hAnsi="Consolas"/>
+                <w:color w:val="000000"/>
+                <w:sz w:val="16"/>
+              </w:rPr>
+              <w:t>dapil</w:t>
+            </w:r>
+            <w:r>
+              <w:rPr>
+                <w:rFonts w:ascii="Arial" w:hAnsi="Arial"/>
+                <w:color w:val="000000"/>
+                <w:sz w:val="17"/>
+              </w:rPr>
+              <w:t xml:space="preserve"> (VarChar 50)</w:t>
+              <w:br/>
+            </w:r>
+            <w:r>
+              <w:rPr>
+                <w:rFonts w:ascii="Consolas" w:hAnsi="Consolas"/>
+                <w:color w:val="000000"/>
+                <w:sz w:val="16"/>
+              </w:rPr>
+              <w:t>kabupatenKota</w:t>
+            </w:r>
+            <w:r>
+              <w:rPr>
+                <w:rFonts w:ascii="Arial" w:hAnsi="Arial"/>
+                <w:color w:val="000000"/>
+                <w:sz w:val="17"/>
+              </w:rPr>
+              <w:t xml:space="preserve"> (VarChar 100)</w:t>
+              <w:br/>
+            </w:r>
+            <w:r>
+              <w:rPr>
+                <w:rFonts w:ascii="Consolas" w:hAnsi="Consolas"/>
+                <w:color w:val="000000"/>
+                <w:sz w:val="16"/>
+              </w:rPr>
+              <w:t>kecamatan</w:t>
+            </w:r>
+            <w:r>
+              <w:rPr>
+                <w:rFonts w:ascii="Arial" w:hAnsi="Arial"/>
+                <w:color w:val="000000"/>
+                <w:sz w:val="17"/>
+              </w:rPr>
+              <w:t xml:space="preserve"> (VarChar 100)</w:t>
+              <w:br/>
+            </w:r>
+            <w:r>
+              <w:rPr>
+                <w:rFonts w:ascii="Consolas" w:hAnsi="Consolas"/>
+                <w:color w:val="000000"/>
+                <w:sz w:val="16"/>
+              </w:rPr>
+              <w:t>alamat</w:t>
+            </w:r>
+            <w:r>
+              <w:rPr>
+                <w:rFonts w:ascii="Arial" w:hAnsi="Arial"/>
+                <w:color w:val="000000"/>
+                <w:sz w:val="17"/>
+              </w:rPr>
+              <w:t xml:space="preserve"> (Text)</w:t>
+              <w:br/>
+            </w:r>
+            <w:r>
+              <w:rPr>
+                <w:rFonts w:ascii="Consolas" w:hAnsi="Consolas"/>
+                <w:color w:val="000000"/>
+                <w:sz w:val="16"/>
+              </w:rPr>
+              <w:t>materiUrl</w:t>
+            </w:r>
+            <w:r>
+              <w:rPr>
+                <w:rFonts w:ascii="Arial" w:hAnsi="Arial"/>
+                <w:color w:val="000000"/>
+                <w:sz w:val="17"/>
+              </w:rPr>
+              <w:t xml:space="preserve"> (VarChar 500)</w:t>
+              <w:br/>
+            </w:r>
+            <w:r>
+              <w:rPr>
+                <w:rFonts w:ascii="Consolas" w:hAnsi="Consolas"/>
+                <w:color w:val="000000"/>
+                <w:sz w:val="16"/>
+              </w:rPr>
+              <w:t>materiType</w:t>
+            </w:r>
+            <w:r>
+              <w:rPr>
+                <w:rFonts w:ascii="Arial" w:hAnsi="Arial"/>
+                <w:color w:val="000000"/>
+                <w:sz w:val="17"/>
+              </w:rPr>
+              <w:t xml:space="preserve"> (VarChar 50)</w:t>
+              <w:br/>
+            </w:r>
+            <w:r>
+              <w:rPr>
+                <w:rFonts w:ascii="Consolas" w:hAnsi="Consolas"/>
+                <w:color w:val="000000"/>
+                <w:sz w:val="16"/>
+              </w:rPr>
+              <w:t>materiFileName</w:t>
+            </w:r>
+            <w:r>
+              <w:rPr>
+                <w:rFonts w:ascii="Arial" w:hAnsi="Arial"/>
+                <w:color w:val="000000"/>
+                <w:sz w:val="17"/>
+              </w:rPr>
+              <w:t xml:space="preserve"> (VarChar 255)</w:t>
+              <w:br/>
+            </w:r>
+            <w:r>
+              <w:rPr>
+                <w:rFonts w:ascii="Consolas" w:hAnsi="Consolas"/>
+                <w:color w:val="000000"/>
+                <w:sz w:val="16"/>
+              </w:rPr>
+              <w:t>materiSize</w:t>
+            </w:r>
+            <w:r>
+              <w:rPr>
+                <w:rFonts w:ascii="Arial" w:hAnsi="Arial"/>
+                <w:color w:val="000000"/>
+                <w:sz w:val="17"/>
+              </w:rPr>
+              <w:t xml:space="preserve"> (Int)</w:t>
+              <w:br/>
+            </w:r>
+            <w:r>
+              <w:rPr>
+                <w:rFonts w:ascii="Consolas" w:hAnsi="Consolas"/>
+                <w:color w:val="000000"/>
+                <w:sz w:val="16"/>
+              </w:rPr>
+              <w:t>masyarakatId</w:t>
+            </w:r>
+            <w:r>
+              <w:rPr>
+                <w:rFonts w:ascii="Arial" w:hAnsi="Arial"/>
+                <w:color w:val="000000"/>
+                <w:sz w:val="17"/>
+              </w:rPr>
+              <w:t xml:space="preserve"> (Int, FK)</w:t>
+              <w:br/>
+            </w:r>
+            <w:r>
+              <w:rPr>
+                <w:rFonts w:ascii="Consolas" w:hAnsi="Consolas"/>
+                <w:color w:val="000000"/>
+                <w:sz w:val="16"/>
+              </w:rPr>
+              <w:t>dewanId</w:t>
+            </w:r>
+            <w:r>
+              <w:rPr>
+                <w:rFonts w:ascii="Arial" w:hAnsi="Arial"/>
+                <w:color w:val="000000"/>
+                <w:sz w:val="17"/>
+              </w:rPr>
+              <w:t xml:space="preserve"> (Int, FK, Nullable)</w:t>
+              <w:br/>
+            </w:r>
+            <w:r>
+              <w:rPr>
+                <w:rFonts w:ascii="Consolas" w:hAnsi="Consolas"/>
+                <w:color w:val="000000"/>
+                <w:sz w:val="16"/>
+              </w:rPr>
+              <w:t>status</w:t>
+            </w:r>
+            <w:r>
+              <w:rPr>
+                <w:rFonts w:ascii="Arial" w:hAnsi="Arial"/>
+                <w:color w:val="000000"/>
+                <w:sz w:val="17"/>
+              </w:rPr>
+              <w:t xml:space="preserve"> (VarChar 50)</w:t>
+              <w:br/>
+            </w:r>
+            <w:r>
+              <w:rPr>
+                <w:rFonts w:ascii="Consolas" w:hAnsi="Consolas"/>
+                <w:color w:val="000000"/>
+                <w:sz w:val="16"/>
+              </w:rPr>
+              <w:t>tanggapanDewan</w:t>
+            </w:r>
+            <w:r>
+              <w:rPr>
+                <w:rFonts w:ascii="Arial" w:hAnsi="Arial"/>
+                <w:color w:val="000000"/>
+                <w:sz w:val="17"/>
+              </w:rPr>
+              <w:t xml:space="preserve"> (Text)</w:t>
+              <w:br/>
+            </w:r>
+            <w:r>
+              <w:rPr>
+                <w:rFonts w:ascii="Consolas" w:hAnsi="Consolas"/>
+                <w:color w:val="000000"/>
+                <w:sz w:val="16"/>
+              </w:rPr>
+              <w:t>tanggapanOleh</w:t>
+            </w:r>
+            <w:r>
+              <w:rPr>
+                <w:rFonts w:ascii="Arial" w:hAnsi="Arial"/>
+                <w:color w:val="000000"/>
+                <w:sz w:val="17"/>
+              </w:rPr>
+              <w:t xml:space="preserve"> (VarChar 100)</w:t>
+              <w:br/>
+            </w:r>
+            <w:r>
+              <w:rPr>
+                <w:rFonts w:ascii="Consolas" w:hAnsi="Consolas"/>
+                <w:color w:val="000000"/>
+                <w:sz w:val="16"/>
+              </w:rPr>
+              <w:t>tanggapanAt</w:t>
+            </w:r>
+            <w:r>
+              <w:rPr>
+                <w:rFonts w:ascii="Arial" w:hAnsi="Arial"/>
+                <w:color w:val="000000"/>
+                <w:sz w:val="17"/>
+              </w:rPr>
+              <w:t xml:space="preserve"> (DateTime)</w:t>
+              <w:br/>
+            </w:r>
+            <w:r>
+              <w:rPr>
+                <w:rFonts w:ascii="Consolas" w:hAnsi="Consolas"/>
+                <w:color w:val="000000"/>
+                <w:sz w:val="16"/>
+              </w:rPr>
+              <w:t>suratTanggapanUrl</w:t>
+            </w:r>
+            <w:r>
+              <w:rPr>
+                <w:rFonts w:ascii="Arial" w:hAnsi="Arial"/>
+                <w:color w:val="000000"/>
+                <w:sz w:val="17"/>
+              </w:rPr>
+              <w:t xml:space="preserve"> (VarChar 500)</w:t>
+              <w:br/>
+            </w:r>
+            <w:r>
+              <w:rPr>
+                <w:rFonts w:ascii="Consolas" w:hAnsi="Consolas"/>
+                <w:color w:val="000000"/>
+                <w:sz w:val="16"/>
+              </w:rPr>
+              <w:t>aiAnalysis</w:t>
+            </w:r>
+            <w:r>
+              <w:rPr>
+                <w:rFonts w:ascii="Arial" w:hAnsi="Arial"/>
+                <w:color w:val="000000"/>
+                <w:sz w:val="17"/>
+              </w:rPr>
+              <w:t xml:space="preserve"> (Text)</w:t>
+              <w:br/>
+            </w:r>
+            <w:r>
+              <w:rPr>
+                <w:rFonts w:ascii="Consolas" w:hAnsi="Consolas"/>
+                <w:color w:val="000000"/>
+                <w:sz w:val="16"/>
+              </w:rPr>
+              <w:t>aiRecommendation</w:t>
+            </w:r>
+            <w:r>
+              <w:rPr>
+                <w:rFonts w:ascii="Arial" w:hAnsi="Arial"/>
+                <w:color w:val="000000"/>
+                <w:sz w:val="17"/>
+              </w:rPr>
+              <w:t xml:space="preserve"> (VarChar 100)</w:t>
+              <w:br/>
+            </w:r>
+            <w:r>
+              <w:rPr>
+                <w:rFonts w:ascii="Consolas" w:hAnsi="Consolas"/>
+                <w:color w:val="000000"/>
+                <w:sz w:val="16"/>
+              </w:rPr>
+              <w:t>aiAnalysedAt</w:t>
+            </w:r>
+            <w:r>
+              <w:rPr>
+                <w:rFonts w:ascii="Arial" w:hAnsi="Arial"/>
+                <w:color w:val="000000"/>
+                <w:sz w:val="17"/>
+              </w:rPr>
+              <w:t xml:space="preserve"> (DateTime)</w:t>
+              <w:br/>
+            </w:r>
+            <w:r>
+              <w:rPr>
+                <w:rFonts w:ascii="Consolas" w:hAnsi="Consolas"/>
+                <w:color w:val="000000"/>
+                <w:sz w:val="16"/>
+              </w:rPr>
+              <w:t>submittedAt</w:t>
+            </w:r>
+            <w:r>
+              <w:rPr>
+                <w:rFonts w:ascii="Arial" w:hAnsi="Arial"/>
+                <w:color w:val="000000"/>
+                <w:sz w:val="17"/>
+              </w:rPr>
+              <w:t xml:space="preserve"> (DateTime)</w:t>
+              <w:br/>
+            </w:r>
+            <w:r>
+              <w:rPr>
+                <w:rFonts w:ascii="Consolas" w:hAnsi="Consolas"/>
+                <w:color w:val="000000"/>
+                <w:sz w:val="16"/>
+              </w:rPr>
+              <w:t>verifiedAt</w:t>
+            </w:r>
+            <w:r>
+              <w:rPr>
+                <w:rFonts w:ascii="Arial" w:hAnsi="Arial"/>
+                <w:color w:val="000000"/>
+                <w:sz w:val="17"/>
+              </w:rPr>
+              <w:t xml:space="preserve"> (DateTime)</w:t>
+              <w:br/>
+            </w:r>
+            <w:r>
+              <w:rPr>
+                <w:rFonts w:ascii="Consolas" w:hAnsi="Consolas"/>
+                <w:color w:val="000000"/>
+                <w:sz w:val="16"/>
+              </w:rPr>
+              <w:t>completedAt</w:t>
+            </w:r>
+            <w:r>
+              <w:rPr>
+                <w:rFonts w:ascii="Arial" w:hAnsi="Arial"/>
+                <w:color w:val="000000"/>
+                <w:sz w:val="17"/>
+              </w:rPr>
+              <w:t xml:space="preserve"> (DateTime)</w:t>
+            </w:r>
+          </w:p>
+        </w:tc>
+        <w:tc>
+          <w:tcPr>
+            <w:tcW w:type="dxa" w:w="2268"/>
+            <w:shd w:fill="F8FAFC"/>
+            <w:tcMar>
+              <w:top w:w="70" w:type="dxa"/>
+              <w:bottom w:w="70" w:type="dxa"/>
+              <w:left w:w="100" w:type="dxa"/>
+              <w:right w:w="100" w:type="dxa"/>
+            </w:tcMar>
+          </w:tcPr>
+          <w:p>
+            <w:pPr>
+              <w:spacing w:before="0" w:after="80" w:line="276" w:lineRule="auto"/>
+              <w:jc w:val="left"/>
+            </w:pPr>
+            <w:r>
+              <w:rPr>
+                <w:rFonts w:ascii="Arial" w:hAnsi="Arial"/>
+                <w:color w:val="000000"/>
+                <w:sz w:val="17"/>
+              </w:rPr>
+              <w:t xml:space="preserve">PK: </w:t>
+            </w:r>
+            <w:r>
+              <w:rPr>
+                <w:rFonts w:ascii="Consolas" w:hAnsi="Consolas"/>
+                <w:color w:val="000000"/>
+                <w:sz w:val="16"/>
+              </w:rPr>
+              <w:t>id</w:t>
+            </w:r>
+            <w:r>
+              <w:rPr>
+                <w:rFonts w:ascii="Arial" w:hAnsi="Arial"/>
+                <w:color w:val="000000"/>
+                <w:sz w:val="17"/>
+              </w:rPr>
+              <w:br/>
+              <w:t xml:space="preserve">Unique: </w:t>
+            </w:r>
+            <w:r>
+              <w:rPr>
+                <w:rFonts w:ascii="Consolas" w:hAnsi="Consolas"/>
+                <w:color w:val="000000"/>
+                <w:sz w:val="16"/>
+              </w:rPr>
+              <w:t>ticketNumber</w:t>
+            </w:r>
+            <w:r>
+              <w:rPr>
+                <w:rFonts w:ascii="Arial" w:hAnsi="Arial"/>
+                <w:color w:val="000000"/>
+                <w:sz w:val="17"/>
+              </w:rPr>
+              <w:br/>
+              <w:t xml:space="preserve">FK: </w:t>
+            </w:r>
+            <w:r>
+              <w:rPr>
+                <w:rFonts w:ascii="Consolas" w:hAnsi="Consolas"/>
+                <w:color w:val="000000"/>
+                <w:sz w:val="16"/>
+              </w:rPr>
+              <w:t>masyarakatId</w:t>
+            </w:r>
+            <w:r>
+              <w:rPr>
+                <w:rFonts w:ascii="Arial" w:hAnsi="Arial"/>
+                <w:color w:val="000000"/>
+                <w:sz w:val="17"/>
+              </w:rPr>
+              <w:t xml:space="preserve"> -&amp;gt; </w:t>
+            </w:r>
+            <w:r>
+              <w:rPr>
+                <w:rFonts w:ascii="Consolas" w:hAnsi="Consolas"/>
+                <w:color w:val="000000"/>
+                <w:sz w:val="16"/>
+              </w:rPr>
+              <w:t>User(id)</w:t>
+            </w:r>
+            <w:r>
+              <w:rPr>
+                <w:rFonts w:ascii="Arial" w:hAnsi="Arial"/>
+                <w:color w:val="000000"/>
+                <w:sz w:val="17"/>
+              </w:rPr>
+              <w:br/>
+              <w:t xml:space="preserve">FK: </w:t>
+            </w:r>
+            <w:r>
+              <w:rPr>
+                <w:rFonts w:ascii="Consolas" w:hAnsi="Consolas"/>
+                <w:color w:val="000000"/>
+                <w:sz w:val="16"/>
+              </w:rPr>
+              <w:t>dewanId</w:t>
+            </w:r>
+            <w:r>
+              <w:rPr>
+                <w:rFonts w:ascii="Arial" w:hAnsi="Arial"/>
+                <w:color w:val="000000"/>
+                <w:sz w:val="17"/>
+              </w:rPr>
+              <w:t xml:space="preserve"> -&amp;gt; </w:t>
+            </w:r>
+            <w:r>
+              <w:rPr>
+                <w:rFonts w:ascii="Consolas" w:hAnsi="Consolas"/>
+                <w:color w:val="000000"/>
+                <w:sz w:val="16"/>
+              </w:rPr>
+              <w:t>User(id)</w:t>
+            </w:r>
+            <w:r>
+              <w:rPr>
+                <w:rFonts w:ascii="Arial" w:hAnsi="Arial"/>
+                <w:color w:val="000000"/>
+                <w:sz w:val="17"/>
+              </w:rPr>
+              <w:br/>
+              <w:t xml:space="preserve">Indexes: </w:t>
+            </w:r>
+            <w:r>
+              <w:rPr>
+                <w:rFonts w:ascii="Consolas" w:hAnsi="Consolas"/>
+                <w:color w:val="000000"/>
+                <w:sz w:val="16"/>
+              </w:rPr>
+              <w:t>[ticketNumber]</w:t>
+            </w:r>
+            <w:r>
+              <w:rPr>
+                <w:rFonts w:ascii="Arial" w:hAnsi="Arial"/>
+                <w:color w:val="000000"/>
+                <w:sz w:val="17"/>
+              </w:rPr>
+              <w:t xml:space="preserve">, </w:t>
+            </w:r>
+            <w:r>
+              <w:rPr>
+                <w:rFonts w:ascii="Consolas" w:hAnsi="Consolas"/>
+                <w:color w:val="000000"/>
+                <w:sz w:val="16"/>
+              </w:rPr>
+              <w:t>[dapil]</w:t>
+            </w:r>
+            <w:r>
+              <w:rPr>
+                <w:rFonts w:ascii="Arial" w:hAnsi="Arial"/>
+                <w:color w:val="000000"/>
+                <w:sz w:val="17"/>
+              </w:rPr>
+              <w:t xml:space="preserve">, </w:t>
+            </w:r>
+            <w:r>
+              <w:rPr>
+                <w:rFonts w:ascii="Consolas" w:hAnsi="Consolas"/>
+                <w:color w:val="000000"/>
+                <w:sz w:val="16"/>
+              </w:rPr>
+              <w:t>[status]</w:t>
+            </w:r>
+            <w:r>
+              <w:rPr>
+                <w:rFonts w:ascii="Arial" w:hAnsi="Arial"/>
+                <w:color w:val="000000"/>
+                <w:sz w:val="17"/>
+              </w:rPr>
+              <w:t xml:space="preserve">, </w:t>
+            </w:r>
+            <w:r>
+              <w:rPr>
+                <w:rFonts w:ascii="Consolas" w:hAnsi="Consolas"/>
+                <w:color w:val="000000"/>
+                <w:sz w:val="16"/>
+              </w:rPr>
+              <w:t>[masyarakatId]</w:t>
+            </w:r>
+          </w:p>
+        </w:tc>
+        <w:tc>
+          <w:tcPr>
+            <w:tcW w:type="dxa" w:w="2268"/>
+            <w:shd w:fill="F8FAFC"/>
+            <w:tcMar>
+              <w:top w:w="70" w:type="dxa"/>
+              <w:bottom w:w="70" w:type="dxa"/>
+              <w:left w:w="100" w:type="dxa"/>
+              <w:right w:w="100" w:type="dxa"/>
+            </w:tcMar>
+          </w:tcPr>
+          <w:p>
+            <w:pPr>
+              <w:spacing w:before="0" w:after="80" w:line="276" w:lineRule="auto"/>
+              <w:jc w:val="left"/>
+            </w:pPr>
+            <w:r>
+              <w:rPr>
+                <w:rFonts w:ascii="Arial" w:hAnsi="Arial"/>
+                <w:color w:val="000000"/>
+                <w:sz w:val="17"/>
+              </w:rPr>
+              <w:t>Mengelola seluruh siklus hidup usulan E-Aspirasi mandiri, berkas bukti PDF/Video, telaah otomatis AI Tenaga Ahli, tanggapan resmi komisi dewan, dan status 5 tahapan definitif</w:t>
+            </w:r>
+          </w:p>
+        </w:tc>
+      </w:tr>
+      <w:tr>
+        <w:tc>
+          <w:tcPr>
+            <w:tcW w:type="dxa" w:w="2268"/>
+            <w:shd w:fill="FFFFFF"/>
+            <w:tcMar>
+              <w:top w:w="70" w:type="dxa"/>
+              <w:bottom w:w="70" w:type="dxa"/>
+              <w:left w:w="100" w:type="dxa"/>
+              <w:right w:w="100" w:type="dxa"/>
+            </w:tcMar>
+          </w:tcPr>
+          <w:p>
+            <w:pPr>
+              <w:spacing w:before="0" w:after="80" w:line="276" w:lineRule="auto"/>
+              <w:jc w:val="left"/>
+            </w:pPr>
+            <w:r>
+              <w:rPr>
+                <w:rFonts w:ascii="Consolas" w:hAnsi="Consolas"/>
+                <w:color w:val="000000"/>
+                <w:sz w:val="16"/>
+              </w:rPr>
+              <w:t>AspirasiTimeline</w:t>
+            </w:r>
+          </w:p>
+        </w:tc>
+        <w:tc>
+          <w:tcPr>
+            <w:tcW w:type="dxa" w:w="2268"/>
+            <w:shd w:fill="FFFFFF"/>
+            <w:tcMar>
+              <w:top w:w="70" w:type="dxa"/>
+              <w:bottom w:w="70" w:type="dxa"/>
+              <w:left w:w="100" w:type="dxa"/>
+              <w:right w:w="100" w:type="dxa"/>
+            </w:tcMar>
+          </w:tcPr>
+          <w:p>
+            <w:pPr>
+              <w:spacing w:before="0" w:after="80" w:line="276" w:lineRule="auto"/>
+              <w:jc w:val="left"/>
+            </w:pPr>
+            <w:r>
+              <w:rPr>
+                <w:rFonts w:ascii="Consolas" w:hAnsi="Consolas"/>
+                <w:color w:val="000000"/>
+                <w:sz w:val="16"/>
+              </w:rPr>
+              <w:t>id</w:t>
+            </w:r>
+            <w:r>
+              <w:rPr>
+                <w:rFonts w:ascii="Arial" w:hAnsi="Arial"/>
+                <w:color w:val="000000"/>
+                <w:sz w:val="17"/>
+              </w:rPr>
+              <w:t xml:space="preserve"> (Int, PK, Autoincrement)</w:t>
+              <w:br/>
+            </w:r>
+            <w:r>
+              <w:rPr>
+                <w:rFonts w:ascii="Consolas" w:hAnsi="Consolas"/>
+                <w:color w:val="000000"/>
+                <w:sz w:val="16"/>
+              </w:rPr>
+              <w:t>aspirasiId</w:t>
+            </w:r>
+            <w:r>
+              <w:rPr>
+                <w:rFonts w:ascii="Arial" w:hAnsi="Arial"/>
+                <w:color w:val="000000"/>
+                <w:sz w:val="17"/>
+              </w:rPr>
+              <w:t xml:space="preserve"> (Int, FK)</w:t>
+              <w:br/>
+            </w:r>
+            <w:r>
+              <w:rPr>
+                <w:rFonts w:ascii="Consolas" w:hAnsi="Consolas"/>
+                <w:color w:val="000000"/>
+                <w:sz w:val="16"/>
+              </w:rPr>
+              <w:t>tahap</w:t>
+            </w:r>
+            <w:r>
+              <w:rPr>
+                <w:rFonts w:ascii="Arial" w:hAnsi="Arial"/>
+                <w:color w:val="000000"/>
+                <w:sz w:val="17"/>
+              </w:rPr>
+              <w:t xml:space="preserve"> (VarChar 100)</w:t>
+              <w:br/>
+            </w:r>
+            <w:r>
+              <w:rPr>
+                <w:rFonts w:ascii="Consolas" w:hAnsi="Consolas"/>
+                <w:color w:val="000000"/>
+                <w:sz w:val="16"/>
+              </w:rPr>
+              <w:t>status</w:t>
+            </w:r>
+            <w:r>
+              <w:rPr>
+                <w:rFonts w:ascii="Arial" w:hAnsi="Arial"/>
+                <w:color w:val="000000"/>
+                <w:sz w:val="17"/>
+              </w:rPr>
+              <w:t xml:space="preserve"> (VarChar 50)</w:t>
+              <w:br/>
+            </w:r>
+            <w:r>
+              <w:rPr>
+                <w:rFonts w:ascii="Consolas" w:hAnsi="Consolas"/>
+                <w:color w:val="000000"/>
+                <w:sz w:val="16"/>
+              </w:rPr>
+              <w:t>keterangan</w:t>
+            </w:r>
+            <w:r>
+              <w:rPr>
+                <w:rFonts w:ascii="Arial" w:hAnsi="Arial"/>
+                <w:color w:val="000000"/>
+                <w:sz w:val="17"/>
+              </w:rPr>
+              <w:t xml:space="preserve"> (Text)</w:t>
+              <w:br/>
+            </w:r>
+            <w:r>
+              <w:rPr>
+                <w:rFonts w:ascii="Consolas" w:hAnsi="Consolas"/>
+                <w:color w:val="000000"/>
+                <w:sz w:val="16"/>
+              </w:rPr>
+              <w:t>aktor</w:t>
+            </w:r>
+            <w:r>
+              <w:rPr>
+                <w:rFonts w:ascii="Arial" w:hAnsi="Arial"/>
+                <w:color w:val="000000"/>
+                <w:sz w:val="17"/>
+              </w:rPr>
+              <w:t xml:space="preserve"> (VarChar 100)</w:t>
+              <w:br/>
+            </w:r>
+            <w:r>
+              <w:rPr>
+                <w:rFonts w:ascii="Consolas" w:hAnsi="Consolas"/>
+                <w:color w:val="000000"/>
+                <w:sz w:val="16"/>
+              </w:rPr>
+              <w:t>createdAt</w:t>
+            </w:r>
+            <w:r>
+              <w:rPr>
+                <w:rFonts w:ascii="Arial" w:hAnsi="Arial"/>
+                <w:color w:val="000000"/>
+                <w:sz w:val="17"/>
+              </w:rPr>
+              <w:t xml:space="preserve"> (DateTime)</w:t>
+            </w:r>
+          </w:p>
+        </w:tc>
+        <w:tc>
+          <w:tcPr>
+            <w:tcW w:type="dxa" w:w="2268"/>
+            <w:shd w:fill="FFFFFF"/>
+            <w:tcMar>
+              <w:top w:w="70" w:type="dxa"/>
+              <w:bottom w:w="70" w:type="dxa"/>
+              <w:left w:w="100" w:type="dxa"/>
+              <w:right w:w="100" w:type="dxa"/>
+            </w:tcMar>
+          </w:tcPr>
+          <w:p>
+            <w:pPr>
+              <w:spacing w:before="0" w:after="80" w:line="276" w:lineRule="auto"/>
+              <w:jc w:val="left"/>
+            </w:pPr>
+            <w:r>
+              <w:rPr>
+                <w:rFonts w:ascii="Arial" w:hAnsi="Arial"/>
+                <w:color w:val="000000"/>
+                <w:sz w:val="17"/>
+              </w:rPr>
+              <w:t xml:space="preserve">PK: </w:t>
+            </w:r>
+            <w:r>
+              <w:rPr>
+                <w:rFonts w:ascii="Consolas" w:hAnsi="Consolas"/>
+                <w:color w:val="000000"/>
+                <w:sz w:val="16"/>
+              </w:rPr>
+              <w:t>id</w:t>
+            </w:r>
+            <w:r>
+              <w:rPr>
+                <w:rFonts w:ascii="Arial" w:hAnsi="Arial"/>
+                <w:color w:val="000000"/>
+                <w:sz w:val="17"/>
+              </w:rPr>
+              <w:br/>
+              <w:t xml:space="preserve">FK: </w:t>
+            </w:r>
+            <w:r>
+              <w:rPr>
+                <w:rFonts w:ascii="Consolas" w:hAnsi="Consolas"/>
+                <w:color w:val="000000"/>
+                <w:sz w:val="16"/>
+              </w:rPr>
+              <w:t>aspirasiId</w:t>
+            </w:r>
+            <w:r>
+              <w:rPr>
+                <w:rFonts w:ascii="Arial" w:hAnsi="Arial"/>
+                <w:color w:val="000000"/>
+                <w:sz w:val="17"/>
+              </w:rPr>
+              <w:t xml:space="preserve"> -&amp;gt; </w:t>
+            </w:r>
+            <w:r>
+              <w:rPr>
+                <w:rFonts w:ascii="Consolas" w:hAnsi="Consolas"/>
+                <w:color w:val="000000"/>
+                <w:sz w:val="16"/>
+              </w:rPr>
+              <w:t>Aspirasi(id)</w:t>
+            </w:r>
+            <w:r>
+              <w:rPr>
+                <w:rFonts w:ascii="Arial" w:hAnsi="Arial"/>
+                <w:color w:val="000000"/>
+                <w:sz w:val="17"/>
+              </w:rPr>
+              <w:t xml:space="preserve"> OnDelete Cascade</w:t>
+              <w:br/>
+              <w:t xml:space="preserve">Indexes: </w:t>
+            </w:r>
+            <w:r>
+              <w:rPr>
+                <w:rFonts w:ascii="Consolas" w:hAnsi="Consolas"/>
+                <w:color w:val="000000"/>
+                <w:sz w:val="16"/>
+              </w:rPr>
+              <w:t>[aspirasiId]</w:t>
+            </w:r>
+          </w:p>
+        </w:tc>
+        <w:tc>
+          <w:tcPr>
+            <w:tcW w:type="dxa" w:w="2268"/>
+            <w:shd w:fill="FFFFFF"/>
+            <w:tcMar>
+              <w:top w:w="70" w:type="dxa"/>
+              <w:bottom w:w="70" w:type="dxa"/>
+              <w:left w:w="100" w:type="dxa"/>
+              <w:right w:w="100" w:type="dxa"/>
+            </w:tcMar>
+          </w:tcPr>
+          <w:p>
+            <w:pPr>
+              <w:spacing w:before="0" w:after="80" w:line="276" w:lineRule="auto"/>
+              <w:jc w:val="left"/>
+            </w:pPr>
+            <w:r>
+              <w:rPr>
+                <w:rFonts w:ascii="Arial" w:hAnsi="Arial"/>
+                <w:color w:val="000000"/>
+                <w:sz w:val="17"/>
+              </w:rPr>
+              <w:t>Merekam riwayat audit jejak penanganan aspirasi (event-driven timeline) yang disajikan pada stepper pelacakan publik</w:t>
             </w:r>
           </w:p>
         </w:tc>
@@ -22115,6 +27695,1009 @@
         </w:rPr>
         <w:t>Diagram status di bawah memetakan transisi status usulan aspirasi dari pendaftaran, verifikasi, e-audiensi, analisis kecerdasan buatan, disposisi naskah dinas berjenjang, hingga evaluasi kepuasan publik:</w:t>
       </w:r>
+    </w:p>
+    <w:p>
+      <w:pPr>
+        <w:keepNext/>
+        <w:spacing w:before="160" w:after="40"/>
+      </w:pPr>
+      <w:r>
+        <w:rPr>
+          <w:rFonts w:ascii="Arial" w:hAnsi="Arial"/>
+          <w:b/>
+          <w:color w:val="000000"/>
+          <w:sz w:val="20"/>
+        </w:rPr>
+        <w:t>5.4.2 Mesin Keadaan Terbatas Alur 5 Tahapan Definitif E-Aspirasi Publik</w:t>
+      </w:r>
+    </w:p>
+    <w:p>
+      <w:pPr>
+        <w:spacing w:line="276" w:lineRule="auto" w:after="80"/>
+        <w:jc w:val="both"/>
+      </w:pPr>
+      <w:r>
+        <w:rPr>
+          <w:rFonts w:ascii="Arial" w:hAnsi="Arial"/>
+          <w:color w:val="000000"/>
+          <w:sz w:val="19"/>
+        </w:rPr>
+        <w:t>Siklus penanganan usulan E-Aspirasi mandiri warga dikendalikan oleh mesin keadaan 5 tahapan definitif yang disajikan secara transparan melalui portal pelacakan publik terbuka (</w:t>
+      </w:r>
+      <w:r>
+        <w:rPr>
+          <w:rFonts w:ascii="Consolas" w:hAnsi="Consolas"/>
+          <w:color w:val="000000"/>
+          <w:sz w:val="18"/>
+        </w:rPr>
+        <w:t>/aspirasi/track/:ticketNumber</w:t>
+      </w:r>
+      <w:r>
+        <w:rPr>
+          <w:rFonts w:ascii="Arial" w:hAnsi="Arial"/>
+          <w:color w:val="000000"/>
+          <w:sz w:val="19"/>
+        </w:rPr>
+        <w:t>):</w:t>
+      </w:r>
+    </w:p>
+    <w:tbl>
+      <w:tblPr>
+        <w:tblW w:type="auto" w:w="0"/>
+        <w:jc w:val="center"/>
+        <w:tblLayout w:type="fixed"/>
+        <w:tblLook w:firstColumn="1" w:firstRow="1" w:lastColumn="0" w:lastRow="0" w:noHBand="0" w:noVBand="1" w:val="04A0"/>
+        <w:tblBorders>
+          <w:top w:val="single" w:sz="4" w:space="0" w:color="CBD5E1"/>
+          <w:left w:val="single" w:sz="4" w:space="0" w:color="CBD5E1"/>
+          <w:bottom w:val="single" w:sz="4" w:space="0" w:color="CBD5E1"/>
+          <w:right w:val="single" w:sz="4" w:space="0" w:color="CBD5E1"/>
+          <w:insideH w:val="single" w:sz="4" w:space="0" w:color="CBD5E1"/>
+          <w:insideV w:val="single" w:sz="4" w:space="0" w:color="CBD5E1"/>
+        </w:tblBorders>
+      </w:tblPr>
+      <w:tblGrid>
+        <w:gridCol w:w="2268"/>
+        <w:gridCol w:w="2268"/>
+        <w:gridCol w:w="2268"/>
+        <w:gridCol w:w="2268"/>
+      </w:tblGrid>
+      <w:tr>
+        <w:trPr>
+          <w:tblHeader/>
+        </w:trPr>
+        <w:tc>
+          <w:tcPr>
+            <w:tcW w:type="dxa" w:w="2268"/>
+            <w:shd w:fill="1E3A8A"/>
+            <w:tcMar>
+              <w:top w:w="100" w:type="dxa"/>
+              <w:bottom w:w="100" w:type="dxa"/>
+              <w:left w:w="120" w:type="dxa"/>
+              <w:right w:w="120" w:type="dxa"/>
+            </w:tcMar>
+          </w:tcPr>
+          <w:p>
+            <w:pPr>
+              <w:spacing w:before="0" w:after="0" w:line="269" w:lineRule="auto"/>
+              <w:jc w:val="center"/>
+            </w:pPr>
+            <w:r>
+              <w:rPr>
+                <w:rFonts w:ascii="Arial" w:hAnsi="Arial"/>
+                <w:b/>
+                <w:color w:val="FFFFFF"/>
+                <w:sz w:val="17"/>
+              </w:rPr>
+              <w:t>Tahapan Definitif</w:t>
+            </w:r>
+          </w:p>
+        </w:tc>
+        <w:tc>
+          <w:tcPr>
+            <w:tcW w:type="dxa" w:w="2268"/>
+            <w:shd w:fill="1E3A8A"/>
+            <w:tcMar>
+              <w:top w:w="100" w:type="dxa"/>
+              <w:bottom w:w="100" w:type="dxa"/>
+              <w:left w:w="120" w:type="dxa"/>
+              <w:right w:w="120" w:type="dxa"/>
+            </w:tcMar>
+          </w:tcPr>
+          <w:p>
+            <w:pPr>
+              <w:spacing w:before="0" w:after="0" w:line="269" w:lineRule="auto"/>
+              <w:jc w:val="center"/>
+            </w:pPr>
+            <w:r>
+              <w:rPr>
+                <w:rFonts w:ascii="Arial" w:hAnsi="Arial"/>
+                <w:b/>
+                <w:color w:val="FFFFFF"/>
+                <w:sz w:val="17"/>
+              </w:rPr>
+              <w:t>Status Sistem (*Internal State*)</w:t>
+            </w:r>
+          </w:p>
+        </w:tc>
+        <w:tc>
+          <w:tcPr>
+            <w:tcW w:type="dxa" w:w="2268"/>
+            <w:shd w:fill="1E3A8A"/>
+            <w:tcMar>
+              <w:top w:w="100" w:type="dxa"/>
+              <w:bottom w:w="100" w:type="dxa"/>
+              <w:left w:w="120" w:type="dxa"/>
+              <w:right w:w="120" w:type="dxa"/>
+            </w:tcMar>
+          </w:tcPr>
+          <w:p>
+            <w:pPr>
+              <w:spacing w:before="0" w:after="0" w:line="269" w:lineRule="auto"/>
+              <w:jc w:val="center"/>
+            </w:pPr>
+            <w:r>
+              <w:rPr>
+                <w:rFonts w:ascii="Arial" w:hAnsi="Arial"/>
+                <w:b/>
+                <w:color w:val="FFFFFF"/>
+                <w:sz w:val="17"/>
+              </w:rPr>
+              <w:t>Deskripsi Operasional &amp; Aksesibilitas Publik</w:t>
+            </w:r>
+          </w:p>
+        </w:tc>
+        <w:tc>
+          <w:tcPr>
+            <w:tcW w:type="dxa" w:w="2268"/>
+            <w:shd w:fill="1E3A8A"/>
+            <w:tcMar>
+              <w:top w:w="100" w:type="dxa"/>
+              <w:bottom w:w="100" w:type="dxa"/>
+              <w:left w:w="120" w:type="dxa"/>
+              <w:right w:w="120" w:type="dxa"/>
+            </w:tcMar>
+          </w:tcPr>
+          <w:p>
+            <w:pPr>
+              <w:spacing w:before="0" w:after="0" w:line="269" w:lineRule="auto"/>
+              <w:jc w:val="center"/>
+            </w:pPr>
+            <w:r>
+              <w:rPr>
+                <w:rFonts w:ascii="Arial" w:hAnsi="Arial"/>
+                <w:b/>
+                <w:color w:val="FFFFFF"/>
+                <w:sz w:val="17"/>
+              </w:rPr>
+              <w:t>Aksi Transaksional Sistem</w:t>
+            </w:r>
+          </w:p>
+        </w:tc>
+      </w:tr>
+      <w:tr>
+        <w:tc>
+          <w:tcPr>
+            <w:tcW w:type="dxa" w:w="2268"/>
+            <w:shd w:fill="FFFFFF"/>
+            <w:tcMar>
+              <w:top w:w="70" w:type="dxa"/>
+              <w:bottom w:w="70" w:type="dxa"/>
+              <w:left w:w="100" w:type="dxa"/>
+              <w:right w:w="100" w:type="dxa"/>
+            </w:tcMar>
+          </w:tcPr>
+          <w:p>
+            <w:pPr>
+              <w:spacing w:before="0" w:after="80" w:line="276" w:lineRule="auto"/>
+              <w:jc w:val="left"/>
+            </w:pPr>
+            <w:r>
+              <w:rPr>
+                <w:rFonts w:ascii="Arial" w:hAnsi="Arial"/>
+                <w:b/>
+                <w:color w:val="000000"/>
+                <w:sz w:val="17"/>
+              </w:rPr>
+              <w:t>Tahap 1: Diajukan</w:t>
+            </w:r>
+          </w:p>
+        </w:tc>
+        <w:tc>
+          <w:tcPr>
+            <w:tcW w:type="dxa" w:w="2268"/>
+            <w:shd w:fill="FFFFFF"/>
+            <w:tcMar>
+              <w:top w:w="70" w:type="dxa"/>
+              <w:bottom w:w="70" w:type="dxa"/>
+              <w:left w:w="100" w:type="dxa"/>
+              <w:right w:w="100" w:type="dxa"/>
+            </w:tcMar>
+          </w:tcPr>
+          <w:p>
+            <w:pPr>
+              <w:spacing w:before="0" w:after="80" w:line="276" w:lineRule="auto"/>
+              <w:jc w:val="left"/>
+            </w:pPr>
+            <w:r>
+              <w:rPr>
+                <w:rFonts w:ascii="Consolas" w:hAnsi="Consolas"/>
+                <w:color w:val="000000"/>
+                <w:sz w:val="16"/>
+              </w:rPr>
+              <w:t>diajukan</w:t>
+            </w:r>
+          </w:p>
+        </w:tc>
+        <w:tc>
+          <w:tcPr>
+            <w:tcW w:type="dxa" w:w="2268"/>
+            <w:shd w:fill="FFFFFF"/>
+            <w:tcMar>
+              <w:top w:w="70" w:type="dxa"/>
+              <w:bottom w:w="70" w:type="dxa"/>
+              <w:left w:w="100" w:type="dxa"/>
+              <w:right w:w="100" w:type="dxa"/>
+            </w:tcMar>
+          </w:tcPr>
+          <w:p>
+            <w:pPr>
+              <w:spacing w:before="0" w:after="80" w:line="276" w:lineRule="auto"/>
+              <w:jc w:val="left"/>
+            </w:pPr>
+            <w:r>
+              <w:rPr>
+                <w:rFonts w:ascii="Arial" w:hAnsi="Arial"/>
+                <w:color w:val="000000"/>
+                <w:sz w:val="17"/>
+              </w:rPr>
+              <w:t xml:space="preserve">Warga berhasil mengirimkan usulan. Sistem menerbitkan tiket unik </w:t>
+            </w:r>
+            <w:r>
+              <w:rPr>
+                <w:rFonts w:ascii="Consolas" w:hAnsi="Consolas"/>
+                <w:color w:val="000000"/>
+                <w:sz w:val="16"/>
+              </w:rPr>
+              <w:t>ASP-YYYYMM-XXXXX</w:t>
+            </w:r>
+            <w:r>
+              <w:rPr>
+                <w:rFonts w:ascii="Arial" w:hAnsi="Arial"/>
+                <w:color w:val="000000"/>
+                <w:sz w:val="17"/>
+              </w:rPr>
+              <w:t xml:space="preserve"> beserta lembar tanda bukti resmi berstempel dinas dan QR Code verifikasi.</w:t>
+            </w:r>
+          </w:p>
+        </w:tc>
+        <w:tc>
+          <w:tcPr>
+            <w:tcW w:type="dxa" w:w="2268"/>
+            <w:shd w:fill="FFFFFF"/>
+            <w:tcMar>
+              <w:top w:w="70" w:type="dxa"/>
+              <w:bottom w:w="70" w:type="dxa"/>
+              <w:left w:w="100" w:type="dxa"/>
+              <w:right w:w="100" w:type="dxa"/>
+            </w:tcMar>
+          </w:tcPr>
+          <w:p>
+            <w:pPr>
+              <w:spacing w:before="0" w:after="80" w:line="276" w:lineRule="auto"/>
+              <w:jc w:val="left"/>
+            </w:pPr>
+            <w:r>
+              <w:rPr>
+                <w:rFonts w:ascii="Arial" w:hAnsi="Arial"/>
+                <w:color w:val="000000"/>
+                <w:sz w:val="17"/>
+              </w:rPr>
+              <w:t xml:space="preserve">Menyimpan data pada tabel </w:t>
+            </w:r>
+            <w:r>
+              <w:rPr>
+                <w:rFonts w:ascii="Consolas" w:hAnsi="Consolas"/>
+                <w:color w:val="000000"/>
+                <w:sz w:val="16"/>
+              </w:rPr>
+              <w:t>Aspirasi</w:t>
+            </w:r>
+            <w:r>
+              <w:rPr>
+                <w:rFonts w:ascii="Arial" w:hAnsi="Arial"/>
+                <w:color w:val="000000"/>
+                <w:sz w:val="17"/>
+              </w:rPr>
+              <w:t xml:space="preserve">, mencatat berkas pada direktori uploads, dan membuat entri awal pada </w:t>
+            </w:r>
+            <w:r>
+              <w:rPr>
+                <w:rFonts w:ascii="Consolas" w:hAnsi="Consolas"/>
+                <w:color w:val="000000"/>
+                <w:sz w:val="16"/>
+              </w:rPr>
+              <w:t>AspirasiTimeline</w:t>
+            </w:r>
+            <w:r>
+              <w:rPr>
+                <w:rFonts w:ascii="Arial" w:hAnsi="Arial"/>
+                <w:color w:val="000000"/>
+                <w:sz w:val="17"/>
+              </w:rPr>
+              <w:t>.</w:t>
+            </w:r>
+          </w:p>
+        </w:tc>
+      </w:tr>
+      <w:tr>
+        <w:tc>
+          <w:tcPr>
+            <w:tcW w:type="dxa" w:w="2268"/>
+            <w:shd w:fill="F8FAFC"/>
+            <w:tcMar>
+              <w:top w:w="70" w:type="dxa"/>
+              <w:bottom w:w="70" w:type="dxa"/>
+              <w:left w:w="100" w:type="dxa"/>
+              <w:right w:w="100" w:type="dxa"/>
+            </w:tcMar>
+          </w:tcPr>
+          <w:p>
+            <w:pPr>
+              <w:spacing w:before="0" w:after="80" w:line="276" w:lineRule="auto"/>
+              <w:jc w:val="left"/>
+            </w:pPr>
+            <w:r>
+              <w:rPr>
+                <w:rFonts w:ascii="Arial" w:hAnsi="Arial"/>
+                <w:b/>
+                <w:color w:val="000000"/>
+                <w:sz w:val="17"/>
+              </w:rPr>
+              <w:t>Tahap 2: Verifikasi Administrasi</w:t>
+            </w:r>
+          </w:p>
+        </w:tc>
+        <w:tc>
+          <w:tcPr>
+            <w:tcW w:type="dxa" w:w="2268"/>
+            <w:shd w:fill="F8FAFC"/>
+            <w:tcMar>
+              <w:top w:w="70" w:type="dxa"/>
+              <w:bottom w:w="70" w:type="dxa"/>
+              <w:left w:w="100" w:type="dxa"/>
+              <w:right w:w="100" w:type="dxa"/>
+            </w:tcMar>
+          </w:tcPr>
+          <w:p>
+            <w:pPr>
+              <w:spacing w:before="0" w:after="80" w:line="276" w:lineRule="auto"/>
+              <w:jc w:val="left"/>
+            </w:pPr>
+            <w:r>
+              <w:rPr>
+                <w:rFonts w:ascii="Consolas" w:hAnsi="Consolas"/>
+                <w:color w:val="000000"/>
+                <w:sz w:val="16"/>
+              </w:rPr>
+              <w:t>verifikasi</w:t>
+            </w:r>
+            <w:r>
+              <w:rPr>
+                <w:rFonts w:ascii="Arial" w:hAnsi="Arial"/>
+                <w:color w:val="000000"/>
+                <w:sz w:val="17"/>
+              </w:rPr>
+              <w:t xml:space="preserve"> / </w:t>
+            </w:r>
+            <w:r>
+              <w:rPr>
+                <w:rFonts w:ascii="Consolas" w:hAnsi="Consolas"/>
+                <w:color w:val="000000"/>
+                <w:sz w:val="16"/>
+              </w:rPr>
+              <w:t>perbaikan</w:t>
+            </w:r>
+          </w:p>
+        </w:tc>
+        <w:tc>
+          <w:tcPr>
+            <w:tcW w:type="dxa" w:w="2268"/>
+            <w:shd w:fill="F8FAFC"/>
+            <w:tcMar>
+              <w:top w:w="70" w:type="dxa"/>
+              <w:bottom w:w="70" w:type="dxa"/>
+              <w:left w:w="100" w:type="dxa"/>
+              <w:right w:w="100" w:type="dxa"/>
+            </w:tcMar>
+          </w:tcPr>
+          <w:p>
+            <w:pPr>
+              <w:spacing w:before="0" w:after="80" w:line="276" w:lineRule="auto"/>
+              <w:jc w:val="left"/>
+            </w:pPr>
+            <w:r>
+              <w:rPr>
+                <w:rFonts w:ascii="Arial" w:hAnsi="Arial"/>
+                <w:color w:val="000000"/>
+                <w:sz w:val="17"/>
+              </w:rPr>
+              <w:t>Sekretariat DPRD memeriksa keabsahan identitas, kelengkapan surat pengantar lurah/camat, dan RAB. Model AI Tenaga Ahli Gemini 2.5 Flash mengevaluasi kelayakan usulan berdasarkan 5 pilar telaah.</w:t>
+            </w:r>
+          </w:p>
+        </w:tc>
+        <w:tc>
+          <w:tcPr>
+            <w:tcW w:type="dxa" w:w="2268"/>
+            <w:shd w:fill="F8FAFC"/>
+            <w:tcMar>
+              <w:top w:w="70" w:type="dxa"/>
+              <w:bottom w:w="70" w:type="dxa"/>
+              <w:left w:w="100" w:type="dxa"/>
+              <w:right w:w="100" w:type="dxa"/>
+            </w:tcMar>
+          </w:tcPr>
+          <w:p>
+            <w:pPr>
+              <w:spacing w:before="0" w:after="80" w:line="276" w:lineRule="auto"/>
+              <w:jc w:val="left"/>
+            </w:pPr>
+            <w:r>
+              <w:rPr>
+                <w:rFonts w:ascii="Arial" w:hAnsi="Arial"/>
+                <w:color w:val="000000"/>
+                <w:sz w:val="17"/>
+              </w:rPr>
+              <w:t xml:space="preserve">Eksekusi endpoint </w:t>
+            </w:r>
+            <w:r>
+              <w:rPr>
+                <w:rFonts w:ascii="Consolas" w:hAnsi="Consolas"/>
+                <w:color w:val="000000"/>
+                <w:sz w:val="16"/>
+              </w:rPr>
+              <w:t>/triage</w:t>
+            </w:r>
+            <w:r>
+              <w:rPr>
+                <w:rFonts w:ascii="Arial" w:hAnsi="Arial"/>
+                <w:color w:val="000000"/>
+                <w:sz w:val="17"/>
+              </w:rPr>
+              <w:t xml:space="preserve">, penyimpanan evaluasi terstruktur pada kolom </w:t>
+            </w:r>
+            <w:r>
+              <w:rPr>
+                <w:rFonts w:ascii="Consolas" w:hAnsi="Consolas"/>
+                <w:color w:val="000000"/>
+                <w:sz w:val="16"/>
+              </w:rPr>
+              <w:t>aiAnalysis</w:t>
+            </w:r>
+            <w:r>
+              <w:rPr>
+                <w:rFonts w:ascii="Arial" w:hAnsi="Arial"/>
+                <w:color w:val="000000"/>
+                <w:sz w:val="17"/>
+              </w:rPr>
+              <w:t xml:space="preserve"> dan rekomendasi awal pada </w:t>
+            </w:r>
+            <w:r>
+              <w:rPr>
+                <w:rFonts w:ascii="Consolas" w:hAnsi="Consolas"/>
+                <w:color w:val="000000"/>
+                <w:sz w:val="16"/>
+              </w:rPr>
+              <w:t>aiRecommendation</w:t>
+            </w:r>
+            <w:r>
+              <w:rPr>
+                <w:rFonts w:ascii="Arial" w:hAnsi="Arial"/>
+                <w:color w:val="000000"/>
+                <w:sz w:val="17"/>
+              </w:rPr>
+              <w:t>.</w:t>
+            </w:r>
+          </w:p>
+        </w:tc>
+      </w:tr>
+      <w:tr>
+        <w:tc>
+          <w:tcPr>
+            <w:tcW w:type="dxa" w:w="2268"/>
+            <w:shd w:fill="FFFFFF"/>
+            <w:tcMar>
+              <w:top w:w="70" w:type="dxa"/>
+              <w:bottom w:w="70" w:type="dxa"/>
+              <w:left w:w="100" w:type="dxa"/>
+              <w:right w:w="100" w:type="dxa"/>
+            </w:tcMar>
+          </w:tcPr>
+          <w:p>
+            <w:pPr>
+              <w:spacing w:before="0" w:after="80" w:line="276" w:lineRule="auto"/>
+              <w:jc w:val="left"/>
+            </w:pPr>
+            <w:r>
+              <w:rPr>
+                <w:rFonts w:ascii="Arial" w:hAnsi="Arial"/>
+                <w:b/>
+                <w:color w:val="000000"/>
+                <w:sz w:val="17"/>
+              </w:rPr>
+              <w:t>Tahap 3: Diteruskan ke Komisi/Fraksi</w:t>
+            </w:r>
+          </w:p>
+        </w:tc>
+        <w:tc>
+          <w:tcPr>
+            <w:tcW w:type="dxa" w:w="2268"/>
+            <w:shd w:fill="FFFFFF"/>
+            <w:tcMar>
+              <w:top w:w="70" w:type="dxa"/>
+              <w:bottom w:w="70" w:type="dxa"/>
+              <w:left w:w="100" w:type="dxa"/>
+              <w:right w:w="100" w:type="dxa"/>
+            </w:tcMar>
+          </w:tcPr>
+          <w:p>
+            <w:pPr>
+              <w:spacing w:before="0" w:after="80" w:line="276" w:lineRule="auto"/>
+              <w:jc w:val="left"/>
+            </w:pPr>
+            <w:r>
+              <w:rPr>
+                <w:rFonts w:ascii="Consolas" w:hAnsi="Consolas"/>
+                <w:color w:val="000000"/>
+                <w:sz w:val="16"/>
+              </w:rPr>
+              <w:t>diteruskan</w:t>
+            </w:r>
+          </w:p>
+        </w:tc>
+        <w:tc>
+          <w:tcPr>
+            <w:tcW w:type="dxa" w:w="2268"/>
+            <w:shd w:fill="FFFFFF"/>
+            <w:tcMar>
+              <w:top w:w="70" w:type="dxa"/>
+              <w:bottom w:w="70" w:type="dxa"/>
+              <w:left w:w="100" w:type="dxa"/>
+              <w:right w:w="100" w:type="dxa"/>
+            </w:tcMar>
+          </w:tcPr>
+          <w:p>
+            <w:pPr>
+              <w:spacing w:before="0" w:after="80" w:line="276" w:lineRule="auto"/>
+              <w:jc w:val="left"/>
+            </w:pPr>
+            <w:r>
+              <w:rPr>
+                <w:rFonts w:ascii="Arial" w:hAnsi="Arial"/>
+                <w:color w:val="000000"/>
+                <w:sz w:val="17"/>
+              </w:rPr>
+              <w:t>Usulan yang dinyatakan lengkap dan memenuhi kriteria diteruskan kepada Komisi I s.d. V atau Fraksi DPRD sesuai lingkup urusan untuk diagendakan dalam rapat kerja atau rapat dengar pendapat.</w:t>
+            </w:r>
+          </w:p>
+        </w:tc>
+        <w:tc>
+          <w:tcPr>
+            <w:tcW w:type="dxa" w:w="2268"/>
+            <w:shd w:fill="FFFFFF"/>
+            <w:tcMar>
+              <w:top w:w="70" w:type="dxa"/>
+              <w:bottom w:w="70" w:type="dxa"/>
+              <w:left w:w="100" w:type="dxa"/>
+              <w:right w:w="100" w:type="dxa"/>
+            </w:tcMar>
+          </w:tcPr>
+          <w:p>
+            <w:pPr>
+              <w:spacing w:before="0" w:after="80" w:line="276" w:lineRule="auto"/>
+              <w:jc w:val="left"/>
+            </w:pPr>
+            <w:r>
+              <w:rPr>
+                <w:rFonts w:ascii="Arial" w:hAnsi="Arial"/>
+                <w:color w:val="000000"/>
+                <w:sz w:val="17"/>
+              </w:rPr>
+              <w:t>Pemutakhiran status aspirasi, penugasan ID komisi/dewan, dan pencatatan event rekam jejak.</w:t>
+            </w:r>
+          </w:p>
+        </w:tc>
+      </w:tr>
+      <w:tr>
+        <w:tc>
+          <w:tcPr>
+            <w:tcW w:type="dxa" w:w="2268"/>
+            <w:shd w:fill="F8FAFC"/>
+            <w:tcMar>
+              <w:top w:w="70" w:type="dxa"/>
+              <w:bottom w:w="70" w:type="dxa"/>
+              <w:left w:w="100" w:type="dxa"/>
+              <w:right w:w="100" w:type="dxa"/>
+            </w:tcMar>
+          </w:tcPr>
+          <w:p>
+            <w:pPr>
+              <w:spacing w:before="0" w:after="80" w:line="276" w:lineRule="auto"/>
+              <w:jc w:val="left"/>
+            </w:pPr>
+            <w:r>
+              <w:rPr>
+                <w:rFonts w:ascii="Arial" w:hAnsi="Arial"/>
+                <w:b/>
+                <w:color w:val="000000"/>
+                <w:sz w:val="17"/>
+              </w:rPr>
+              <w:t>Tahap 4: Tindak Lanjut Lapangan/OPD</w:t>
+            </w:r>
+          </w:p>
+        </w:tc>
+        <w:tc>
+          <w:tcPr>
+            <w:tcW w:type="dxa" w:w="2268"/>
+            <w:shd w:fill="F8FAFC"/>
+            <w:tcMar>
+              <w:top w:w="70" w:type="dxa"/>
+              <w:bottom w:w="70" w:type="dxa"/>
+              <w:left w:w="100" w:type="dxa"/>
+              <w:right w:w="100" w:type="dxa"/>
+            </w:tcMar>
+          </w:tcPr>
+          <w:p>
+            <w:pPr>
+              <w:spacing w:before="0" w:after="80" w:line="276" w:lineRule="auto"/>
+              <w:jc w:val="left"/>
+            </w:pPr>
+            <w:r>
+              <w:rPr>
+                <w:rFonts w:ascii="Consolas" w:hAnsi="Consolas"/>
+                <w:color w:val="000000"/>
+                <w:sz w:val="16"/>
+              </w:rPr>
+              <w:t>tindak_lanjut</w:t>
+            </w:r>
+            <w:r>
+              <w:rPr>
+                <w:rFonts w:ascii="Arial" w:hAnsi="Arial"/>
+                <w:color w:val="000000"/>
+                <w:sz w:val="17"/>
+              </w:rPr>
+              <w:t xml:space="preserve"> / </w:t>
+            </w:r>
+            <w:r>
+              <w:rPr>
+                <w:rFonts w:ascii="Consolas" w:hAnsi="Consolas"/>
+                <w:color w:val="000000"/>
+                <w:sz w:val="16"/>
+              </w:rPr>
+              <w:t>proses_opd</w:t>
+            </w:r>
+          </w:p>
+        </w:tc>
+        <w:tc>
+          <w:tcPr>
+            <w:tcW w:type="dxa" w:w="2268"/>
+            <w:shd w:fill="F8FAFC"/>
+            <w:tcMar>
+              <w:top w:w="70" w:type="dxa"/>
+              <w:bottom w:w="70" w:type="dxa"/>
+              <w:left w:w="100" w:type="dxa"/>
+              <w:right w:w="100" w:type="dxa"/>
+            </w:tcMar>
+          </w:tcPr>
+          <w:p>
+            <w:pPr>
+              <w:spacing w:before="0" w:after="80" w:line="276" w:lineRule="auto"/>
+              <w:jc w:val="left"/>
+            </w:pPr>
+            <w:r>
+              <w:rPr>
+                <w:rFonts w:ascii="Arial" w:hAnsi="Arial"/>
+                <w:color w:val="000000"/>
+                <w:sz w:val="17"/>
+              </w:rPr>
+              <w:t>Dewan dan Dinas Teknis Pemerintah Provinsi Jawa Barat berkoordinasi mengeksekusi program di lapangan, melakukan survei fisik, atau mengintegrasikan usulan ke kamus usulan SIPD.</w:t>
+            </w:r>
+          </w:p>
+        </w:tc>
+        <w:tc>
+          <w:tcPr>
+            <w:tcW w:type="dxa" w:w="2268"/>
+            <w:shd w:fill="F8FAFC"/>
+            <w:tcMar>
+              <w:top w:w="70" w:type="dxa"/>
+              <w:bottom w:w="70" w:type="dxa"/>
+              <w:left w:w="100" w:type="dxa"/>
+              <w:right w:w="100" w:type="dxa"/>
+            </w:tcMar>
+          </w:tcPr>
+          <w:p>
+            <w:pPr>
+              <w:spacing w:before="0" w:after="80" w:line="276" w:lineRule="auto"/>
+              <w:jc w:val="left"/>
+            </w:pPr>
+            <w:r>
+              <w:rPr>
+                <w:rFonts w:ascii="Arial" w:hAnsi="Arial"/>
+                <w:color w:val="000000"/>
+                <w:sz w:val="17"/>
+              </w:rPr>
+              <w:t>Anggota dewan mengunggah tanggapan resmi (</w:t>
+            </w:r>
+            <w:r>
+              <w:rPr>
+                <w:rFonts w:ascii="Consolas" w:hAnsi="Consolas"/>
+                <w:color w:val="000000"/>
+                <w:sz w:val="16"/>
+              </w:rPr>
+              <w:t>tanggapanDewan</w:t>
+            </w:r>
+            <w:r>
+              <w:rPr>
+                <w:rFonts w:ascii="Arial" w:hAnsi="Arial"/>
+                <w:color w:val="000000"/>
+                <w:sz w:val="17"/>
+              </w:rPr>
+              <w:t>) dan naskah dinas balasan (</w:t>
+            </w:r>
+            <w:r>
+              <w:rPr>
+                <w:rFonts w:ascii="Consolas" w:hAnsi="Consolas"/>
+                <w:color w:val="000000"/>
+                <w:sz w:val="16"/>
+              </w:rPr>
+              <w:t>suratTanggapanUrl</w:t>
+            </w:r>
+            <w:r>
+              <w:rPr>
+                <w:rFonts w:ascii="Arial" w:hAnsi="Arial"/>
+                <w:color w:val="000000"/>
+                <w:sz w:val="17"/>
+              </w:rPr>
+              <w:t>).</w:t>
+            </w:r>
+          </w:p>
+        </w:tc>
+      </w:tr>
+      <w:tr>
+        <w:tc>
+          <w:tcPr>
+            <w:tcW w:type="dxa" w:w="2268"/>
+            <w:shd w:fill="FFFFFF"/>
+            <w:tcMar>
+              <w:top w:w="70" w:type="dxa"/>
+              <w:bottom w:w="70" w:type="dxa"/>
+              <w:left w:w="100" w:type="dxa"/>
+              <w:right w:w="100" w:type="dxa"/>
+            </w:tcMar>
+          </w:tcPr>
+          <w:p>
+            <w:pPr>
+              <w:spacing w:before="0" w:after="80" w:line="276" w:lineRule="auto"/>
+              <w:jc w:val="left"/>
+            </w:pPr>
+            <w:r>
+              <w:rPr>
+                <w:rFonts w:ascii="Arial" w:hAnsi="Arial"/>
+                <w:b/>
+                <w:color w:val="000000"/>
+                <w:sz w:val="17"/>
+              </w:rPr>
+              <w:t>Tahap 5: Selesai</w:t>
+            </w:r>
+          </w:p>
+        </w:tc>
+        <w:tc>
+          <w:tcPr>
+            <w:tcW w:type="dxa" w:w="2268"/>
+            <w:shd w:fill="FFFFFF"/>
+            <w:tcMar>
+              <w:top w:w="70" w:type="dxa"/>
+              <w:bottom w:w="70" w:type="dxa"/>
+              <w:left w:w="100" w:type="dxa"/>
+              <w:right w:w="100" w:type="dxa"/>
+            </w:tcMar>
+          </w:tcPr>
+          <w:p>
+            <w:pPr>
+              <w:spacing w:before="0" w:after="80" w:line="276" w:lineRule="auto"/>
+              <w:jc w:val="left"/>
+            </w:pPr>
+            <w:r>
+              <w:rPr>
+                <w:rFonts w:ascii="Consolas" w:hAnsi="Consolas"/>
+                <w:color w:val="000000"/>
+                <w:sz w:val="16"/>
+              </w:rPr>
+              <w:t>selesai</w:t>
+            </w:r>
+          </w:p>
+        </w:tc>
+        <w:tc>
+          <w:tcPr>
+            <w:tcW w:type="dxa" w:w="2268"/>
+            <w:shd w:fill="FFFFFF"/>
+            <w:tcMar>
+              <w:top w:w="70" w:type="dxa"/>
+              <w:bottom w:w="70" w:type="dxa"/>
+              <w:left w:w="100" w:type="dxa"/>
+              <w:right w:w="100" w:type="dxa"/>
+            </w:tcMar>
+          </w:tcPr>
+          <w:p>
+            <w:pPr>
+              <w:spacing w:before="0" w:after="80" w:line="276" w:lineRule="auto"/>
+              <w:jc w:val="left"/>
+            </w:pPr>
+            <w:r>
+              <w:rPr>
+                <w:rFonts w:ascii="Arial" w:hAnsi="Arial"/>
+                <w:color w:val="000000"/>
+                <w:sz w:val="17"/>
+              </w:rPr>
+              <w:t>Usulan telah terealisasi secara konkret di lapangan, dianggarkan pada APBD, atau telah dijawab tuntas dengan surat resmi pimpinan dewan kepada pemohon.</w:t>
+            </w:r>
+          </w:p>
+        </w:tc>
+        <w:tc>
+          <w:tcPr>
+            <w:tcW w:type="dxa" w:w="2268"/>
+            <w:shd w:fill="FFFFFF"/>
+            <w:tcMar>
+              <w:top w:w="70" w:type="dxa"/>
+              <w:bottom w:w="70" w:type="dxa"/>
+              <w:left w:w="100" w:type="dxa"/>
+              <w:right w:w="100" w:type="dxa"/>
+            </w:tcMar>
+          </w:tcPr>
+          <w:p>
+            <w:pPr>
+              <w:spacing w:before="0" w:after="80" w:line="276" w:lineRule="auto"/>
+              <w:jc w:val="left"/>
+            </w:pPr>
+            <w:r>
+              <w:rPr>
+                <w:rFonts w:ascii="Arial" w:hAnsi="Arial"/>
+                <w:color w:val="000000"/>
+                <w:sz w:val="17"/>
+              </w:rPr>
+              <w:t xml:space="preserve">Pemutakhiran kolom </w:t>
+            </w:r>
+            <w:r>
+              <w:rPr>
+                <w:rFonts w:ascii="Consolas" w:hAnsi="Consolas"/>
+                <w:color w:val="000000"/>
+                <w:sz w:val="16"/>
+              </w:rPr>
+              <w:t>completedAt</w:t>
+            </w:r>
+            <w:r>
+              <w:rPr>
+                <w:rFonts w:ascii="Arial" w:hAnsi="Arial"/>
+                <w:color w:val="000000"/>
+                <w:sz w:val="17"/>
+              </w:rPr>
+              <w:t>, penguncian siklus usulan, dan penyajian status tuntas 100% pada portal publik.</w:t>
+            </w:r>
+          </w:p>
+        </w:tc>
+      </w:tr>
+      <w:tr>
+        <w:tc>
+          <w:tcPr>
+            <w:tcW w:type="dxa" w:w="2268"/>
+            <w:shd w:fill="F8FAFC"/>
+            <w:tcMar>
+              <w:top w:w="70" w:type="dxa"/>
+              <w:bottom w:w="70" w:type="dxa"/>
+              <w:left w:w="100" w:type="dxa"/>
+              <w:right w:w="100" w:type="dxa"/>
+            </w:tcMar>
+          </w:tcPr>
+          <w:p>
+            <w:pPr>
+              <w:spacing w:before="0" w:after="80" w:line="276" w:lineRule="auto"/>
+              <w:jc w:val="left"/>
+            </w:pPr>
+            <w:r>
+              <w:rPr>
+                <w:rFonts w:ascii="Arial" w:hAnsi="Arial"/>
+                <w:b/>
+                <w:color w:val="000000"/>
+                <w:sz w:val="17"/>
+              </w:rPr>
+              <w:t>Terminal: Ditolak</w:t>
+            </w:r>
+          </w:p>
+        </w:tc>
+        <w:tc>
+          <w:tcPr>
+            <w:tcW w:type="dxa" w:w="2268"/>
+            <w:shd w:fill="F8FAFC"/>
+            <w:tcMar>
+              <w:top w:w="70" w:type="dxa"/>
+              <w:bottom w:w="70" w:type="dxa"/>
+              <w:left w:w="100" w:type="dxa"/>
+              <w:right w:w="100" w:type="dxa"/>
+            </w:tcMar>
+          </w:tcPr>
+          <w:p>
+            <w:pPr>
+              <w:spacing w:before="0" w:after="80" w:line="276" w:lineRule="auto"/>
+              <w:jc w:val="left"/>
+            </w:pPr>
+            <w:r>
+              <w:rPr>
+                <w:rFonts w:ascii="Consolas" w:hAnsi="Consolas"/>
+                <w:color w:val="000000"/>
+                <w:sz w:val="16"/>
+              </w:rPr>
+              <w:t>ditolak</w:t>
+            </w:r>
+          </w:p>
+        </w:tc>
+        <w:tc>
+          <w:tcPr>
+            <w:tcW w:type="dxa" w:w="2268"/>
+            <w:shd w:fill="F8FAFC"/>
+            <w:tcMar>
+              <w:top w:w="70" w:type="dxa"/>
+              <w:bottom w:w="70" w:type="dxa"/>
+              <w:left w:w="100" w:type="dxa"/>
+              <w:right w:w="100" w:type="dxa"/>
+            </w:tcMar>
+          </w:tcPr>
+          <w:p>
+            <w:pPr>
+              <w:spacing w:before="0" w:after="80" w:line="276" w:lineRule="auto"/>
+              <w:jc w:val="left"/>
+            </w:pPr>
+            <w:r>
+              <w:rPr>
+                <w:rFonts w:ascii="Arial" w:hAnsi="Arial"/>
+                <w:color w:val="000000"/>
+                <w:sz w:val="17"/>
+              </w:rPr>
+              <w:t>Usulan berada di luar ranah kewenangan Pemerintah Daerah Provinsi Jawa Barat, bertentangan dengan peraturan perundang-undangan, atau tidak diperbaiki pemohon.</w:t>
+            </w:r>
+          </w:p>
+        </w:tc>
+        <w:tc>
+          <w:tcPr>
+            <w:tcW w:type="dxa" w:w="2268"/>
+            <w:shd w:fill="F8FAFC"/>
+            <w:tcMar>
+              <w:top w:w="70" w:type="dxa"/>
+              <w:bottom w:w="70" w:type="dxa"/>
+              <w:left w:w="100" w:type="dxa"/>
+              <w:right w:w="100" w:type="dxa"/>
+            </w:tcMar>
+          </w:tcPr>
+          <w:p>
+            <w:pPr>
+              <w:spacing w:before="0" w:after="80" w:line="276" w:lineRule="auto"/>
+              <w:jc w:val="left"/>
+            </w:pPr>
+            <w:r>
+              <w:rPr>
+                <w:rFonts w:ascii="Arial" w:hAnsi="Arial"/>
+                <w:color w:val="000000"/>
+                <w:sz w:val="17"/>
+              </w:rPr>
+              <w:t>Perekaman alasan penolakan secara transparan dan penutupan tiket pelacakan.</w:t>
+            </w:r>
+          </w:p>
+        </w:tc>
+      </w:tr>
+    </w:tbl>
+    <w:p>
+      <w:pPr>
+        <w:spacing w:before="0" w:after="120"/>
+      </w:pPr>
     </w:p>
     <w:p>
       <w:pPr>

--- a/docs/HUDANG_Spesifikasi_Teknis.docx
+++ b/docs/HUDANG_Spesifikasi_Teknis.docx
@@ -494,7 +494,24 @@
                 <w:color w:val="000000"/>
                 <w:sz w:val="17"/>
               </w:rPr>
-              <w:t>Dokumen Rekayasa Perangkat Lunak, Spesifikasi Teknis, dan Arsitektur Sistem Platform HUDANG</w:t>
+              <w:t>Dokumen Rekayasa Perangkat Lunak, Spesifikasi Teknis, dan Arsitektur Sistem Platform HUDANG (</w:t>
+            </w:r>
+            <w:r>
+              <w:rPr>
+                <w:rFonts w:ascii="Arial" w:hAnsi="Arial"/>
+                <w:i/>
+                <w:color w:val="000000"/>
+                <w:sz w:val="17"/>
+              </w:rPr>
+              <w:t>Strategi Demokrasi Tanpa Jarak melalui DPRD HUDANG</w:t>
+            </w:r>
+            <w:r>
+              <w:rPr>
+                <w:rFonts w:ascii="Arial" w:hAnsi="Arial"/>
+                <w:color w:val="000000"/>
+                <w:sz w:val="17"/>
+              </w:rPr>
+              <w:t>)</w:t>
             </w:r>
           </w:p>
         </w:tc>
@@ -656,7 +673,7 @@
                 <w:color w:val="000000"/>
                 <w:sz w:val="17"/>
               </w:rPr>
-              <w:t>Versi 1.2 (Edisi Lengkap Diagram Arsitektur dan Spesifikasi Rekayasa Teknis)</w:t>
+              <w:t>Versi 2.1 (Edisi Terpadu – Sinkronisasi Penuh Laporan Implementasi Proyek Perubahan PKN Tk. II Angkatan XXII &amp; Kode Aplikasi)</w:t>
             </w:r>
           </w:p>
         </w:tc>
@@ -738,7 +755,7 @@
                 <w:color w:val="000000"/>
                 <w:sz w:val="17"/>
               </w:rPr>
-              <w:t>Acuan Standar Rekayasa</w:t>
+              <w:t>Project Leader / Reformer</w:t>
             </w:r>
           </w:p>
         </w:tc>
@@ -764,7 +781,7 @@
                 <w:color w:val="000000"/>
                 <w:sz w:val="17"/>
               </w:rPr>
-              <w:t>ISO/IEC/IEEE 29148:2018 (Requirements Engineering) dan ISO/IEC/IEEE 42010:2011 (Systems and Software Architecture)</w:t>
+              <w:t>Dr. H. Dodi Sukmayana, SE., MM (Sekretaris DPRD Provinsi Jawa Barat, NIP. 19700922 199803 1 004, NDH: 01, Pembina Tk. I IV/b)</w:t>
             </w:r>
           </w:p>
         </w:tc>
@@ -792,7 +809,7 @@
                 <w:color w:val="000000"/>
                 <w:sz w:val="17"/>
               </w:rPr>
-              <w:t>Penanggung Jawab Teknis</w:t>
+              <w:t>Mentor Proyek Perubahan</w:t>
             </w:r>
           </w:p>
         </w:tc>
@@ -818,7 +835,335 @@
                 <w:color w:val="000000"/>
                 <w:sz w:val="17"/>
               </w:rPr>
-              <w:t>Tim Pengembang Rekayasa Perangkat Lunak Sekretariat DPRD bersama Diskominfo Provinsi Jawa Barat</w:t>
+              <w:t>Dr. Drs. Herman Suryatman, M.Si (Sekretaris Daerah Provinsi Jawa Barat, NIP. 19701111 199102 1 001, Telp: 08112477666)</w:t>
+            </w:r>
+          </w:p>
+        </w:tc>
+      </w:tr>
+      <w:tr>
+        <w:tc>
+          <w:tcPr>
+            <w:tcW w:type="dxa" w:w="4536"/>
+            <w:shd w:fill="F8FAFC"/>
+            <w:tcMar>
+              <w:top w:w="70" w:type="dxa"/>
+              <w:bottom w:w="70" w:type="dxa"/>
+              <w:left w:w="100" w:type="dxa"/>
+              <w:right w:w="100" w:type="dxa"/>
+            </w:tcMar>
+          </w:tcPr>
+          <w:p>
+            <w:pPr>
+              <w:spacing w:before="0" w:after="80" w:line="276" w:lineRule="auto"/>
+              <w:jc w:val="left"/>
+            </w:pPr>
+            <w:r>
+              <w:rPr>
+                <w:rFonts w:ascii="Arial" w:hAnsi="Arial"/>
+                <w:color w:val="000000"/>
+                <w:sz w:val="17"/>
+              </w:rPr>
+              <w:t>Coach Proyek Perubahan</w:t>
+            </w:r>
+          </w:p>
+        </w:tc>
+        <w:tc>
+          <w:tcPr>
+            <w:tcW w:type="dxa" w:w="4536"/>
+            <w:shd w:fill="F8FAFC"/>
+            <w:tcMar>
+              <w:top w:w="70" w:type="dxa"/>
+              <w:bottom w:w="70" w:type="dxa"/>
+              <w:left w:w="100" w:type="dxa"/>
+              <w:right w:w="100" w:type="dxa"/>
+            </w:tcMar>
+          </w:tcPr>
+          <w:p>
+            <w:pPr>
+              <w:spacing w:before="0" w:after="80" w:line="276" w:lineRule="auto"/>
+              <w:jc w:val="left"/>
+            </w:pPr>
+            <w:r>
+              <w:rPr>
+                <w:rFonts w:ascii="Arial" w:hAnsi="Arial"/>
+                <w:color w:val="000000"/>
+                <w:sz w:val="17"/>
+              </w:rPr>
+              <w:t>Drs. Suryana, M.Kes (Widyaiswara Ahli Utama BPSDM Provinsi Jawa Barat, NIP. 19621229 198503 1 019)</w:t>
+            </w:r>
+          </w:p>
+        </w:tc>
+      </w:tr>
+      <w:tr>
+        <w:tc>
+          <w:tcPr>
+            <w:tcW w:type="dxa" w:w="4536"/>
+            <w:shd w:fill="FFFFFF"/>
+            <w:tcMar>
+              <w:top w:w="70" w:type="dxa"/>
+              <w:bottom w:w="70" w:type="dxa"/>
+              <w:left w:w="100" w:type="dxa"/>
+              <w:right w:w="100" w:type="dxa"/>
+            </w:tcMar>
+          </w:tcPr>
+          <w:p>
+            <w:pPr>
+              <w:spacing w:before="0" w:after="80" w:line="276" w:lineRule="auto"/>
+              <w:jc w:val="left"/>
+            </w:pPr>
+            <w:r>
+              <w:rPr>
+                <w:rFonts w:ascii="Arial" w:hAnsi="Arial"/>
+                <w:color w:val="000000"/>
+                <w:sz w:val="17"/>
+              </w:rPr>
+              <w:t>Penguji Seminar</w:t>
+            </w:r>
+          </w:p>
+        </w:tc>
+        <w:tc>
+          <w:tcPr>
+            <w:tcW w:type="dxa" w:w="4536"/>
+            <w:shd w:fill="FFFFFF"/>
+            <w:tcMar>
+              <w:top w:w="70" w:type="dxa"/>
+              <w:bottom w:w="70" w:type="dxa"/>
+              <w:left w:w="100" w:type="dxa"/>
+              <w:right w:w="100" w:type="dxa"/>
+            </w:tcMar>
+          </w:tcPr>
+          <w:p>
+            <w:pPr>
+              <w:spacing w:before="0" w:after="80" w:line="276" w:lineRule="auto"/>
+              <w:jc w:val="left"/>
+            </w:pPr>
+            <w:r>
+              <w:rPr>
+                <w:rFonts w:ascii="Arial" w:hAnsi="Arial"/>
+                <w:color w:val="000000"/>
+                <w:sz w:val="17"/>
+              </w:rPr>
+              <w:t>Prof. Dr. H. Karim Suryadi, M.Si (NIP. 19700814 199402 1 001)</w:t>
+            </w:r>
+          </w:p>
+        </w:tc>
+      </w:tr>
+      <w:tr>
+        <w:tc>
+          <w:tcPr>
+            <w:tcW w:type="dxa" w:w="4536"/>
+            <w:shd w:fill="F8FAFC"/>
+            <w:tcMar>
+              <w:top w:w="70" w:type="dxa"/>
+              <w:bottom w:w="70" w:type="dxa"/>
+              <w:left w:w="100" w:type="dxa"/>
+              <w:right w:w="100" w:type="dxa"/>
+            </w:tcMar>
+          </w:tcPr>
+          <w:p>
+            <w:pPr>
+              <w:spacing w:before="0" w:after="80" w:line="276" w:lineRule="auto"/>
+              <w:jc w:val="left"/>
+            </w:pPr>
+            <w:r>
+              <w:rPr>
+                <w:rFonts w:ascii="Arial" w:hAnsi="Arial"/>
+                <w:color w:val="000000"/>
+                <w:sz w:val="17"/>
+              </w:rPr>
+              <w:t>Lembaga Penyelenggara</w:t>
+            </w:r>
+          </w:p>
+        </w:tc>
+        <w:tc>
+          <w:tcPr>
+            <w:tcW w:type="dxa" w:w="4536"/>
+            <w:shd w:fill="F8FAFC"/>
+            <w:tcMar>
+              <w:top w:w="70" w:type="dxa"/>
+              <w:bottom w:w="70" w:type="dxa"/>
+              <w:left w:w="100" w:type="dxa"/>
+              <w:right w:w="100" w:type="dxa"/>
+            </w:tcMar>
+          </w:tcPr>
+          <w:p>
+            <w:pPr>
+              <w:spacing w:before="0" w:after="80" w:line="276" w:lineRule="auto"/>
+              <w:jc w:val="left"/>
+            </w:pPr>
+            <w:r>
+              <w:rPr>
+                <w:rFonts w:ascii="Arial" w:hAnsi="Arial"/>
+                <w:color w:val="000000"/>
+                <w:sz w:val="17"/>
+              </w:rPr>
+              <w:t>Pelatihan Kepemimpinan Nasional Tingkat II Angkatan XXII Tahun 2026, BPSDM Provinsi Jawa Barat bekerjasama dengan Lembaga Administrasi Negara (LAN) RI</w:t>
+            </w:r>
+          </w:p>
+        </w:tc>
+      </w:tr>
+      <w:tr>
+        <w:tc>
+          <w:tcPr>
+            <w:tcW w:type="dxa" w:w="4536"/>
+            <w:shd w:fill="FFFFFF"/>
+            <w:tcMar>
+              <w:top w:w="70" w:type="dxa"/>
+              <w:bottom w:w="70" w:type="dxa"/>
+              <w:left w:w="100" w:type="dxa"/>
+              <w:right w:w="100" w:type="dxa"/>
+            </w:tcMar>
+          </w:tcPr>
+          <w:p>
+            <w:pPr>
+              <w:spacing w:before="0" w:after="80" w:line="276" w:lineRule="auto"/>
+              <w:jc w:val="left"/>
+            </w:pPr>
+            <w:r>
+              <w:rPr>
+                <w:rFonts w:ascii="Arial" w:hAnsi="Arial"/>
+                <w:color w:val="000000"/>
+                <w:sz w:val="17"/>
+              </w:rPr>
+              <w:t>Tim Efektif Pelaksana</w:t>
+            </w:r>
+          </w:p>
+        </w:tc>
+        <w:tc>
+          <w:tcPr>
+            <w:tcW w:type="dxa" w:w="4536"/>
+            <w:shd w:fill="FFFFFF"/>
+            <w:tcMar>
+              <w:top w:w="70" w:type="dxa"/>
+              <w:bottom w:w="70" w:type="dxa"/>
+              <w:left w:w="100" w:type="dxa"/>
+              <w:right w:w="100" w:type="dxa"/>
+            </w:tcMar>
+          </w:tcPr>
+          <w:p>
+            <w:pPr>
+              <w:spacing w:before="0" w:after="80" w:line="276" w:lineRule="auto"/>
+              <w:jc w:val="left"/>
+            </w:pPr>
+            <w:r>
+              <w:rPr>
+                <w:rFonts w:ascii="Arial" w:hAnsi="Arial"/>
+                <w:color w:val="000000"/>
+                <w:sz w:val="17"/>
+              </w:rPr>
+              <w:t>1. Pokja Administrasi: Kabag Program &amp; Keuangan, Gatot Rahardja, SH, Ridwan, SE, Dewi Dariah Putri Aji, A.Ak.</w:t>
+              <w:br/>
+              <w:t>2. Pokja Teknis &amp; Analisis: Kasubbag Kepegawaian &amp; TU, Khairun Naufal, S.STP., MM, Sugih Pranata, S.Kom, Irvan Raji, S.Pd., M.IP.</w:t>
+              <w:br/>
+              <w:t>3. Pokja Dokumentasi: Kabag Protokol, Persidangan &amp; PUU, M. Hafidz, SH., MM, Hanif Faisal Hakim, S.I.KOM.</w:t>
+            </w:r>
+          </w:p>
+        </w:tc>
+      </w:tr>
+      <w:tr>
+        <w:tc>
+          <w:tcPr>
+            <w:tcW w:type="dxa" w:w="4536"/>
+            <w:shd w:fill="F8FAFC"/>
+            <w:tcMar>
+              <w:top w:w="70" w:type="dxa"/>
+              <w:bottom w:w="70" w:type="dxa"/>
+              <w:left w:w="100" w:type="dxa"/>
+              <w:right w:w="100" w:type="dxa"/>
+            </w:tcMar>
+          </w:tcPr>
+          <w:p>
+            <w:pPr>
+              <w:spacing w:before="0" w:after="80" w:line="276" w:lineRule="auto"/>
+              <w:jc w:val="left"/>
+            </w:pPr>
+            <w:r>
+              <w:rPr>
+                <w:rFonts w:ascii="Arial" w:hAnsi="Arial"/>
+                <w:color w:val="000000"/>
+                <w:sz w:val="17"/>
+              </w:rPr>
+              <w:t>Acuan Standar Rekayasa</w:t>
+            </w:r>
+          </w:p>
+        </w:tc>
+        <w:tc>
+          <w:tcPr>
+            <w:tcW w:type="dxa" w:w="4536"/>
+            <w:shd w:fill="F8FAFC"/>
+            <w:tcMar>
+              <w:top w:w="70" w:type="dxa"/>
+              <w:bottom w:w="70" w:type="dxa"/>
+              <w:left w:w="100" w:type="dxa"/>
+              <w:right w:w="100" w:type="dxa"/>
+            </w:tcMar>
+          </w:tcPr>
+          <w:p>
+            <w:pPr>
+              <w:spacing w:before="0" w:after="80" w:line="276" w:lineRule="auto"/>
+              <w:jc w:val="left"/>
+            </w:pPr>
+            <w:r>
+              <w:rPr>
+                <w:rFonts w:ascii="Arial" w:hAnsi="Arial"/>
+                <w:color w:val="000000"/>
+                <w:sz w:val="17"/>
+              </w:rPr>
+              <w:t>ISO/IEC/IEEE 29148:2018 (Requirements Engineering), ISO/IEC/IEEE 42010:2011 (Systems and Software Architecture), serta Arsitektur SPBE Pemprov Jabar</w:t>
+            </w:r>
+          </w:p>
+        </w:tc>
+      </w:tr>
+      <w:tr>
+        <w:tc>
+          <w:tcPr>
+            <w:tcW w:type="dxa" w:w="4536"/>
+            <w:shd w:fill="FFFFFF"/>
+            <w:tcMar>
+              <w:top w:w="70" w:type="dxa"/>
+              <w:bottom w:w="70" w:type="dxa"/>
+              <w:left w:w="100" w:type="dxa"/>
+              <w:right w:w="100" w:type="dxa"/>
+            </w:tcMar>
+          </w:tcPr>
+          <w:p>
+            <w:pPr>
+              <w:spacing w:before="0" w:after="80" w:line="276" w:lineRule="auto"/>
+              <w:jc w:val="left"/>
+            </w:pPr>
+            <w:r>
+              <w:rPr>
+                <w:rFonts w:ascii="Arial" w:hAnsi="Arial"/>
+                <w:color w:val="000000"/>
+                <w:sz w:val="17"/>
+              </w:rPr>
+              <w:t>Penanggung Jawab Teknis</w:t>
+            </w:r>
+          </w:p>
+        </w:tc>
+        <w:tc>
+          <w:tcPr>
+            <w:tcW w:type="dxa" w:w="4536"/>
+            <w:shd w:fill="FFFFFF"/>
+            <w:tcMar>
+              <w:top w:w="70" w:type="dxa"/>
+              <w:bottom w:w="70" w:type="dxa"/>
+              <w:left w:w="100" w:type="dxa"/>
+              <w:right w:w="100" w:type="dxa"/>
+            </w:tcMar>
+          </w:tcPr>
+          <w:p>
+            <w:pPr>
+              <w:spacing w:before="0" w:after="80" w:line="276" w:lineRule="auto"/>
+              <w:jc w:val="left"/>
+            </w:pPr>
+            <w:r>
+              <w:rPr>
+                <w:rFonts w:ascii="Arial" w:hAnsi="Arial"/>
+                <w:color w:val="000000"/>
+                <w:sz w:val="17"/>
+              </w:rPr>
+              <w:t>Tim Efektif Proyek Perubahan Sekretariat DPRD bersama Tim Pengelola SPBE Diskominfo Provinsi Jawa Barat</w:t>
             </w:r>
           </w:p>
         </w:tc>
@@ -911,7 +1256,24 @@
                 <w:color w:val="000000"/>
                 <w:sz w:val="18"/>
               </w:rPr>
-              <w:t xml:space="preserve"> / SAD) untuk Platform HUDANG. Seluruh cakupan difokuskan secara murni pada spesifikasi teknis mencakup formulasi algoritma rekayasa, diagram arsitektur multi-tier, topologi jaringan Docker, diagram traversal NAT WebRTC ICE, diagram alur persinyalan dan autentikasi, diagram status mesin terbatas, kontrak JSON Schema REST API, skema basis data relasional, pipeline inferensi kecerdasan buatan, model ancaman keamanan STRIDE, serta parameter metrik keandalan sistem.</w:t>
+              <w:t xml:space="preserve"> / SAD) untuk Platform HUDANG, yang merupakan artefak teknologi inti dari Laporan Implementasi Proyek Perubahan </w:t>
+            </w:r>
+            <w:r>
+              <w:rPr>
+                <w:rFonts w:ascii="Arial" w:hAnsi="Arial"/>
+                <w:i/>
+                <w:color w:val="000000"/>
+                <w:sz w:val="18"/>
+              </w:rPr>
+              <w:t>"Strategi Demokrasi Tanpa Jarak melalui DPRD HUDANG"</w:t>
+            </w:r>
+            <w:r>
+              <w:rPr>
+                <w:rFonts w:ascii="Arial" w:hAnsi="Arial"/>
+                <w:color w:val="000000"/>
+                <w:sz w:val="18"/>
+              </w:rPr>
+              <w:t>. Dokumen ini memadukan landasan kebijakan, formulasi matematis, arsitektur multi-tier Docker, protokol WebRTC LiveKit SFU, skema basis data PostgreSQL Prisma ORM, kontrak JSON Schema REST API, dan pipeline inferensi AI Tenaga Ahli Kedewanan (Gemini 2.5 Flash).</w:t>
             </w:r>
           </w:p>
         </w:tc>
@@ -949,7 +1311,7 @@
           <w:color w:val="000000"/>
           <w:sz w:val="22"/>
         </w:rPr>
-        <w:t>1.1 Rekayasa Permasalahan Komputasi dan Karakteristik Beban Kerja</w:t>
+        <w:t>1.1 Latar Belakang Strategis, Karakteristik Beban Kerja, dan Baseline Empiris</w:t>
       </w:r>
     </w:p>
     <w:p>
@@ -963,7 +1325,24 @@
           <w:color w:val="000000"/>
           <w:sz w:val="19"/>
         </w:rPr>
-        <w:t>Pengembangan Platform HUDANG diarahkan untuk menyelesaikan lima permasalahan teknis komputasi, konkurensi, dan transmisi data pada infrastruktur sistem informasi:</w:t>
+        <w:t>Pengembangan Platform HUDANG (</w:t>
+      </w:r>
+      <w:r>
+        <w:rPr>
+          <w:rFonts w:ascii="Arial" w:hAnsi="Arial"/>
+          <w:i/>
+          <w:color w:val="000000"/>
+          <w:sz w:val="19"/>
+        </w:rPr>
+        <w:t>Hadirkan Usulan, Dengar Aspirasi, Nyata untuk Gerak rakyat</w:t>
+      </w:r>
+      <w:r>
+        <w:rPr>
+          <w:rFonts w:ascii="Arial" w:hAnsi="Arial"/>
+          <w:color w:val="000000"/>
+          <w:sz w:val="19"/>
+        </w:rPr>
+        <w:t>) dilandasi oleh kondisi riil demografi, rentang kendali geografis, dan ketimpangan kapasitas penyerapan aspirasi masyarakat di Provinsi Jawa Barat:</w:t>
       </w:r>
     </w:p>
     <w:p>
@@ -978,16 +1357,16 @@
           <w:color w:val="000000"/>
           <w:sz w:val="19"/>
         </w:rPr>
-        <w:t xml:space="preserve">1. Permasalahan </w:t>
+        <w:t xml:space="preserve">1. </w:t>
       </w:r>
       <w:r>
         <w:rPr>
           <w:rFonts w:ascii="Arial" w:hAnsi="Arial"/>
-          <w:i/>
+          <w:b/>
           <w:color w:val="000000"/>
           <w:sz w:val="19"/>
         </w:rPr>
-        <w:t>I/O bottleneck</w:t>
+        <w:t>Kondisi Demografis dan Rasio Keterwakilan Legislatif</w:t>
       </w:r>
       <w:r>
         <w:rPr>
@@ -995,24 +1374,7 @@
           <w:color w:val="000000"/>
           <w:sz w:val="19"/>
         </w:rPr>
-        <w:t xml:space="preserve"> pada penanganan berkas dan ketiadaan arsitektur transmisi asinkron terdistribusi, yang menyebabkan latensi tinggi pada pemrosesan antrean permohonan aspirasi serta penumpukan berkas tertahan (</w:t>
-      </w:r>
-      <w:r>
-        <w:rPr>
-          <w:rFonts w:ascii="Arial" w:hAnsi="Arial"/>
-          <w:i/>
-          <w:color w:val="000000"/>
-          <w:sz w:val="19"/>
-        </w:rPr>
-        <w:t>unprocessed backlog</w:t>
-      </w:r>
-      <w:r>
-        <w:rPr>
-          <w:rFonts w:ascii="Arial" w:hAnsi="Arial"/>
-          <w:color w:val="000000"/>
-          <w:sz w:val="19"/>
-        </w:rPr>
-        <w:t>) hingga mencapai 84,0 persen dari total kapasitas penyimpanan berkas aktif.</w:t>
+        <w:t>:</w:t>
       </w:r>
     </w:p>
     <w:p>
@@ -1027,7 +1389,303 @@
           <w:color w:val="000000"/>
           <w:sz w:val="19"/>
         </w:rPr>
-        <w:t>2. Permasalahan latensi transmisi media waktu nyata (</w:t>
+        <w:t xml:space="preserve">–  Provinsi Jawa Barat memiliki luas wilayah mencapai kurang lebih </w:t>
+      </w:r>
+      <w:r>
+        <w:rPr>
+          <w:rFonts w:ascii="Arial" w:hAnsi="Arial"/>
+          <w:b/>
+          <w:color w:val="000000"/>
+          <w:sz w:val="19"/>
+        </w:rPr>
+        <w:t>37.087,92 km²</w:t>
+      </w:r>
+      <w:r>
+        <w:rPr>
+          <w:rFonts w:ascii="Arial" w:hAnsi="Arial"/>
+          <w:color w:val="000000"/>
+          <w:sz w:val="19"/>
+        </w:rPr>
+        <w:t xml:space="preserve">, terbagi secara administratif ke dalam </w:t>
+      </w:r>
+      <w:r>
+        <w:rPr>
+          <w:rFonts w:ascii="Arial" w:hAnsi="Arial"/>
+          <w:b/>
+          <w:color w:val="000000"/>
+          <w:sz w:val="19"/>
+        </w:rPr>
+        <w:t>18 Kabupaten dan 9 Kota (27 Kab/Kota)</w:t>
+      </w:r>
+      <w:r>
+        <w:rPr>
+          <w:rFonts w:ascii="Arial" w:hAnsi="Arial"/>
+          <w:color w:val="000000"/>
+          <w:sz w:val="19"/>
+        </w:rPr>
+        <w:t xml:space="preserve"> dengan bentang wilayah pegunungan, perbukitan, hingga pesisir utara dan selatan.</w:t>
+      </w:r>
+    </w:p>
+    <w:p>
+      <w:pPr>
+        <w:spacing w:line="276" w:lineRule="auto" w:after="80"/>
+        <w:ind w:left="403" w:hanging="403"/>
+        <w:jc w:val="both"/>
+      </w:pPr>
+      <w:r>
+        <w:rPr>
+          <w:rFonts w:ascii="Arial" w:hAnsi="Arial"/>
+          <w:color w:val="000000"/>
+          <w:sz w:val="19"/>
+        </w:rPr>
+        <w:t xml:space="preserve">–  Jumlah penduduk mencapai </w:t>
+      </w:r>
+      <w:r>
+        <w:rPr>
+          <w:rFonts w:ascii="Arial" w:hAnsi="Arial"/>
+          <w:b/>
+          <w:color w:val="000000"/>
+          <w:sz w:val="19"/>
+        </w:rPr>
+        <w:t>51.775.402 jiwa</w:t>
+      </w:r>
+      <w:r>
+        <w:rPr>
+          <w:rFonts w:ascii="Arial" w:hAnsi="Arial"/>
+          <w:color w:val="000000"/>
+          <w:sz w:val="19"/>
+        </w:rPr>
+        <w:t xml:space="preserve"> (terbanyak di Indonesia), dengan jumlah pemilih pada Pemilu tercatat </w:t>
+      </w:r>
+      <w:r>
+        <w:rPr>
+          <w:rFonts w:ascii="Arial" w:hAnsi="Arial"/>
+          <w:b/>
+          <w:color w:val="000000"/>
+          <w:sz w:val="19"/>
+        </w:rPr>
+        <w:t>37.759.992 pemilih</w:t>
+      </w:r>
+      <w:r>
+        <w:rPr>
+          <w:rFonts w:ascii="Arial" w:hAnsi="Arial"/>
+          <w:color w:val="000000"/>
+          <w:sz w:val="19"/>
+        </w:rPr>
+        <w:t xml:space="preserve"> (18.955.266 laki-laki dan 18.804.726 perempuan).</w:t>
+      </w:r>
+    </w:p>
+    <w:p>
+      <w:pPr>
+        <w:spacing w:line="276" w:lineRule="auto" w:after="80"/>
+        <w:ind w:left="403" w:hanging="403"/>
+        <w:jc w:val="both"/>
+      </w:pPr>
+      <w:r>
+        <w:rPr>
+          <w:rFonts w:ascii="Arial" w:hAnsi="Arial"/>
+          <w:color w:val="000000"/>
+          <w:sz w:val="19"/>
+        </w:rPr>
+        <w:t xml:space="preserve">–  Jumlah Anggota DPRD Provinsi Jawa Barat masa jabatan 2024–2029 hanya berjumlah </w:t>
+      </w:r>
+      <w:r>
+        <w:rPr>
+          <w:rFonts w:ascii="Arial" w:hAnsi="Arial"/>
+          <w:b/>
+          <w:color w:val="000000"/>
+          <w:sz w:val="19"/>
+        </w:rPr>
+        <w:t>120 orang</w:t>
+      </w:r>
+      <w:r>
+        <w:rPr>
+          <w:rFonts w:ascii="Arial" w:hAnsi="Arial"/>
+          <w:color w:val="000000"/>
+          <w:sz w:val="19"/>
+        </w:rPr>
+        <w:t xml:space="preserve"> yang terdistribusi ke dalam </w:t>
+      </w:r>
+      <w:r>
+        <w:rPr>
+          <w:rFonts w:ascii="Arial" w:hAnsi="Arial"/>
+          <w:b/>
+          <w:color w:val="000000"/>
+          <w:sz w:val="19"/>
+        </w:rPr>
+        <w:t>15 Daerah Pemilihan (Dapil I s.d. Dapil XV)</w:t>
+      </w:r>
+      <w:r>
+        <w:rPr>
+          <w:rFonts w:ascii="Arial" w:hAnsi="Arial"/>
+          <w:color w:val="000000"/>
+          <w:sz w:val="19"/>
+        </w:rPr>
+        <w:t>.</w:t>
+      </w:r>
+    </w:p>
+    <w:p>
+      <w:pPr>
+        <w:spacing w:line="276" w:lineRule="auto" w:after="80"/>
+        <w:ind w:left="403" w:hanging="403"/>
+        <w:jc w:val="both"/>
+      </w:pPr>
+      <w:r>
+        <w:rPr>
+          <w:rFonts w:ascii="Arial" w:hAnsi="Arial"/>
+          <w:color w:val="000000"/>
+          <w:sz w:val="19"/>
+        </w:rPr>
+        <w:t xml:space="preserve">–  Rasio keterwakilan sangat timpang: setiap 1 Anggota DPRD rata-rata merepresentasikan </w:t>
+      </w:r>
+      <w:r>
+        <w:rPr>
+          <w:rFonts w:ascii="Arial" w:hAnsi="Arial"/>
+          <w:b/>
+          <w:color w:val="000000"/>
+          <w:sz w:val="19"/>
+        </w:rPr>
+        <w:t>314.667 pemilih</w:t>
+      </w:r>
+      <w:r>
+        <w:rPr>
+          <w:rFonts w:ascii="Arial" w:hAnsi="Arial"/>
+          <w:color w:val="000000"/>
+          <w:sz w:val="19"/>
+        </w:rPr>
+        <w:t xml:space="preserve">, atau melayani </w:t>
+      </w:r>
+      <w:r>
+        <w:rPr>
+          <w:rFonts w:ascii="Arial" w:hAnsi="Arial"/>
+          <w:b/>
+          <w:color w:val="000000"/>
+          <w:sz w:val="19"/>
+        </w:rPr>
+        <w:t>431.462 jiwa penduduk</w:t>
+      </w:r>
+      <w:r>
+        <w:rPr>
+          <w:rFonts w:ascii="Arial" w:hAnsi="Arial"/>
+          <w:color w:val="000000"/>
+          <w:sz w:val="19"/>
+        </w:rPr>
+        <w:t>. Mekanisme tatap muka fisik konvensional semata terbukti tidak mampu menjangkau konstituen secara adil dan merata.</w:t>
+      </w:r>
+    </w:p>
+    <w:p>
+      <w:pPr>
+        <w:spacing w:line="276" w:lineRule="auto" w:after="80"/>
+        <w:ind w:left="403" w:hanging="403"/>
+        <w:jc w:val="both"/>
+      </w:pPr>
+      <w:r>
+        <w:rPr>
+          <w:rFonts w:ascii="Arial" w:hAnsi="Arial"/>
+          <w:color w:val="000000"/>
+          <w:sz w:val="19"/>
+        </w:rPr>
+        <w:t xml:space="preserve">2. </w:t>
+      </w:r>
+      <w:r>
+        <w:rPr>
+          <w:rFonts w:ascii="Arial" w:hAnsi="Arial"/>
+          <w:b/>
+          <w:color w:val="000000"/>
+          <w:sz w:val="19"/>
+        </w:rPr>
+        <w:t>Data Baseline Pengelolaan Layanan Aspirasi dan Audiensi (Januari – Juli 2026)</w:t>
+      </w:r>
+      <w:r>
+        <w:rPr>
+          <w:rFonts w:ascii="Arial" w:hAnsi="Arial"/>
+          <w:color w:val="000000"/>
+          <w:sz w:val="19"/>
+        </w:rPr>
+        <w:t>:</w:t>
+      </w:r>
+    </w:p>
+    <w:p>
+      <w:pPr>
+        <w:spacing w:line="276" w:lineRule="auto" w:after="80"/>
+        <w:ind w:left="403" w:hanging="403"/>
+        <w:jc w:val="both"/>
+      </w:pPr>
+      <w:r>
+        <w:rPr>
+          <w:rFonts w:ascii="Arial" w:hAnsi="Arial"/>
+          <w:color w:val="000000"/>
+          <w:sz w:val="19"/>
+        </w:rPr>
+        <w:t xml:space="preserve">–  </w:t>
+      </w:r>
+      <w:r>
+        <w:rPr>
+          <w:rFonts w:ascii="Arial" w:hAnsi="Arial"/>
+          <w:b/>
+          <w:color w:val="000000"/>
+          <w:sz w:val="19"/>
+        </w:rPr>
+        <w:t>Aspirasi Tertulis</w:t>
+      </w:r>
+      <w:r>
+        <w:rPr>
+          <w:rFonts w:ascii="Arial" w:hAnsi="Arial"/>
+          <w:color w:val="000000"/>
+          <w:sz w:val="19"/>
+        </w:rPr>
+        <w:t xml:space="preserve">: Dari total </w:t>
+      </w:r>
+      <w:r>
+        <w:rPr>
+          <w:rFonts w:ascii="Arial" w:hAnsi="Arial"/>
+          <w:b/>
+          <w:color w:val="000000"/>
+          <w:sz w:val="19"/>
+        </w:rPr>
+        <w:t>12.600 aspirasi</w:t>
+      </w:r>
+      <w:r>
+        <w:rPr>
+          <w:rFonts w:ascii="Arial" w:hAnsi="Arial"/>
+          <w:color w:val="000000"/>
+          <w:sz w:val="19"/>
+        </w:rPr>
+        <w:t xml:space="preserve"> masyarakat yang diterima, hanya </w:t>
+      </w:r>
+      <w:r>
+        <w:rPr>
+          <w:rFonts w:ascii="Arial" w:hAnsi="Arial"/>
+          <w:b/>
+          <w:color w:val="000000"/>
+          <w:sz w:val="19"/>
+        </w:rPr>
+        <w:t>2.016 aspirasi (16,0%)</w:t>
+      </w:r>
+      <w:r>
+        <w:rPr>
+          <w:rFonts w:ascii="Arial" w:hAnsi="Arial"/>
+          <w:color w:val="000000"/>
+          <w:sz w:val="19"/>
+        </w:rPr>
+        <w:t xml:space="preserve"> yang berhasil ditindaklanjuti. Sebanyak </w:t>
+      </w:r>
+      <w:r>
+        <w:rPr>
+          <w:rFonts w:ascii="Arial" w:hAnsi="Arial"/>
+          <w:b/>
+          <w:color w:val="000000"/>
+          <w:sz w:val="19"/>
+        </w:rPr>
+        <w:t>10.584 aspirasi (84,0%)</w:t>
+      </w:r>
+      <w:r>
+        <w:rPr>
+          <w:rFonts w:ascii="Arial" w:hAnsi="Arial"/>
+          <w:color w:val="000000"/>
+          <w:sz w:val="19"/>
+        </w:rPr>
+        <w:t xml:space="preserve"> tertahan (</w:t>
       </w:r>
       <w:r>
         <w:rPr>
@@ -1036,7 +1694,7 @@
           <w:color w:val="000000"/>
           <w:sz w:val="19"/>
         </w:rPr>
-        <w:t>real-time audio-video transport</w:t>
+        <w:t>backlog</w:t>
       </w:r>
       <w:r>
         <w:rPr>
@@ -1044,7 +1702,760 @@
           <w:color w:val="000000"/>
           <w:sz w:val="19"/>
         </w:rPr>
-        <w:t>) dan kegagalan penembusan firewall simetris (</w:t>
+        <w:t>) tanpa kepastian tindak lanjut.</w:t>
+      </w:r>
+    </w:p>
+    <w:p>
+      <w:pPr>
+        <w:spacing w:line="276" w:lineRule="auto" w:after="80"/>
+        <w:ind w:left="403" w:hanging="403"/>
+        <w:jc w:val="both"/>
+      </w:pPr>
+      <w:r>
+        <w:rPr>
+          <w:rFonts w:ascii="Arial" w:hAnsi="Arial"/>
+          <w:color w:val="000000"/>
+          <w:sz w:val="19"/>
+        </w:rPr>
+        <w:t xml:space="preserve">–  </w:t>
+      </w:r>
+      <w:r>
+        <w:rPr>
+          <w:rFonts w:ascii="Arial" w:hAnsi="Arial"/>
+          <w:b/>
+          <w:color w:val="000000"/>
+          <w:sz w:val="19"/>
+        </w:rPr>
+        <w:t>Permohonan Audiensi</w:t>
+      </w:r>
+      <w:r>
+        <w:rPr>
+          <w:rFonts w:ascii="Arial" w:hAnsi="Arial"/>
+          <w:color w:val="000000"/>
+          <w:sz w:val="19"/>
+        </w:rPr>
+        <w:t xml:space="preserve">: Dari total </w:t>
+      </w:r>
+      <w:r>
+        <w:rPr>
+          <w:rFonts w:ascii="Arial" w:hAnsi="Arial"/>
+          <w:b/>
+          <w:color w:val="000000"/>
+          <w:sz w:val="19"/>
+        </w:rPr>
+        <w:t>5.040 permohonan audiensi</w:t>
+      </w:r>
+      <w:r>
+        <w:rPr>
+          <w:rFonts w:ascii="Arial" w:hAnsi="Arial"/>
+          <w:color w:val="000000"/>
+          <w:sz w:val="19"/>
+        </w:rPr>
+        <w:t xml:space="preserve"> yang diajukan masyarakat/konstituen, hanya </w:t>
+      </w:r>
+      <w:r>
+        <w:rPr>
+          <w:rFonts w:ascii="Arial" w:hAnsi="Arial"/>
+          <w:b/>
+          <w:color w:val="000000"/>
+          <w:sz w:val="19"/>
+        </w:rPr>
+        <w:t>640 permohonan (12,7%)</w:t>
+      </w:r>
+      <w:r>
+        <w:rPr>
+          <w:rFonts w:ascii="Arial" w:hAnsi="Arial"/>
+          <w:color w:val="000000"/>
+          <w:sz w:val="19"/>
+        </w:rPr>
+        <w:t xml:space="preserve"> yang dapat dilayani melalui forum tatap muka fisik di Gedung DPRD, sedangkan </w:t>
+      </w:r>
+      <w:r>
+        <w:rPr>
+          <w:rFonts w:ascii="Arial" w:hAnsi="Arial"/>
+          <w:b/>
+          <w:color w:val="000000"/>
+          <w:sz w:val="19"/>
+        </w:rPr>
+        <w:t>4.400 permohonan (87,3%)</w:t>
+      </w:r>
+      <w:r>
+        <w:rPr>
+          <w:rFonts w:ascii="Arial" w:hAnsi="Arial"/>
+          <w:color w:val="000000"/>
+          <w:sz w:val="19"/>
+        </w:rPr>
+        <w:t xml:space="preserve"> tidak dapat terlayani akibat keterbatasan waktu dewan dan ketersediaan ruang sidang.</w:t>
+      </w:r>
+    </w:p>
+    <w:p>
+      <w:pPr>
+        <w:spacing w:line="276" w:lineRule="auto" w:after="80"/>
+        <w:ind w:left="403" w:hanging="403"/>
+        <w:jc w:val="both"/>
+      </w:pPr>
+      <w:r>
+        <w:rPr>
+          <w:rFonts w:ascii="Arial" w:hAnsi="Arial"/>
+          <w:color w:val="000000"/>
+          <w:sz w:val="19"/>
+        </w:rPr>
+        <w:t>–  Kondisi ini memicu krisis kepercayaan (</w:t>
+      </w:r>
+      <w:r>
+        <w:rPr>
+          <w:rFonts w:ascii="Arial" w:hAnsi="Arial"/>
+          <w:i/>
+          <w:color w:val="000000"/>
+          <w:sz w:val="19"/>
+        </w:rPr>
+        <w:t>public distrust</w:t>
+      </w:r>
+      <w:r>
+        <w:rPr>
+          <w:rFonts w:ascii="Arial" w:hAnsi="Arial"/>
+          <w:color w:val="000000"/>
+          <w:sz w:val="19"/>
+        </w:rPr>
+        <w:t>) serta menuntut hadirnya kanal pelayanan digital terpadu.</w:t>
+      </w:r>
+    </w:p>
+    <w:p>
+      <w:pPr>
+        <w:spacing w:line="276" w:lineRule="auto" w:after="80"/>
+        <w:ind w:left="403" w:hanging="403"/>
+        <w:jc w:val="both"/>
+      </w:pPr>
+      <w:r>
+        <w:rPr>
+          <w:rFonts w:ascii="Arial" w:hAnsi="Arial"/>
+          <w:color w:val="000000"/>
+          <w:sz w:val="19"/>
+        </w:rPr>
+        <w:t xml:space="preserve">3. </w:t>
+      </w:r>
+      <w:r>
+        <w:rPr>
+          <w:rFonts w:ascii="Arial" w:hAnsi="Arial"/>
+          <w:b/>
+          <w:color w:val="000000"/>
+          <w:sz w:val="19"/>
+        </w:rPr>
+        <w:t>Diagnosis Masalah Model ASTRID dan Posisi Strategis SWOT Kuadran III</w:t>
+      </w:r>
+      <w:r>
+        <w:rPr>
+          <w:rFonts w:ascii="Arial" w:hAnsi="Arial"/>
+          <w:color w:val="000000"/>
+          <w:sz w:val="19"/>
+        </w:rPr>
+        <w:t>:</w:t>
+      </w:r>
+    </w:p>
+    <w:p>
+      <w:pPr>
+        <w:spacing w:line="276" w:lineRule="auto" w:after="80"/>
+        <w:ind w:left="403" w:hanging="403"/>
+        <w:jc w:val="both"/>
+      </w:pPr>
+      <w:r>
+        <w:rPr>
+          <w:rFonts w:ascii="Arial" w:hAnsi="Arial"/>
+          <w:color w:val="000000"/>
+          <w:sz w:val="19"/>
+        </w:rPr>
+        <w:t>–  Penapisan model ASTRID (</w:t>
+      </w:r>
+      <w:r>
+        <w:rPr>
+          <w:rFonts w:ascii="Arial" w:hAnsi="Arial"/>
+          <w:i/>
+          <w:color w:val="000000"/>
+          <w:sz w:val="19"/>
+        </w:rPr>
+        <w:t>Aktual, Spesifik, Transformasi, Relevan, Inovatif, Dapat Dilaksanakan</w:t>
+      </w:r>
+      <w:r>
+        <w:rPr>
+          <w:rFonts w:ascii="Arial" w:hAnsi="Arial"/>
+          <w:color w:val="000000"/>
+          <w:sz w:val="19"/>
+        </w:rPr>
+        <w:t xml:space="preserve">) menetapkan isu </w:t>
+      </w:r>
+      <w:r>
+        <w:rPr>
+          <w:rFonts w:ascii="Arial" w:hAnsi="Arial"/>
+          <w:b/>
+          <w:color w:val="000000"/>
+          <w:sz w:val="19"/>
+        </w:rPr>
+        <w:t>Digitalisasi Layanan Aspirasi</w:t>
+      </w:r>
+      <w:r>
+        <w:rPr>
+          <w:rFonts w:ascii="Arial" w:hAnsi="Arial"/>
+          <w:color w:val="000000"/>
+          <w:sz w:val="19"/>
+        </w:rPr>
+        <w:t xml:space="preserve"> sebagai prioritas tertinggi dengan skor </w:t>
+      </w:r>
+      <w:r>
+        <w:rPr>
+          <w:rFonts w:ascii="Arial" w:hAnsi="Arial"/>
+          <w:b/>
+          <w:color w:val="000000"/>
+          <w:sz w:val="19"/>
+        </w:rPr>
+        <w:t>86</w:t>
+      </w:r>
+      <w:r>
+        <w:rPr>
+          <w:rFonts w:ascii="Arial" w:hAnsi="Arial"/>
+          <w:color w:val="000000"/>
+          <w:sz w:val="19"/>
+        </w:rPr>
+        <w:t xml:space="preserve"> (mengungguli Regulasi dengan skor 75 dan Proses Verifikasi dengan skor 73).</w:t>
+      </w:r>
+    </w:p>
+    <w:p>
+      <w:pPr>
+        <w:spacing w:line="276" w:lineRule="auto" w:after="80"/>
+        <w:ind w:left="403" w:hanging="403"/>
+        <w:jc w:val="both"/>
+      </w:pPr>
+      <w:r>
+        <w:rPr>
+          <w:rFonts w:ascii="Arial" w:hAnsi="Arial"/>
+          <w:color w:val="000000"/>
+          <w:sz w:val="19"/>
+        </w:rPr>
+        <w:t xml:space="preserve">–  Analisis Lingkungan Strategis SWOT (IFAS = 3,40 / selisih sumbu-X: -0,10; EFAS = 3,44 / selisih sumbu-Y: +0,16) menempatkan inovasi pada </w:t>
+      </w:r>
+      <w:r>
+        <w:rPr>
+          <w:rFonts w:ascii="Arial" w:hAnsi="Arial"/>
+          <w:b/>
+          <w:color w:val="000000"/>
+          <w:sz w:val="19"/>
+        </w:rPr>
+        <w:t>Kuadran III (Strategi W-O / Turn-Around)</w:t>
+      </w:r>
+      <w:r>
+        <w:rPr>
+          <w:rFonts w:ascii="Arial" w:hAnsi="Arial"/>
+          <w:color w:val="000000"/>
+          <w:sz w:val="19"/>
+        </w:rPr>
+        <w:t xml:space="preserve"> pada titik koordinat </w:t>
+      </w:r>
+      <w:r>
+        <w:rPr>
+          <w:rFonts w:ascii="Consolas" w:hAnsi="Consolas"/>
+          <w:color w:val="000000"/>
+          <w:sz w:val="18"/>
+        </w:rPr>
+        <w:t>(-0,10 ; +0,16)</w:t>
+      </w:r>
+      <w:r>
+        <w:rPr>
+          <w:rFonts w:ascii="Arial" w:hAnsi="Arial"/>
+          <w:color w:val="000000"/>
+          <w:sz w:val="19"/>
+        </w:rPr>
+        <w:t>. Strategi ini memanfaatkan momentum kebijakan efisiensi anggaran dan transformasi digital nasional untuk mengeliminasi kelemahan internal berupa ketiadaan platform terpadu dan proses verifikasi manual.</w:t>
+      </w:r>
+    </w:p>
+    <w:p>
+      <w:pPr>
+        <w:spacing w:line="276" w:lineRule="auto" w:after="80"/>
+        <w:ind w:left="403" w:hanging="403"/>
+        <w:jc w:val="both"/>
+      </w:pPr>
+      <w:r>
+        <w:rPr>
+          <w:rFonts w:ascii="Arial" w:hAnsi="Arial"/>
+          <w:color w:val="000000"/>
+          <w:sz w:val="19"/>
+        </w:rPr>
+        <w:t xml:space="preserve">4. </w:t>
+      </w:r>
+      <w:r>
+        <w:rPr>
+          <w:rFonts w:ascii="Arial" w:hAnsi="Arial"/>
+          <w:b/>
+          <w:color w:val="000000"/>
+          <w:sz w:val="19"/>
+        </w:rPr>
+        <w:t>Target Kinerja dan Valuasi Dampak Finansial (Before – After)</w:t>
+      </w:r>
+      <w:r>
+        <w:rPr>
+          <w:rFonts w:ascii="Arial" w:hAnsi="Arial"/>
+          <w:color w:val="000000"/>
+          <w:sz w:val="19"/>
+        </w:rPr>
+        <w:t>:</w:t>
+      </w:r>
+    </w:p>
+    <w:p>
+      <w:pPr>
+        <w:spacing w:line="276" w:lineRule="auto" w:after="80"/>
+        <w:ind w:left="403" w:hanging="403"/>
+        <w:jc w:val="both"/>
+      </w:pPr>
+      <w:r>
+        <w:rPr>
+          <w:rFonts w:ascii="Arial" w:hAnsi="Arial"/>
+          <w:color w:val="000000"/>
+          <w:sz w:val="19"/>
+        </w:rPr>
+        <w:t xml:space="preserve">–  </w:t>
+      </w:r>
+      <w:r>
+        <w:rPr>
+          <w:rFonts w:ascii="Arial" w:hAnsi="Arial"/>
+          <w:b/>
+          <w:color w:val="000000"/>
+          <w:sz w:val="19"/>
+        </w:rPr>
+        <w:t>Cakupan Penanganan Aspirasi</w:t>
+      </w:r>
+      <w:r>
+        <w:rPr>
+          <w:rFonts w:ascii="Arial" w:hAnsi="Arial"/>
+          <w:color w:val="000000"/>
+          <w:sz w:val="19"/>
+        </w:rPr>
+        <w:t xml:space="preserve">: Meningkat signifikan dari kondisi awal 16,0% menjadi </w:t>
+      </w:r>
+      <w:r>
+        <w:rPr>
+          <w:rFonts w:ascii="Arial" w:hAnsi="Arial"/>
+          <w:b/>
+          <w:color w:val="000000"/>
+          <w:sz w:val="19"/>
+        </w:rPr>
+        <w:t>±70%</w:t>
+      </w:r>
+      <w:r>
+        <w:rPr>
+          <w:rFonts w:ascii="Arial" w:hAnsi="Arial"/>
+          <w:color w:val="000000"/>
+          <w:sz w:val="19"/>
+        </w:rPr>
+        <w:t xml:space="preserve"> (+54,0 poin persentase).</w:t>
+      </w:r>
+    </w:p>
+    <w:p>
+      <w:pPr>
+        <w:spacing w:line="276" w:lineRule="auto" w:after="80"/>
+        <w:ind w:left="403" w:hanging="403"/>
+        <w:jc w:val="both"/>
+      </w:pPr>
+      <w:r>
+        <w:rPr>
+          <w:rFonts w:ascii="Arial" w:hAnsi="Arial"/>
+          <w:color w:val="000000"/>
+          <w:sz w:val="19"/>
+        </w:rPr>
+        <w:t xml:space="preserve">–  </w:t>
+      </w:r>
+      <w:r>
+        <w:rPr>
+          <w:rFonts w:ascii="Arial" w:hAnsi="Arial"/>
+          <w:b/>
+          <w:color w:val="000000"/>
+          <w:sz w:val="19"/>
+        </w:rPr>
+        <w:t>Cakupan Pelayanan Audiensi</w:t>
+      </w:r>
+      <w:r>
+        <w:rPr>
+          <w:rFonts w:ascii="Arial" w:hAnsi="Arial"/>
+          <w:color w:val="000000"/>
+          <w:sz w:val="19"/>
+        </w:rPr>
+        <w:t xml:space="preserve">: Meningkat dari 12,7% menjadi </w:t>
+      </w:r>
+      <w:r>
+        <w:rPr>
+          <w:rFonts w:ascii="Arial" w:hAnsi="Arial"/>
+          <w:b/>
+          <w:color w:val="000000"/>
+          <w:sz w:val="19"/>
+        </w:rPr>
+        <w:t>±60%</w:t>
+      </w:r>
+      <w:r>
+        <w:rPr>
+          <w:rFonts w:ascii="Arial" w:hAnsi="Arial"/>
+          <w:color w:val="000000"/>
+          <w:sz w:val="19"/>
+        </w:rPr>
+        <w:t xml:space="preserve"> (+47,3 poin persentase) melalui musyawarah virtual WebRTC.</w:t>
+      </w:r>
+    </w:p>
+    <w:p>
+      <w:pPr>
+        <w:spacing w:line="276" w:lineRule="auto" w:after="80"/>
+        <w:ind w:left="403" w:hanging="403"/>
+        <w:jc w:val="both"/>
+      </w:pPr>
+      <w:r>
+        <w:rPr>
+          <w:rFonts w:ascii="Arial" w:hAnsi="Arial"/>
+          <w:color w:val="000000"/>
+          <w:sz w:val="19"/>
+        </w:rPr>
+        <w:t xml:space="preserve">–  </w:t>
+      </w:r>
+      <w:r>
+        <w:rPr>
+          <w:rFonts w:ascii="Arial" w:hAnsi="Arial"/>
+          <w:b/>
+          <w:color w:val="000000"/>
+          <w:sz w:val="19"/>
+        </w:rPr>
+        <w:t>Valuasi Efisiensi Anggaran Daerah</w:t>
+      </w:r>
+      <w:r>
+        <w:rPr>
+          <w:rFonts w:ascii="Arial" w:hAnsi="Arial"/>
+          <w:color w:val="000000"/>
+          <w:sz w:val="19"/>
+        </w:rPr>
+        <w:t xml:space="preserve">: Penyelenggaraan kegiatan tatap muka konvensional (reses fisik, perjalanan dinas, koordinasi manual, dan rapat fisik) membutuhkan biaya operasional sekitar </w:t>
+      </w:r>
+      <w:r>
+        <w:rPr>
+          <w:rFonts w:ascii="Arial" w:hAnsi="Arial"/>
+          <w:b/>
+          <w:color w:val="000000"/>
+          <w:sz w:val="19"/>
+        </w:rPr>
+        <w:t>±Rp25 miliar per tahun</w:t>
+      </w:r>
+      <w:r>
+        <w:rPr>
+          <w:rFonts w:ascii="Arial" w:hAnsi="Arial"/>
+          <w:color w:val="000000"/>
+          <w:sz w:val="19"/>
+        </w:rPr>
+        <w:t xml:space="preserve">. Melalui platform HUDANG, seluruh siklus beralih ke digital nir-kertas, menghasilkan proyeksi efisiensi anggaran operasional sebesar </w:t>
+      </w:r>
+      <w:r>
+        <w:rPr>
+          <w:rFonts w:ascii="Arial" w:hAnsi="Arial"/>
+          <w:b/>
+          <w:color w:val="000000"/>
+          <w:sz w:val="19"/>
+        </w:rPr>
+        <w:t>±Rp25,06 miliar pada tahun pertama</w:t>
+      </w:r>
+      <w:r>
+        <w:rPr>
+          <w:rFonts w:ascii="Arial" w:hAnsi="Arial"/>
+          <w:color w:val="000000"/>
+          <w:sz w:val="19"/>
+        </w:rPr>
+        <w:t>.</w:t>
+      </w:r>
+    </w:p>
+    <w:p>
+      <w:pPr>
+        <w:spacing w:line="276" w:lineRule="auto" w:after="80"/>
+        <w:ind w:left="403" w:hanging="403"/>
+        <w:jc w:val="both"/>
+      </w:pPr>
+      <w:r>
+        <w:rPr>
+          <w:rFonts w:ascii="Arial" w:hAnsi="Arial"/>
+          <w:color w:val="000000"/>
+          <w:sz w:val="19"/>
+        </w:rPr>
+        <w:t xml:space="preserve">5. </w:t>
+      </w:r>
+      <w:r>
+        <w:rPr>
+          <w:rFonts w:ascii="Arial" w:hAnsi="Arial"/>
+          <w:b/>
+          <w:color w:val="000000"/>
+          <w:sz w:val="19"/>
+        </w:rPr>
+        <w:t>Landasan Kultural Kearifan Lokal Jawa Barat</w:t>
+      </w:r>
+      <w:r>
+        <w:rPr>
+          <w:rFonts w:ascii="Arial" w:hAnsi="Arial"/>
+          <w:color w:val="000000"/>
+          <w:sz w:val="19"/>
+        </w:rPr>
+        <w:t>:</w:t>
+      </w:r>
+    </w:p>
+    <w:p>
+      <w:pPr>
+        <w:spacing w:line="276" w:lineRule="auto" w:after="80"/>
+        <w:ind w:left="403" w:hanging="403"/>
+        <w:jc w:val="both"/>
+      </w:pPr>
+      <w:r>
+        <w:rPr>
+          <w:rFonts w:ascii="Arial" w:hAnsi="Arial"/>
+          <w:color w:val="000000"/>
+          <w:sz w:val="19"/>
+        </w:rPr>
+        <w:t xml:space="preserve">–  Inovasi HUDANG berakar pada kosmologi Sunda </w:t>
+      </w:r>
+      <w:r>
+        <w:rPr>
+          <w:rFonts w:ascii="Arial" w:hAnsi="Arial"/>
+          <w:b/>
+          <w:color w:val="000000"/>
+          <w:sz w:val="19"/>
+        </w:rPr>
+        <w:t>*Papat Kalima Pancer</w:t>
+      </w:r>
+      <w:r>
+        <w:rPr>
+          <w:rFonts w:ascii="Arial" w:hAnsi="Arial"/>
+          <w:i/>
+          <w:color w:val="000000"/>
+          <w:sz w:val="19"/>
+        </w:rPr>
+        <w:t xml:space="preserve"> (Dewan sebagai </w:t>
+      </w:r>
+      <w:r>
+        <w:rPr>
+          <w:rFonts w:ascii="Arial" w:hAnsi="Arial"/>
+          <w:color w:val="000000"/>
+          <w:sz w:val="19"/>
+        </w:rPr>
+        <w:t>pancer</w:t>
+      </w:r>
+      <w:r>
+        <w:rPr>
+          <w:rFonts w:ascii="Arial" w:hAnsi="Arial"/>
+          <w:i/>
+          <w:color w:val="000000"/>
+          <w:sz w:val="19"/>
+        </w:rPr>
+        <w:t xml:space="preserve"> atau poros penjaga keseimbangan aspirasi rakyat dengan semangat </w:t>
+      </w:r>
+      <w:r>
+        <w:rPr>
+          <w:rFonts w:ascii="Arial" w:hAnsi="Arial"/>
+          <w:color w:val="000000"/>
+          <w:sz w:val="19"/>
+        </w:rPr>
+        <w:t>silih asih, silih asah, silih asuh*).</w:t>
+      </w:r>
+    </w:p>
+    <w:p>
+      <w:pPr>
+        <w:spacing w:line="276" w:lineRule="auto" w:after="80"/>
+        <w:ind w:left="403" w:hanging="403"/>
+        <w:jc w:val="both"/>
+      </w:pPr>
+      <w:r>
+        <w:rPr>
+          <w:rFonts w:ascii="Arial" w:hAnsi="Arial"/>
+          <w:color w:val="000000"/>
+          <w:sz w:val="19"/>
+        </w:rPr>
+        <w:t xml:space="preserve">–  Naskah kuna </w:t>
+      </w:r>
+      <w:r>
+        <w:rPr>
+          <w:rFonts w:ascii="Arial" w:hAnsi="Arial"/>
+          <w:b/>
+          <w:color w:val="000000"/>
+          <w:sz w:val="19"/>
+        </w:rPr>
+        <w:t>*Sanghyang Siksa Kandang Karesian</w:t>
+      </w:r>
+      <w:r>
+        <w:rPr>
+          <w:rFonts w:ascii="Arial" w:hAnsi="Arial"/>
+          <w:i/>
+          <w:color w:val="000000"/>
+          <w:sz w:val="19"/>
+        </w:rPr>
+        <w:t xml:space="preserve"> mengamanatkan kepemimpinan </w:t>
+      </w:r>
+      <w:r>
+        <w:rPr>
+          <w:rFonts w:ascii="Arial" w:hAnsi="Arial"/>
+          <w:b/>
+          <w:color w:val="000000"/>
+          <w:sz w:val="19"/>
+        </w:rPr>
+        <w:t>Tri Tangtu di Buana</w:t>
+      </w:r>
+      <w:r>
+        <w:rPr>
+          <w:rFonts w:ascii="Arial" w:hAnsi="Arial"/>
+          <w:i/>
+          <w:color w:val="000000"/>
+          <w:sz w:val="19"/>
+        </w:rPr>
+        <w:t xml:space="preserve">: </w:t>
+      </w:r>
+      <w:r>
+        <w:rPr>
+          <w:rFonts w:ascii="Arial" w:hAnsi="Arial"/>
+          <w:color w:val="000000"/>
+          <w:sz w:val="19"/>
+        </w:rPr>
+        <w:t>Prabu</w:t>
+      </w:r>
+      <w:r>
+        <w:rPr>
+          <w:rFonts w:ascii="Arial" w:hAnsi="Arial"/>
+          <w:i/>
+          <w:color w:val="000000"/>
+          <w:sz w:val="19"/>
+        </w:rPr>
+        <w:t xml:space="preserve"> (ketegasan eksekusi kebijakan), </w:t>
+      </w:r>
+      <w:r>
+        <w:rPr>
+          <w:rFonts w:ascii="Arial" w:hAnsi="Arial"/>
+          <w:color w:val="000000"/>
+          <w:sz w:val="19"/>
+        </w:rPr>
+        <w:t>Rama</w:t>
+      </w:r>
+      <w:r>
+        <w:rPr>
+          <w:rFonts w:ascii="Arial" w:hAnsi="Arial"/>
+          <w:i/>
+          <w:color w:val="000000"/>
+          <w:sz w:val="19"/>
+        </w:rPr>
+        <w:t xml:space="preserve"> (kehadiran wakil rakyat mengayomi tanpa jarak), dan </w:t>
+      </w:r>
+      <w:r>
+        <w:rPr>
+          <w:rFonts w:ascii="Arial" w:hAnsi="Arial"/>
+          <w:color w:val="000000"/>
+          <w:sz w:val="19"/>
+        </w:rPr>
+        <w:t>Resi</w:t>
+      </w:r>
+      <w:r>
+        <w:rPr>
+          <w:rFonts w:ascii="Arial" w:hAnsi="Arial"/>
+          <w:i/>
+          <w:color w:val="000000"/>
+          <w:sz w:val="19"/>
+        </w:rPr>
+        <w:t xml:space="preserve"> (integritas batin moral). Falsafah </w:t>
+      </w:r>
+      <w:r>
+        <w:rPr>
+          <w:rFonts w:ascii="Arial" w:hAnsi="Arial"/>
+          <w:color w:val="000000"/>
+          <w:sz w:val="19"/>
+        </w:rPr>
+        <w:t>"bayu pinahka prebu, sabda pinahka rama, hedap pinahka resi"* diwujudkan secara nyata melalui Platform HUDANG yang mengompresi sekat ruang dan waktu birokrasi.</w:t>
+      </w:r>
+    </w:p>
+    <w:p>
+      <w:pPr>
+        <w:spacing w:line="276" w:lineRule="auto" w:after="80"/>
+        <w:ind w:left="403" w:hanging="403"/>
+        <w:jc w:val="both"/>
+      </w:pPr>
+      <w:r>
+        <w:rPr>
+          <w:rFonts w:ascii="Arial" w:hAnsi="Arial"/>
+          <w:color w:val="000000"/>
+          <w:sz w:val="19"/>
+        </w:rPr>
+        <w:t xml:space="preserve">6. </w:t>
+      </w:r>
+      <w:r>
+        <w:rPr>
+          <w:rFonts w:ascii="Arial" w:hAnsi="Arial"/>
+          <w:b/>
+          <w:color w:val="000000"/>
+          <w:sz w:val="19"/>
+        </w:rPr>
+        <w:t>Permasalahan Rekayasa Komputasi yang Diselesaikan Sistem</w:t>
+      </w:r>
+      <w:r>
+        <w:rPr>
+          <w:rFonts w:ascii="Arial" w:hAnsi="Arial"/>
+          <w:color w:val="000000"/>
+          <w:sz w:val="19"/>
+        </w:rPr>
+        <w:t>:</w:t>
+      </w:r>
+    </w:p>
+    <w:p>
+      <w:pPr>
+        <w:spacing w:line="276" w:lineRule="auto" w:after="80"/>
+        <w:ind w:left="403" w:hanging="403"/>
+        <w:jc w:val="both"/>
+      </w:pPr>
+      <w:r>
+        <w:rPr>
+          <w:rFonts w:ascii="Arial" w:hAnsi="Arial"/>
+          <w:color w:val="000000"/>
+          <w:sz w:val="19"/>
+        </w:rPr>
+        <w:t xml:space="preserve">–  </w:t>
+      </w:r>
+      <w:r>
+        <w:rPr>
+          <w:rFonts w:ascii="Arial" w:hAnsi="Arial"/>
+          <w:i/>
+          <w:color w:val="000000"/>
+          <w:sz w:val="19"/>
+        </w:rPr>
+        <w:t>I/O Bottleneck &amp; Unprocessed Backlog</w:t>
+      </w:r>
+      <w:r>
+        <w:rPr>
+          <w:rFonts w:ascii="Arial" w:hAnsi="Arial"/>
+          <w:color w:val="000000"/>
+          <w:sz w:val="19"/>
+        </w:rPr>
+        <w:t xml:space="preserve">: Eliminasi penumpukan 84,0% berkas tertahan melalui antrean transmisi asinkron terdistribusi dan </w:t>
+      </w:r>
+      <w:r>
+        <w:rPr>
+          <w:rFonts w:ascii="Arial" w:hAnsi="Arial"/>
+          <w:i/>
+          <w:color w:val="000000"/>
+          <w:sz w:val="19"/>
+        </w:rPr>
+        <w:t>Multi-Format Media Vault</w:t>
+      </w:r>
+      <w:r>
+        <w:rPr>
+          <w:rFonts w:ascii="Arial" w:hAnsi="Arial"/>
+          <w:color w:val="000000"/>
+          <w:sz w:val="19"/>
+        </w:rPr>
+        <w:t xml:space="preserve"> hingga 50 MB.</w:t>
+      </w:r>
+    </w:p>
+    <w:p>
+      <w:pPr>
+        <w:spacing w:line="276" w:lineRule="auto" w:after="80"/>
+        <w:ind w:left="403" w:hanging="403"/>
+        <w:jc w:val="both"/>
+      </w:pPr>
+      <w:r>
+        <w:rPr>
+          <w:rFonts w:ascii="Arial" w:hAnsi="Arial"/>
+          <w:color w:val="000000"/>
+          <w:sz w:val="19"/>
+        </w:rPr>
+        <w:t xml:space="preserve">–  </w:t>
       </w:r>
       <w:r>
         <w:rPr>
@@ -1061,24 +2472,7 @@
           <w:color w:val="000000"/>
           <w:sz w:val="19"/>
         </w:rPr>
-        <w:t xml:space="preserve">) pada jaringan seluler warga di pelosok Jawa Barat, yang memerlukan perancangan arsitektur WebRTC berbasis </w:t>
-      </w:r>
-      <w:r>
-        <w:rPr>
-          <w:rFonts w:ascii="Arial" w:hAnsi="Arial"/>
-          <w:i/>
-          <w:color w:val="000000"/>
-          <w:sz w:val="19"/>
-        </w:rPr>
-        <w:t>Selective Forwarding Unit</w:t>
-      </w:r>
-      <w:r>
-        <w:rPr>
-          <w:rFonts w:ascii="Arial" w:hAnsi="Arial"/>
-          <w:color w:val="000000"/>
-          <w:sz w:val="19"/>
-        </w:rPr>
-        <w:t xml:space="preserve"> (SFU) dengan latensi komunikasi interaktif di bawah 150 milidetik pada koneksi 4G/5G dan di bawah 300 milidetik pada koneksi 3G.</w:t>
+        <w:t>: Penembusan firewall pada jaringan seluler warga pelosok 15 Dapil via Selective Forwarding Unit (SFU) LiveKit dengan target latensi interaktif &lt; 150 ms (4G/5G) dan &lt; 300 ms (3G).</w:t>
       </w:r>
     </w:p>
     <w:p>
@@ -1093,7 +2487,7 @@
           <w:color w:val="000000"/>
           <w:sz w:val="19"/>
         </w:rPr>
-        <w:t>3. Permasalahan beban komputasi konversi format berkas multimedia dan ekstraksi teks kata demi kata (</w:t>
+        <w:t xml:space="preserve">–  </w:t>
       </w:r>
       <w:r>
         <w:rPr>
@@ -1102,7 +2496,7 @@
           <w:color w:val="000000"/>
           <w:sz w:val="19"/>
         </w:rPr>
-        <w:t>speech-to-text transcription</w:t>
+        <w:t>Automated Triage &amp; Speech Transcription</w:t>
       </w:r>
       <w:r>
         <w:rPr>
@@ -1110,41 +2504,7 @@
           <w:color w:val="000000"/>
           <w:sz w:val="19"/>
         </w:rPr>
-        <w:t xml:space="preserve">), yang membutuhkan perancangan pipeline asinkron berbasis </w:t>
-      </w:r>
-      <w:r>
-        <w:rPr>
-          <w:rFonts w:ascii="Arial" w:hAnsi="Arial"/>
-          <w:i/>
-          <w:color w:val="000000"/>
-          <w:sz w:val="19"/>
-        </w:rPr>
-        <w:t>background worker</w:t>
-      </w:r>
-      <w:r>
-        <w:rPr>
-          <w:rFonts w:ascii="Arial" w:hAnsi="Arial"/>
-          <w:color w:val="000000"/>
-          <w:sz w:val="19"/>
-        </w:rPr>
-        <w:t xml:space="preserve"> dengan transkoding audio FFmpeg ke format PCM 16-bit 16 kHz mono serta integrasi streaming model bahasa berskala besar (</w:t>
-      </w:r>
-      <w:r>
-        <w:rPr>
-          <w:rFonts w:ascii="Arial" w:hAnsi="Arial"/>
-          <w:i/>
-          <w:color w:val="000000"/>
-          <w:sz w:val="19"/>
-        </w:rPr>
-        <w:t>multimodal LLM</w:t>
-      </w:r>
-      <w:r>
-        <w:rPr>
-          <w:rFonts w:ascii="Arial" w:hAnsi="Arial"/>
-          <w:color w:val="000000"/>
-          <w:sz w:val="19"/>
-        </w:rPr>
-        <w:t>) dengan waktu respons inferensi kurang dari 120 detik per berkas audio berdurasi 60 menit.</w:t>
+        <w:t>: Ekstraksi verbatim audio persidangan dan penelaahan proposal aspirasi otomatis menggunakan model AI multimodal Google Gemini 2.5 Flash dalam &lt; 120 detik per jam sesi.</w:t>
       </w:r>
     </w:p>
     <w:p>
@@ -1159,7 +2519,7 @@
           <w:color w:val="000000"/>
           <w:sz w:val="19"/>
         </w:rPr>
-        <w:t>4. Permasalahan integritas data relasional dan konsistensi transaksional (</w:t>
+        <w:t xml:space="preserve">–  </w:t>
       </w:r>
       <w:r>
         <w:rPr>
@@ -1176,58 +2536,7 @@
           <w:color w:val="000000"/>
           <w:sz w:val="19"/>
         </w:rPr>
-        <w:t>) pada pencatatan naskah dinas berjenjang, yang memerlukan implementasi pemodelan data relasional multi-relasi (</w:t>
-      </w:r>
-      <w:r>
-        <w:rPr>
-          <w:rFonts w:ascii="Arial" w:hAnsi="Arial"/>
-          <w:i/>
-          <w:color w:val="000000"/>
-          <w:sz w:val="19"/>
-        </w:rPr>
-        <w:t>foreign keys</w:t>
-      </w:r>
-      <w:r>
-        <w:rPr>
-          <w:rFonts w:ascii="Arial" w:hAnsi="Arial"/>
-          <w:color w:val="000000"/>
-          <w:sz w:val="19"/>
-        </w:rPr>
-        <w:t xml:space="preserve">, </w:t>
-      </w:r>
-      <w:r>
-        <w:rPr>
-          <w:rFonts w:ascii="Arial" w:hAnsi="Arial"/>
-          <w:i/>
-          <w:color w:val="000000"/>
-          <w:sz w:val="19"/>
-        </w:rPr>
-        <w:t>cascading rules</w:t>
-      </w:r>
-      <w:r>
-        <w:rPr>
-          <w:rFonts w:ascii="Arial" w:hAnsi="Arial"/>
-          <w:color w:val="000000"/>
-          <w:sz w:val="19"/>
-        </w:rPr>
-        <w:t xml:space="preserve">, dan </w:t>
-      </w:r>
-      <w:r>
-        <w:rPr>
-          <w:rFonts w:ascii="Arial" w:hAnsi="Arial"/>
-          <w:i/>
-          <w:color w:val="000000"/>
-          <w:sz w:val="19"/>
-        </w:rPr>
-        <w:t>atomic status transitions</w:t>
-      </w:r>
-      <w:r>
-        <w:rPr>
-          <w:rFonts w:ascii="Arial" w:hAnsi="Arial"/>
-          <w:color w:val="000000"/>
-          <w:sz w:val="19"/>
-        </w:rPr>
-        <w:t>) dari fase penerbitan lembar disposisi, pembuktian baca pejabat, komitmen dinas, hingga pengunggahan bukti penyelesaian fisik lapangan 100 persen.</w:t>
+        <w:t>: Penegakan integritas data relasional multi-tahap pada 5 tahapan definitif E-Aspirasi dan 4 tahap disposisi E-Audiensi (Disposisi, Konfirmasi Baca, Tanggapan OPD, hingga Laporan Lapangan 100%).</w:t>
       </w:r>
     </w:p>
     <w:p>
@@ -1242,7 +2551,24 @@
           <w:color w:val="000000"/>
           <w:sz w:val="19"/>
         </w:rPr>
-        <w:t>5. Permasalahan standardisasi interoperabilitas data dan integrasi antarmuka pemrograman aplikasi (REST API) lintas lembaga, yang menuntut ketersediaan serialisasi skema data JSON yang kompatibel penuh dengan format kamus usulan Sistem Informasi Pemerintahan Daerah (SIPD Republik Indonesia) serta lapisan pemetaan spasial GeoJSON 27 Kabupaten dan Kota se-Jawa Barat.</w:t>
+        <w:t xml:space="preserve">–  </w:t>
+      </w:r>
+      <w:r>
+        <w:rPr>
+          <w:rFonts w:ascii="Arial" w:hAnsi="Arial"/>
+          <w:i/>
+          <w:color w:val="000000"/>
+          <w:sz w:val="19"/>
+        </w:rPr>
+        <w:t>Standardisasi Interoperabilitas SPBE</w:t>
+      </w:r>
+      <w:r>
+        <w:rPr>
+          <w:rFonts w:ascii="Arial" w:hAnsi="Arial"/>
+          <w:color w:val="000000"/>
+          <w:sz w:val="19"/>
+        </w:rPr>
+        <w:t>: Format serialisasi JSON yang kompatibel dengan SIPD-RI Kemendagri dan visualisasi spasial 27 Kabupaten/Kota se-Jawa Barat.</w:t>
       </w:r>
     </w:p>
     <w:p>
